--- a/docs/editor_response_letter.docx
+++ b/docs/editor_response_letter.docx
@@ -190,7 +190,7 @@
         </w:numPr>
       </w:pPr>
       <w:r>
-        <w:t xml:space="preserve">a comparison against the DExperts, GeDi, and prompt-only baselines showing that dual</w:t>
+        <w:t xml:space="preserve">a comparison against the DExperts and GeDi decoding-time baselines showing that dual</w:t>
       </w:r>
       <w:r>
         <w:t xml:space="preserve"> </w:t>
@@ -718,13 +718,7 @@
         <w:t xml:space="preserve"> </w:t>
       </w:r>
       <w:r>
-        <w:t xml:space="preserve">lowers the independent clickbait score from 0.079 to 0.057). We compare against a prompt-only</w:t>
-      </w:r>
-      <w:r>
-        <w:t xml:space="preserve"> </w:t>
-      </w:r>
-      <w:r>
-        <w:t xml:space="preserve">baseline and the two representative</w:t>
+        <w:t xml:space="preserve">lowers the independent clickbait score from 0.079 to 0.057). We compare against the two representative</w:t>
       </w:r>
       <w:r>
         <w:t xml:space="preserve"> </w:t>
@@ -743,77 +737,71 @@
         <w:t xml:space="preserve">DExperts and GeDi</w:t>
       </w:r>
       <w:r>
-        <w:t xml:space="preserve">, each with its own strength sweep. The</w:t>
-      </w:r>
-      <w:r>
-        <w:t xml:space="preserve"> </w:t>
-      </w:r>
-      <w:r>
-        <w:t xml:space="preserve">comparison shows that dual control</w:t>
-      </w:r>
-      <w:r>
-        <w:t xml:space="preserve"> </w:t>
-      </w:r>
-      <w:r>
-        <w:rPr>
-          <w:b/>
-          <w:bCs/>
-        </w:rPr>
-        <w:t xml:space="preserve">decouples engagement from clickbait</w:t>
-      </w:r>
-      <w:r>
-        <w:t xml:space="preserve"> </w:t>
-      </w:r>
-      <w:r>
-        <w:t xml:space="preserve">(Table 6, Figure</w:t>
-      </w:r>
-      <w:r>
-        <w:t xml:space="preserve"> </w:t>
-      </w:r>
-      <w:r>
-        <w:t xml:space="preserve">6): at matched tactic realization the dual guide holds the independent clickbait probability</w:t>
-      </w:r>
-      <w:r>
-        <w:t xml:space="preserve"> </w:t>
-      </w:r>
-      <w:r>
-        <w:t xml:space="preserve">low (0.057) while preserving fidelity (BERTScore 0.25), whereas the single-axis baselines</w:t>
-      </w:r>
-      <w:r>
-        <w:t xml:space="preserve"> </w:t>
-      </w:r>
-      <w:r>
-        <w:t xml:space="preserve">couple the two, so realizing the same tactic drives their induced clickbait up steeply</w:t>
-      </w:r>
-      <w:r>
-        <w:t xml:space="preserve"> </w:t>
-      </w:r>
-      <w:r>
-        <w:t xml:space="preserve">(DExperts 0.06 to 0.73 across its strength sweep; GeDi to 0.59) with fidelity falling in</w:t>
-      </w:r>
-      <w:r>
-        <w:t xml:space="preserve"> </w:t>
-      </w:r>
-      <w:r>
-        <w:t xml:space="preserve">step. For a fair comparison DExperts is decoded with a repetition penalty (1.3) and a</w:t>
-      </w:r>
-      <w:r>
-        <w:t xml:space="preserve"> </w:t>
-      </w:r>
-      <w:r>
-        <w:t xml:space="preserve">headline-length cap, since unconstrained greedy product-of-experts decoding degenerates into</w:t>
-      </w:r>
-      <w:r>
-        <w:t xml:space="preserve"> </w:t>
-      </w:r>
-      <w:r>
-        <w:t xml:space="preserve">repetition at high steering strength. This decoupling, which single-axis baselines cannot</w:t>
-      </w:r>
-      <w:r>
-        <w:t xml:space="preserve"> </w:t>
-      </w:r>
-      <w:r>
-        <w:t xml:space="preserve">express, is the dual-control contribution.</w:t>
+        <w:t xml:space="preserve">, each with its own strength sweep. The dual guide</w:t>
+      </w:r>
+      <w:r>
+        <w:t xml:space="preserve"> </w:t>
+      </w:r>
+      <w:r>
+        <w:t xml:space="preserve">adds an</w:t>
+      </w:r>
+      <w:r>
+        <w:t xml:space="preserve"> </w:t>
+      </w:r>
+      <w:r>
+        <w:rPr>
+          <w:b/>
+          <w:bCs/>
+        </w:rPr>
+        <w:t xml:space="preserve">independent clickbait brake</w:t>
+      </w:r>
+      <w:r>
+        <w:t xml:space="preserve"> </w:t>
+      </w:r>
+      <w:r>
+        <w:t xml:space="preserve">(Table 6, Figure 6): a lever that lowers induced</w:t>
+      </w:r>
+      <w:r>
+        <w:t xml:space="preserve"> </w:t>
+      </w:r>
+      <w:r>
+        <w:t xml:space="preserve">clickbait separately from the engagement weight, which the single-axis methods lack. At low</w:t>
+      </w:r>
+      <w:r>
+        <w:t xml:space="preserve"> </w:t>
+      </w:r>
+      <w:r>
+        <w:t xml:space="preserve">steering the baselines are competitive, but because their single control couples engagement and</w:t>
+      </w:r>
+      <w:r>
+        <w:t xml:space="preserve"> </w:t>
+      </w:r>
+      <w:r>
+        <w:t xml:space="preserve">clickbait, pushing it past the operating point drives their induced clickbait up steeply</w:t>
+      </w:r>
+      <w:r>
+        <w:t xml:space="preserve"> </w:t>
+      </w:r>
+      <w:r>
+        <w:t xml:space="preserve">(DExperts 0.06 to 0.73 across its strength sweep; GeDi to 0.59) with fidelity falling in step.</w:t>
+      </w:r>
+      <w:r>
+        <w:t xml:space="preserve"> </w:t>
+      </w:r>
+      <w:r>
+        <w:t xml:space="preserve">For a fair comparison DExperts is decoded with a repetition penalty (1.3) and a headline-length</w:t>
+      </w:r>
+      <w:r>
+        <w:t xml:space="preserve"> </w:t>
+      </w:r>
+      <w:r>
+        <w:t xml:space="preserve">cap, since unconstrained greedy product-of-experts decoding degenerates into repetition at high</w:t>
+      </w:r>
+      <w:r>
+        <w:t xml:space="preserve"> </w:t>
+      </w:r>
+      <w:r>
+        <w:t xml:space="preserve">steering strength.</w:t>
       </w:r>
     </w:p>
     <w:bookmarkEnd w:id="20"/>
@@ -1115,25 +1103,31 @@
         <w:t xml:space="preserve"> </w:t>
       </w:r>
       <w:r>
-        <w:t xml:space="preserve">Both are now present: the full four-cell ablation and the prompt-only,</w:t>
-      </w:r>
-      <w:r>
-        <w:t xml:space="preserve"> </w:t>
-      </w:r>
-      <w:r>
-        <w:t xml:space="preserve">DExperts, and GeDi baselines, with a decoupling analysis (Table 6, Figure 6) and a</w:t>
-      </w:r>
-      <w:r>
-        <w:t xml:space="preserve"> </w:t>
-      </w:r>
-      <w:r>
-        <w:t xml:space="preserve">qualitative side-by-side (Table 11) showing that the single-axis baselines reach the target</w:t>
-      </w:r>
-      <w:r>
-        <w:t xml:space="preserve"> </w:t>
-      </w:r>
-      <w:r>
-        <w:t xml:space="preserve">tactic only at markedly higher induced clickbait, whereas the dual brake holds it low.</w:t>
+        <w:t xml:space="preserve">Both are now present: the full four-cell ablation and the</w:t>
+      </w:r>
+      <w:r>
+        <w:t xml:space="preserve"> </w:t>
+      </w:r>
+      <w:r>
+        <w:t xml:space="preserve">DExperts and GeDi baselines, with a decoupling analysis (Table 6, Figure 6) and a</w:t>
+      </w:r>
+      <w:r>
+        <w:t xml:space="preserve"> </w:t>
+      </w:r>
+      <w:r>
+        <w:t xml:space="preserve">qualitative side-by-side (Table 11) showing that when the single-axis baselines are pushed to</w:t>
+      </w:r>
+      <w:r>
+        <w:t xml:space="preserve"> </w:t>
+      </w:r>
+      <w:r>
+        <w:t xml:space="preserve">high steering their induced clickbait rises steeply, whereas the dual guide’s independent brake</w:t>
+      </w:r>
+      <w:r>
+        <w:t xml:space="preserve"> </w:t>
+      </w:r>
+      <w:r>
+        <w:t xml:space="preserve">keeps it low.</w:t>
       </w:r>
       <w:r>
         <w:t xml:space="preserve"> </w:t>

--- a/docs/editor_response_letter.docx
+++ b/docs/editor_response_letter.docx
@@ -154,7 +154,7 @@
         </w:numPr>
       </w:pPr>
       <w:r>
-        <w:t xml:space="preserve">prefix-level validation of the guide on real headlines (4.6, Figure 7);</w:t>
+        <w:t xml:space="preserve">prefix-level validation of the guide on real headlines (4.6, Figure 5);</w:t>
       </w:r>
     </w:p>
     <w:p>
@@ -178,7 +178,7 @@
         </w:numPr>
       </w:pPr>
       <w:r>
-        <w:t xml:space="preserve">a four-cell dual-guidance ablation on 300 held-out headlines (4.8, Table 5, Figure 5);</w:t>
+        <w:t xml:space="preserve">a four-cell dual-guidance ablation on 300 held-out headlines (4.8, Table 6, Figure 6);</w:t>
       </w:r>
     </w:p>
     <w:p>
@@ -196,7 +196,7 @@
         <w:t xml:space="preserve"> </w:t>
       </w:r>
       <w:r>
-        <w:t xml:space="preserve">control decouples engagement from clickbait (4.9, Table 6, Figure 6, Table 11);</w:t>
+        <w:t xml:space="preserve">control decouples engagement from clickbait (4.9, Table 7, Figure 7, Table 8);</w:t>
       </w:r>
     </w:p>
     <w:p>
@@ -208,7 +208,7 @@
         </w:numPr>
       </w:pPr>
       <w:r>
-        <w:t xml:space="preserve">a rater-based evaluation with three independent annotators (4.10, Table 7);</w:t>
+        <w:t xml:space="preserve">a rater-based evaluation with three independent annotators (4.10, Table 9);</w:t>
       </w:r>
     </w:p>
     <w:p>
@@ -220,7 +220,7 @@
         </w:numPr>
       </w:pPr>
       <w:r>
-        <w:t xml:space="preserve">a robustness and factuality analysis (4.11, Table 8);</w:t>
+        <w:t xml:space="preserve">a robustness and factuality analysis (4.11, Table 10);</w:t>
       </w:r>
     </w:p>
     <w:p>
@@ -232,7 +232,7 @@
         </w:numPr>
       </w:pPr>
       <w:r>
-        <w:t xml:space="preserve">cross-domain generalization to non-Reuters headlines (4.12, Table 9);</w:t>
+        <w:t xml:space="preserve">cross-domain generalization to non-Reuters headlines (4.12, Table 11);</w:t>
       </w:r>
     </w:p>
     <w:p>
@@ -244,7 +244,7 @@
         </w:numPr>
       </w:pPr>
       <w:r>
-        <w:t xml:space="preserve">transfer to a second base-model family, Qwen2.5-7B (4.13, Table 10).</w:t>
+        <w:t xml:space="preserve">transfer to a second base-model family, Qwen2.5-7B (4.13, Table 12).</w:t>
       </w:r>
     </w:p>
     <w:p>
@@ -409,7 +409,7 @@
         <w:t xml:space="preserve"> </w:t>
       </w:r>
       <w:r>
-        <w:t xml:space="preserve">Figure 7) shows the guide predicts the human label from an early prefix, with AUROC rising</w:t>
+        <w:t xml:space="preserve">Figure 5) shows the guide predicts the human label from an early prefix, with AUROC rising</w:t>
       </w:r>
       <w:r>
         <w:t xml:space="preserve"> </w:t>
@@ -759,7 +759,7 @@
         <w:t xml:space="preserve"> </w:t>
       </w:r>
       <w:r>
-        <w:t xml:space="preserve">(Table 6, Figure 6): a lever that lowers induced</w:t>
+        <w:t xml:space="preserve">(Table 7, Figure 7): a lever that lowers induced</w:t>
       </w:r>
       <w:r>
         <w:t xml:space="preserve"> </w:t>
@@ -1083,7 +1083,7 @@
           <w:i/>
           <w:iCs/>
         </w:rPr>
-        <w:t xml:space="preserve">Addressed (Sections 4.8–4.9, Tables 5, 6, 11;</w:t>
+        <w:t xml:space="preserve">Addressed (Sections 4.8–4.9, Tables 6, 7, 8;</w:t>
       </w:r>
       <w:r>
         <w:rPr>
@@ -1097,7 +1097,7 @@
           <w:i/>
           <w:iCs/>
         </w:rPr>
-        <w:t xml:space="preserve">Figures 5, 6).</w:t>
+        <w:t xml:space="preserve">Figures 6, 7).</w:t>
       </w:r>
       <w:r>
         <w:t xml:space="preserve"> </w:t>
@@ -1109,13 +1109,13 @@
         <w:t xml:space="preserve"> </w:t>
       </w:r>
       <w:r>
-        <w:t xml:space="preserve">DExperts and GeDi baselines, with a decoupling analysis (Table 6, Figure 6) and a</w:t>
-      </w:r>
-      <w:r>
-        <w:t xml:space="preserve"> </w:t>
-      </w:r>
-      <w:r>
-        <w:t xml:space="preserve">qualitative side-by-side (Table 11) showing that when the single-axis baselines are pushed to</w:t>
+        <w:t xml:space="preserve">DExperts and GeDi baselines, with a decoupling analysis (Table 7, Figure 7) and a</w:t>
+      </w:r>
+      <w:r>
+        <w:t xml:space="preserve"> </w:t>
+      </w:r>
+      <w:r>
+        <w:t xml:space="preserve">qualitative side-by-side (Table 8) showing that when the single-axis baselines are pushed to</w:t>
       </w:r>
       <w:r>
         <w:t xml:space="preserve"> </w:t>
@@ -1362,7 +1362,7 @@
           <w:i/>
           <w:iCs/>
         </w:rPr>
-        <w:t xml:space="preserve">4.11, Table 8).</w:t>
+        <w:t xml:space="preserve">4.11, Table 10).</w:t>
       </w:r>
       <w:r>
         <w:t xml:space="preserve"> </w:t>
@@ -1854,7 +1854,7 @@
           <w:b/>
           <w:bCs/>
         </w:rPr>
-        <w:t xml:space="preserve">Cross-domain generalization (Section 4.12, Table 9).</w:t>
+        <w:t xml:space="preserve">Cross-domain generalization (Section 4.12, Table 11).</w:t>
       </w:r>
       <w:r>
         <w:t xml:space="preserve"> </w:t>
@@ -1910,7 +1910,7 @@
           <w:b/>
           <w:bCs/>
         </w:rPr>
-        <w:t xml:space="preserve">Transfer to a second base generator (Section 4.13, Table 10).</w:t>
+        <w:t xml:space="preserve">Transfer to a second base generator (Section 4.13, Table 12).</w:t>
       </w:r>
       <w:r>
         <w:t xml:space="preserve"> </w:t>
@@ -1966,7 +1966,7 @@
           <w:b/>
           <w:bCs/>
         </w:rPr>
-        <w:t xml:space="preserve">Factuality calibration (Table 8).</w:t>
+        <w:t xml:space="preserve">Factuality calibration (Table 10).</w:t>
       </w:r>
       <w:r>
         <w:t xml:space="preserve"> </w:t>
@@ -2024,13 +2024,13 @@
         <w:t xml:space="preserve"> </w:t>
       </w:r>
       <w:r>
-        <w:t xml:space="preserve">(Section 4.4), a full four-cell grid on three headlines (Table 12), and a qualitative</w:t>
-      </w:r>
-      <w:r>
-        <w:t xml:space="preserve"> </w:t>
-      </w:r>
-      <w:r>
-        <w:t xml:space="preserve">cross-method comparison (Table 11) make the control behaviour concrete.</w:t>
+        <w:t xml:space="preserve">(Section 4.4), a full four-cell grid on three headlines (Table 4), and a qualitative</w:t>
+      </w:r>
+      <w:r>
+        <w:t xml:space="preserve"> </w:t>
+      </w:r>
+      <w:r>
+        <w:t xml:space="preserve">cross-method comparison (Table 8) make the control behaviour concrete.</w:t>
       </w:r>
     </w:p>
     <w:p>

--- a/docs/editor_response_letter.docx
+++ b/docs/editor_response_letter.docx
@@ -115,7 +115,97 @@
           <w:i/>
           <w:sz w:val="20"/>
         </w:rPr>
-        <w:t xml:space="preserve">constructive reports. We have</w:t>
+        <w:t xml:space="preserve">constructive reports. We have expanded the experimental program,</w:t>
+      </w:r>
+      <w:r>
+        <w:rPr>
+          <w:rFonts w:ascii="Georgia" w:hAnsi="Georgia"/>
+          <w:b w:val="0"/>
+          <w:i/>
+          <w:sz w:val="20"/>
+        </w:rPr>
+        <w:t xml:space="preserve"> </w:t>
+      </w:r>
+      <w:r>
+        <w:rPr>
+          <w:rFonts w:ascii="Georgia" w:hAnsi="Georgia"/>
+          <w:b w:val="0"/>
+          <w:i/>
+          <w:sz w:val="20"/>
+        </w:rPr>
+        <w:t xml:space="preserve">converting a manuscript whose central claims rested on qualitative</w:t>
+      </w:r>
+      <w:r>
+        <w:rPr>
+          <w:rFonts w:ascii="Georgia" w:hAnsi="Georgia"/>
+          <w:b w:val="0"/>
+          <w:i/>
+          <w:sz w:val="20"/>
+        </w:rPr>
+        <w:t xml:space="preserve"> </w:t>
+      </w:r>
+      <w:r>
+        <w:rPr>
+          <w:rFonts w:ascii="Georgia" w:hAnsi="Georgia"/>
+          <w:b w:val="0"/>
+          <w:i/>
+          <w:sz w:val="20"/>
+        </w:rPr>
+        <w:t xml:space="preserve">examples into one in which every claim is backed by quantitative</w:t>
+      </w:r>
+      <w:r>
+        <w:rPr>
+          <w:rFonts w:ascii="Georgia" w:hAnsi="Georgia"/>
+          <w:b w:val="0"/>
+          <w:i/>
+          <w:sz w:val="20"/>
+        </w:rPr>
+        <w:t xml:space="preserve"> </w:t>
+      </w:r>
+      <w:r>
+        <w:rPr>
+          <w:rFonts w:ascii="Georgia" w:hAnsi="Georgia"/>
+          <w:b w:val="0"/>
+          <w:i/>
+          <w:sz w:val="20"/>
+        </w:rPr>
+        <w:t xml:space="preserve">evidence with independent metrics, item-matched significance testing,</w:t>
+      </w:r>
+      <w:r>
+        <w:rPr>
+          <w:rFonts w:ascii="Georgia" w:hAnsi="Georgia"/>
+          <w:b w:val="0"/>
+          <w:i/>
+          <w:sz w:val="20"/>
+        </w:rPr>
+        <w:t xml:space="preserve"> </w:t>
+      </w:r>
+      <w:r>
+        <w:rPr>
+          <w:rFonts w:ascii="Georgia" w:hAnsi="Georgia"/>
+          <w:b w:val="0"/>
+          <w:i/>
+          <w:sz w:val="20"/>
+        </w:rPr>
+        <w:t xml:space="preserve">and confidence intervals. In the revised manuscript, every passage</w:t>
+      </w:r>
+      <w:r>
+        <w:rPr>
+          <w:rFonts w:ascii="Georgia" w:hAnsi="Georgia"/>
+          <w:b w:val="0"/>
+          <w:i/>
+          <w:sz w:val="20"/>
+        </w:rPr>
+        <w:t xml:space="preserve"> </w:t>
+      </w:r>
+      <w:r>
+        <w:rPr>
+          <w:rFonts w:ascii="Georgia" w:hAnsi="Georgia"/>
+          <w:b w:val="0"/>
+          <w:i/>
+          <w:sz w:val="20"/>
+        </w:rPr>
+        <w:t xml:space="preserve">changed in this revision is highlighted in</w:t>
       </w:r>
       <w:r>
         <w:rPr>
@@ -134,144 +224,6 @@
           <w:i/>
           <w:sz w:val="20"/>
         </w:rPr>
-        <w:t xml:space="preserve">significantly improved and</w:t>
-      </w:r>
-      <w:r>
-        <w:rPr>
-          <w:rFonts w:ascii="Georgia" w:hAnsi="Georgia"/>
-          <w:b w:val="0"/>
-          <w:bCs/>
-          <w:i/>
-          <w:sz w:val="20"/>
-        </w:rPr>
-        <w:t xml:space="preserve"> </w:t>
-      </w:r>
-      <w:r>
-        <w:rPr>
-          <w:rFonts w:ascii="Georgia" w:hAnsi="Georgia"/>
-          <w:b w:val="0"/>
-          <w:bCs/>
-          <w:i/>
-          <w:sz w:val="20"/>
-        </w:rPr>
-        <w:t xml:space="preserve">expanded the experimental program</w:t>
-      </w:r>
-      <w:r>
-        <w:rPr>
-          <w:rFonts w:ascii="Georgia" w:hAnsi="Georgia"/>
-          <w:b w:val="0"/>
-          <w:i/>
-          <w:sz w:val="20"/>
-        </w:rPr>
-        <w:t xml:space="preserve">, converting a manuscript</w:t>
-      </w:r>
-      <w:r>
-        <w:rPr>
-          <w:rFonts w:ascii="Georgia" w:hAnsi="Georgia"/>
-          <w:b w:val="0"/>
-          <w:i/>
-          <w:sz w:val="20"/>
-        </w:rPr>
-        <w:t xml:space="preserve"> </w:t>
-      </w:r>
-      <w:r>
-        <w:rPr>
-          <w:rFonts w:ascii="Georgia" w:hAnsi="Georgia"/>
-          <w:b w:val="0"/>
-          <w:i/>
-          <w:sz w:val="20"/>
-        </w:rPr>
-        <w:t xml:space="preserve">whose central claims rested on qualitative examples into one in which</w:t>
-      </w:r>
-      <w:r>
-        <w:rPr>
-          <w:rFonts w:ascii="Georgia" w:hAnsi="Georgia"/>
-          <w:b w:val="0"/>
-          <w:i/>
-          <w:sz w:val="20"/>
-        </w:rPr>
-        <w:t xml:space="preserve"> </w:t>
-      </w:r>
-      <w:r>
-        <w:rPr>
-          <w:rFonts w:ascii="Georgia" w:hAnsi="Georgia"/>
-          <w:b w:val="0"/>
-          <w:i/>
-          <w:sz w:val="20"/>
-        </w:rPr>
-        <w:t xml:space="preserve">every claim is backed by quantitative evidence with independent metrics,</w:t>
-      </w:r>
-      <w:r>
-        <w:rPr>
-          <w:rFonts w:ascii="Georgia" w:hAnsi="Georgia"/>
-          <w:b w:val="0"/>
-          <w:i/>
-          <w:sz w:val="20"/>
-        </w:rPr>
-        <w:t xml:space="preserve"> </w:t>
-      </w:r>
-      <w:r>
-        <w:rPr>
-          <w:rFonts w:ascii="Georgia" w:hAnsi="Georgia"/>
-          <w:b w:val="0"/>
-          <w:i/>
-          <w:sz w:val="20"/>
-        </w:rPr>
-        <w:t xml:space="preserve">item-matched significance testing, and confidence intervals. In the</w:t>
-      </w:r>
-      <w:r>
-        <w:rPr>
-          <w:rFonts w:ascii="Georgia" w:hAnsi="Georgia"/>
-          <w:b w:val="0"/>
-          <w:i/>
-          <w:sz w:val="20"/>
-        </w:rPr>
-        <w:t xml:space="preserve"> </w:t>
-      </w:r>
-      <w:r>
-        <w:rPr>
-          <w:rFonts w:ascii="Georgia" w:hAnsi="Georgia"/>
-          <w:b w:val="0"/>
-          <w:i/>
-          <w:sz w:val="20"/>
-        </w:rPr>
-        <w:t xml:space="preserve">revised manuscript, every passage changed in this revision is</w:t>
-      </w:r>
-      <w:r>
-        <w:rPr>
-          <w:rFonts w:ascii="Georgia" w:hAnsi="Georgia"/>
-          <w:b w:val="0"/>
-          <w:i/>
-          <w:sz w:val="20"/>
-        </w:rPr>
-        <w:t xml:space="preserve"> </w:t>
-      </w:r>
-      <w:r>
-        <w:rPr>
-          <w:rFonts w:ascii="Georgia" w:hAnsi="Georgia"/>
-          <w:b w:val="0"/>
-          <w:i/>
-          <w:sz w:val="20"/>
-        </w:rPr>
-        <w:t xml:space="preserve">highlighted in</w:t>
-      </w:r>
-      <w:r>
-        <w:rPr>
-          <w:rFonts w:ascii="Georgia" w:hAnsi="Georgia"/>
-          <w:b w:val="0"/>
-          <w:i/>
-          <w:sz w:val="20"/>
-        </w:rPr>
-        <w:t xml:space="preserve"> </w:t>
-      </w:r>
-      <w:r>
-        <w:rPr>
-          <w:rFonts w:ascii="Georgia" w:hAnsi="Georgia"/>
-          <w:b w:val="0"/>
-          <w:bCs/>
-          <w:i/>
-          <w:sz w:val="20"/>
-        </w:rPr>
         <w:t xml:space="preserve">yellow</w:t>
       </w:r>
       <w:r>
@@ -281,25 +233,43 @@
           <w:i/>
           <w:sz w:val="20"/>
         </w:rPr>
-        <w:t xml:space="preserve">; a white-background HTML mirror</w:t>
-      </w:r>
-      <w:r>
-        <w:rPr>
-          <w:rFonts w:ascii="Georgia" w:hAnsi="Georgia"/>
-          <w:b w:val="0"/>
-          <w:i/>
-          <w:sz w:val="20"/>
-        </w:rPr>
-        <w:t xml:space="preserve"> </w:t>
-      </w:r>
-      <w:r>
-        <w:rPr>
-          <w:rFonts w:ascii="Georgia" w:hAnsi="Georgia"/>
-          <w:b w:val="0"/>
-          <w:i/>
-          <w:sz w:val="20"/>
-        </w:rPr>
-        <w:t xml:space="preserve">and a public data/code/model deposit accompany the submission.</w:t>
+        <w:t xml:space="preserve">; a</w:t>
+      </w:r>
+      <w:r>
+        <w:rPr>
+          <w:rFonts w:ascii="Georgia" w:hAnsi="Georgia"/>
+          <w:b w:val="0"/>
+          <w:i/>
+          <w:sz w:val="20"/>
+        </w:rPr>
+        <w:t xml:space="preserve"> </w:t>
+      </w:r>
+      <w:r>
+        <w:rPr>
+          <w:rFonts w:ascii="Georgia" w:hAnsi="Georgia"/>
+          <w:b w:val="0"/>
+          <w:i/>
+          <w:sz w:val="20"/>
+        </w:rPr>
+        <w:t xml:space="preserve">white-background HTML mirror and a public data/code/model deposit</w:t>
+      </w:r>
+      <w:r>
+        <w:rPr>
+          <w:rFonts w:ascii="Georgia" w:hAnsi="Georgia"/>
+          <w:b w:val="0"/>
+          <w:i/>
+          <w:sz w:val="20"/>
+        </w:rPr>
+        <w:t xml:space="preserve"> </w:t>
+      </w:r>
+      <w:r>
+        <w:rPr>
+          <w:rFonts w:ascii="Georgia" w:hAnsi="Georgia"/>
+          <w:b w:val="0"/>
+          <w:i/>
+          <w:sz w:val="20"/>
+        </w:rPr>
+        <w:t xml:space="preserve">accompany the submission.</w:t>
       </w:r>
     </w:p>
     <w:p>
@@ -2222,169 +2192,187 @@
           <w:i/>
           <w:sz w:val="20"/>
         </w:rPr>
-        <w:t xml:space="preserve">(Table 7, Figure 7): a</w:t>
-      </w:r>
-      <w:r>
-        <w:rPr>
-          <w:rFonts w:ascii="Georgia" w:hAnsi="Georgia"/>
-          <w:b w:val="0"/>
-          <w:i/>
-          <w:sz w:val="20"/>
-        </w:rPr>
-        <w:t xml:space="preserve"> </w:t>
-      </w:r>
-      <w:r>
-        <w:rPr>
-          <w:rFonts w:ascii="Georgia" w:hAnsi="Georgia"/>
-          <w:b w:val="0"/>
-          <w:i/>
-          <w:sz w:val="20"/>
-        </w:rPr>
-        <w:t xml:space="preserve">lever that lowers induced clickbait separately from the engagement</w:t>
-      </w:r>
-      <w:r>
-        <w:rPr>
-          <w:rFonts w:ascii="Georgia" w:hAnsi="Georgia"/>
-          <w:b w:val="0"/>
-          <w:i/>
-          <w:sz w:val="20"/>
-        </w:rPr>
-        <w:t xml:space="preserve"> </w:t>
-      </w:r>
-      <w:r>
-        <w:rPr>
-          <w:rFonts w:ascii="Georgia" w:hAnsi="Georgia"/>
-          <w:b w:val="0"/>
-          <w:i/>
-          <w:sz w:val="20"/>
-        </w:rPr>
-        <w:t xml:space="preserve">weight, which the single-axis methods lack. At low steering the</w:t>
-      </w:r>
-      <w:r>
-        <w:rPr>
-          <w:rFonts w:ascii="Georgia" w:hAnsi="Georgia"/>
-          <w:b w:val="0"/>
-          <w:i/>
-          <w:sz w:val="20"/>
-        </w:rPr>
-        <w:t xml:space="preserve"> </w:t>
-      </w:r>
-      <w:r>
-        <w:rPr>
-          <w:rFonts w:ascii="Georgia" w:hAnsi="Georgia"/>
-          <w:b w:val="0"/>
-          <w:i/>
-          <w:sz w:val="20"/>
-        </w:rPr>
-        <w:t xml:space="preserve">baselines are competitive, but because their single control couples</w:t>
-      </w:r>
-      <w:r>
-        <w:rPr>
-          <w:rFonts w:ascii="Georgia" w:hAnsi="Georgia"/>
-          <w:b w:val="0"/>
-          <w:i/>
-          <w:sz w:val="20"/>
-        </w:rPr>
-        <w:t xml:space="preserve"> </w:t>
-      </w:r>
-      <w:r>
-        <w:rPr>
-          <w:rFonts w:ascii="Georgia" w:hAnsi="Georgia"/>
-          <w:b w:val="0"/>
-          <w:i/>
-          <w:sz w:val="20"/>
-        </w:rPr>
-        <w:t xml:space="preserve">engagement and clickbait, pushing it past the operating point drives</w:t>
-      </w:r>
-      <w:r>
-        <w:rPr>
-          <w:rFonts w:ascii="Georgia" w:hAnsi="Georgia"/>
-          <w:b w:val="0"/>
-          <w:i/>
-          <w:sz w:val="20"/>
-        </w:rPr>
-        <w:t xml:space="preserve"> </w:t>
-      </w:r>
-      <w:r>
-        <w:rPr>
-          <w:rFonts w:ascii="Georgia" w:hAnsi="Georgia"/>
-          <w:b w:val="0"/>
-          <w:i/>
-          <w:sz w:val="20"/>
-        </w:rPr>
-        <w:t xml:space="preserve">their induced clickbait up steeply (DExperts 0.06 to 0.73 across its</w:t>
-      </w:r>
-      <w:r>
-        <w:rPr>
-          <w:rFonts w:ascii="Georgia" w:hAnsi="Georgia"/>
-          <w:b w:val="0"/>
-          <w:i/>
-          <w:sz w:val="20"/>
-        </w:rPr>
-        <w:t xml:space="preserve"> </w:t>
-      </w:r>
-      <w:r>
-        <w:rPr>
-          <w:rFonts w:ascii="Georgia" w:hAnsi="Georgia"/>
-          <w:b w:val="0"/>
-          <w:i/>
-          <w:sz w:val="20"/>
-        </w:rPr>
-        <w:t xml:space="preserve">strength sweep; GeDi to 0.59) with fidelity falling in step. For a fair</w:t>
-      </w:r>
-      <w:r>
-        <w:rPr>
-          <w:rFonts w:ascii="Georgia" w:hAnsi="Georgia"/>
-          <w:b w:val="0"/>
-          <w:i/>
-          <w:sz w:val="20"/>
-        </w:rPr>
-        <w:t xml:space="preserve"> </w:t>
-      </w:r>
-      <w:r>
-        <w:rPr>
-          <w:rFonts w:ascii="Georgia" w:hAnsi="Georgia"/>
-          <w:b w:val="0"/>
-          <w:i/>
-          <w:sz w:val="20"/>
-        </w:rPr>
-        <w:t xml:space="preserve">comparison DExperts is decoded with a repetition penalty (1.3) and a</w:t>
-      </w:r>
-      <w:r>
-        <w:rPr>
-          <w:rFonts w:ascii="Georgia" w:hAnsi="Georgia"/>
-          <w:b w:val="0"/>
-          <w:i/>
-          <w:sz w:val="20"/>
-        </w:rPr>
-        <w:t xml:space="preserve"> </w:t>
-      </w:r>
-      <w:r>
-        <w:rPr>
-          <w:rFonts w:ascii="Georgia" w:hAnsi="Georgia"/>
-          <w:b w:val="0"/>
-          <w:i/>
-          <w:sz w:val="20"/>
-        </w:rPr>
-        <w:t xml:space="preserve">headline-length cap, since unconstrained greedy product-of-experts</w:t>
-      </w:r>
-      <w:r>
-        <w:rPr>
-          <w:rFonts w:ascii="Georgia" w:hAnsi="Georgia"/>
-          <w:b w:val="0"/>
-          <w:i/>
-          <w:sz w:val="20"/>
-        </w:rPr>
-        <w:t xml:space="preserve"> </w:t>
-      </w:r>
-      <w:r>
-        <w:rPr>
-          <w:rFonts w:ascii="Georgia" w:hAnsi="Georgia"/>
-          <w:b w:val="0"/>
-          <w:i/>
-          <w:sz w:val="20"/>
-        </w:rPr>
-        <w:t xml:space="preserve">decoding degenerates into repetition at high steering strength.</w:t>
+        <w:t xml:space="preserve">(Table 7, Figure 7) that</w:t>
+      </w:r>
+      <w:r>
+        <w:rPr>
+          <w:rFonts w:ascii="Georgia" w:hAnsi="Georgia"/>
+          <w:b w:val="0"/>
+          <w:i/>
+          <w:sz w:val="20"/>
+        </w:rPr>
+        <w:t xml:space="preserve"> </w:t>
+      </w:r>
+      <w:r>
+        <w:rPr>
+          <w:rFonts w:ascii="Georgia" w:hAnsi="Georgia"/>
+          <w:b w:val="0"/>
+          <w:i/>
+          <w:sz w:val="20"/>
+        </w:rPr>
+        <w:t xml:space="preserve">the single-axis methods lack: a lever that lowers induced clickbait</w:t>
+      </w:r>
+      <w:r>
+        <w:rPr>
+          <w:rFonts w:ascii="Georgia" w:hAnsi="Georgia"/>
+          <w:b w:val="0"/>
+          <w:i/>
+          <w:sz w:val="20"/>
+        </w:rPr>
+        <w:t xml:space="preserve"> </w:t>
+      </w:r>
+      <w:r>
+        <w:rPr>
+          <w:rFonts w:ascii="Georgia" w:hAnsi="Georgia"/>
+          <w:b w:val="0"/>
+          <w:i/>
+          <w:sz w:val="20"/>
+        </w:rPr>
+        <w:t xml:space="preserve">separately from the engagement weight. Because their single control</w:t>
+      </w:r>
+      <w:r>
+        <w:rPr>
+          <w:rFonts w:ascii="Georgia" w:hAnsi="Georgia"/>
+          <w:b w:val="0"/>
+          <w:i/>
+          <w:sz w:val="20"/>
+        </w:rPr>
+        <w:t xml:space="preserve"> </w:t>
+      </w:r>
+      <w:r>
+        <w:rPr>
+          <w:rFonts w:ascii="Georgia" w:hAnsi="Georgia"/>
+          <w:b w:val="0"/>
+          <w:i/>
+          <w:sz w:val="20"/>
+        </w:rPr>
+        <w:t xml:space="preserve">couples engagement and clickbait, the baselines reach the tactic at low</w:t>
+      </w:r>
+      <w:r>
+        <w:rPr>
+          <w:rFonts w:ascii="Georgia" w:hAnsi="Georgia"/>
+          <w:b w:val="0"/>
+          <w:i/>
+          <w:sz w:val="20"/>
+        </w:rPr>
+        <w:t xml:space="preserve"> </w:t>
+      </w:r>
+      <w:r>
+        <w:rPr>
+          <w:rFonts w:ascii="Georgia" w:hAnsi="Georgia"/>
+          <w:b w:val="0"/>
+          <w:i/>
+          <w:sz w:val="20"/>
+        </w:rPr>
+        <w:t xml:space="preserve">clickbait only at low steering; any stronger steering drives their</w:t>
+      </w:r>
+      <w:r>
+        <w:rPr>
+          <w:rFonts w:ascii="Georgia" w:hAnsi="Georgia"/>
+          <w:b w:val="0"/>
+          <w:i/>
+          <w:sz w:val="20"/>
+        </w:rPr>
+        <w:t xml:space="preserve"> </w:t>
+      </w:r>
+      <w:r>
+        <w:rPr>
+          <w:rFonts w:ascii="Georgia" w:hAnsi="Georgia"/>
+          <w:b w:val="0"/>
+          <w:i/>
+          <w:sz w:val="20"/>
+        </w:rPr>
+        <w:t xml:space="preserve">induced clickbait up steeply (DExperts 0.06 to 0.73 across its sweep;</w:t>
+      </w:r>
+      <w:r>
+        <w:rPr>
+          <w:rFonts w:ascii="Georgia" w:hAnsi="Georgia"/>
+          <w:b w:val="0"/>
+          <w:i/>
+          <w:sz w:val="20"/>
+        </w:rPr>
+        <w:t xml:space="preserve"> </w:t>
+      </w:r>
+      <w:r>
+        <w:rPr>
+          <w:rFonts w:ascii="Georgia" w:hAnsi="Georgia"/>
+          <w:b w:val="0"/>
+          <w:i/>
+          <w:sz w:val="20"/>
+        </w:rPr>
+        <w:t xml:space="preserve">GeDi to 0.59) with fidelity falling in step, whereas the brake holds</w:t>
+      </w:r>
+      <w:r>
+        <w:rPr>
+          <w:rFonts w:ascii="Georgia" w:hAnsi="Georgia"/>
+          <w:b w:val="0"/>
+          <w:i/>
+          <w:sz w:val="20"/>
+        </w:rPr>
+        <w:t xml:space="preserve"> </w:t>
+      </w:r>
+      <w:r>
+        <w:rPr>
+          <w:rFonts w:ascii="Georgia" w:hAnsi="Georgia"/>
+          <w:b w:val="0"/>
+          <w:i/>
+          <w:sz w:val="20"/>
+        </w:rPr>
+        <w:t xml:space="preserve">induced clickbait low across the range. For a fair comparison DExperts</w:t>
+      </w:r>
+      <w:r>
+        <w:rPr>
+          <w:rFonts w:ascii="Georgia" w:hAnsi="Georgia"/>
+          <w:b w:val="0"/>
+          <w:i/>
+          <w:sz w:val="20"/>
+        </w:rPr>
+        <w:t xml:space="preserve"> </w:t>
+      </w:r>
+      <w:r>
+        <w:rPr>
+          <w:rFonts w:ascii="Georgia" w:hAnsi="Georgia"/>
+          <w:b w:val="0"/>
+          <w:i/>
+          <w:sz w:val="20"/>
+        </w:rPr>
+        <w:t xml:space="preserve">is decoded with a repetition penalty (1.3) and a headline-length cap,</w:t>
+      </w:r>
+      <w:r>
+        <w:rPr>
+          <w:rFonts w:ascii="Georgia" w:hAnsi="Georgia"/>
+          <w:b w:val="0"/>
+          <w:i/>
+          <w:sz w:val="20"/>
+        </w:rPr>
+        <w:t xml:space="preserve"> </w:t>
+      </w:r>
+      <w:r>
+        <w:rPr>
+          <w:rFonts w:ascii="Georgia" w:hAnsi="Georgia"/>
+          <w:b w:val="0"/>
+          <w:i/>
+          <w:sz w:val="20"/>
+        </w:rPr>
+        <w:t xml:space="preserve">since unconstrained greedy product-of-experts decoding degenerates into</w:t>
+      </w:r>
+      <w:r>
+        <w:rPr>
+          <w:rFonts w:ascii="Georgia" w:hAnsi="Georgia"/>
+          <w:b w:val="0"/>
+          <w:i/>
+          <w:sz w:val="20"/>
+        </w:rPr>
+        <w:t xml:space="preserve"> </w:t>
+      </w:r>
+      <w:r>
+        <w:rPr>
+          <w:rFonts w:ascii="Georgia" w:hAnsi="Georgia"/>
+          <w:b w:val="0"/>
+          <w:i/>
+          <w:sz w:val="20"/>
+        </w:rPr>
+        <w:t xml:space="preserve">repetition at high steering strength.</w:t>
       </w:r>
     </w:p>
     <w:bookmarkEnd w:id="9"/>
@@ -2659,61 +2647,61 @@
           <w:i/>
           <w:sz w:val="20"/>
         </w:rPr>
-        <w:t xml:space="preserve">The Conclusion no longer asserts</w:t>
-      </w:r>
-      <w:r>
-        <w:rPr>
-          <w:rFonts w:ascii="Georgia" w:hAnsi="Georgia"/>
-          <w:b w:val="0"/>
-          <w:i/>
-          <w:sz w:val="20"/>
-        </w:rPr>
-        <w:t xml:space="preserve"> </w:t>
-      </w:r>
-      <w:r>
-        <w:rPr>
-          <w:rFonts w:ascii="Georgia" w:hAnsi="Georgia"/>
-          <w:b w:val="0"/>
-          <w:i/>
-          <w:sz w:val="20"/>
-        </w:rPr>
-        <w:t xml:space="preserve">unmeasured gains. Every claim is backed by Section 4: the brake</w:t>
-      </w:r>
-      <w:r>
-        <w:rPr>
-          <w:rFonts w:ascii="Georgia" w:hAnsi="Georgia"/>
-          <w:b w:val="0"/>
-          <w:i/>
-          <w:sz w:val="20"/>
-        </w:rPr>
-        <w:t xml:space="preserve"> </w:t>
-      </w:r>
-      <w:r>
-        <w:rPr>
-          <w:rFonts w:ascii="Georgia" w:hAnsi="Georgia"/>
-          <w:b w:val="0"/>
-          <w:i/>
-          <w:sz w:val="20"/>
-        </w:rPr>
-        <w:t xml:space="preserve">measurably lowers both the independent detector score and human-rated</w:t>
-      </w:r>
-      <w:r>
-        <w:rPr>
-          <w:rFonts w:ascii="Georgia" w:hAnsi="Georgia"/>
-          <w:b w:val="0"/>
-          <w:i/>
-          <w:sz w:val="20"/>
-        </w:rPr>
-        <w:t xml:space="preserve"> </w:t>
-      </w:r>
-      <w:r>
-        <w:rPr>
-          <w:rFonts w:ascii="Georgia" w:hAnsi="Georgia"/>
-          <w:b w:val="0"/>
-          <w:i/>
-          <w:sz w:val="20"/>
-        </w:rPr>
-        <w:t xml:space="preserve">clickbait (dual 2.03 vs 2.61,</w:t>
+        <w:t xml:space="preserve">Every claim in the Conclusion is</w:t>
+      </w:r>
+      <w:r>
+        <w:rPr>
+          <w:rFonts w:ascii="Georgia" w:hAnsi="Georgia"/>
+          <w:b w:val="0"/>
+          <w:i/>
+          <w:sz w:val="20"/>
+        </w:rPr>
+        <w:t xml:space="preserve"> </w:t>
+      </w:r>
+      <w:r>
+        <w:rPr>
+          <w:rFonts w:ascii="Georgia" w:hAnsi="Georgia"/>
+          <w:b w:val="0"/>
+          <w:i/>
+          <w:sz w:val="20"/>
+        </w:rPr>
+        <w:t xml:space="preserve">now tied to a measured result in Section 4: the brake measurably lowers</w:t>
+      </w:r>
+      <w:r>
+        <w:rPr>
+          <w:rFonts w:ascii="Georgia" w:hAnsi="Georgia"/>
+          <w:b w:val="0"/>
+          <w:i/>
+          <w:sz w:val="20"/>
+        </w:rPr>
+        <w:t xml:space="preserve"> </w:t>
+      </w:r>
+      <w:r>
+        <w:rPr>
+          <w:rFonts w:ascii="Georgia" w:hAnsi="Georgia"/>
+          <w:b w:val="0"/>
+          <w:i/>
+          <w:sz w:val="20"/>
+        </w:rPr>
+        <w:t xml:space="preserve">both the independent detector score and human-rated clickbait (dual 2.03</w:t>
+      </w:r>
+      <w:r>
+        <w:rPr>
+          <w:rFonts w:ascii="Georgia" w:hAnsi="Georgia"/>
+          <w:b w:val="0"/>
+          <w:i/>
+          <w:sz w:val="20"/>
+        </w:rPr>
+        <w:t xml:space="preserve"> </w:t>
+      </w:r>
+      <w:r>
+        <w:rPr>
+          <w:rFonts w:ascii="Georgia" w:hAnsi="Georgia"/>
+          <w:b w:val="0"/>
+          <w:i/>
+          <w:sz w:val="20"/>
+        </w:rPr>
+        <w:t xml:space="preserve">vs 2.61,</w:t>
       </w:r>
       <w:r>
         <w:rPr>
@@ -2750,43 +2738,25 @@
           <w:i/>
           <w:sz w:val="20"/>
         </w:rPr>
-        <w:t xml:space="preserve">= 1×10⁻⁷), independent human</w:t>
-      </w:r>
-      <w:r>
-        <w:rPr>
-          <w:rFonts w:ascii="Georgia" w:hAnsi="Georgia"/>
-          <w:b w:val="0"/>
-          <w:i/>
-          <w:sz w:val="20"/>
-        </w:rPr>
-        <w:t xml:space="preserve"> </w:t>
-      </w:r>
-      <w:r>
-        <w:rPr>
-          <w:rFonts w:ascii="Georgia" w:hAnsi="Georgia"/>
-          <w:b w:val="0"/>
-          <w:i/>
-          <w:sz w:val="20"/>
-        </w:rPr>
-        <w:t xml:space="preserve">annotators rate the dual guidance more faithful than the no-guidance</w:t>
-      </w:r>
-      <w:r>
-        <w:rPr>
-          <w:rFonts w:ascii="Georgia" w:hAnsi="Georgia"/>
-          <w:b w:val="0"/>
-          <w:i/>
-          <w:sz w:val="20"/>
-        </w:rPr>
-        <w:t xml:space="preserve"> </w:t>
-      </w:r>
-      <w:r>
-        <w:rPr>
-          <w:rFonts w:ascii="Georgia" w:hAnsi="Georgia"/>
-          <w:b w:val="0"/>
-          <w:i/>
-          <w:sz w:val="20"/>
-        </w:rPr>
-        <w:t xml:space="preserve">baseline (3.58 vs 2.89,</w:t>
+        <w:t xml:space="preserve">= 1×10⁻⁷), independent human annotators rate the</w:t>
+      </w:r>
+      <w:r>
+        <w:rPr>
+          <w:rFonts w:ascii="Georgia" w:hAnsi="Georgia"/>
+          <w:b w:val="0"/>
+          <w:i/>
+          <w:sz w:val="20"/>
+        </w:rPr>
+        <w:t xml:space="preserve"> </w:t>
+      </w:r>
+      <w:r>
+        <w:rPr>
+          <w:rFonts w:ascii="Georgia" w:hAnsi="Georgia"/>
+          <w:b w:val="0"/>
+          <w:i/>
+          <w:sz w:val="20"/>
+        </w:rPr>
+        <w:t xml:space="preserve">dual guidance more faithful than the no-guidance baseline (3.58 vs 2.89,</w:t>
       </w:r>
       <w:r>
         <w:rPr>
@@ -2823,61 +2793,43 @@
           <w:i/>
           <w:sz w:val="20"/>
         </w:rPr>
-        <w:t xml:space="preserve">= 1×10⁻⁷), and against the baselines</w:t>
-      </w:r>
-      <w:r>
-        <w:rPr>
-          <w:rFonts w:ascii="Georgia" w:hAnsi="Georgia"/>
-          <w:b w:val="0"/>
-          <w:i/>
-          <w:sz w:val="20"/>
-        </w:rPr>
-        <w:t xml:space="preserve"> </w:t>
-      </w:r>
-      <w:r>
-        <w:rPr>
-          <w:rFonts w:ascii="Georgia" w:hAnsi="Georgia"/>
-          <w:b w:val="0"/>
-          <w:i/>
-          <w:sz w:val="20"/>
-        </w:rPr>
-        <w:t xml:space="preserve">the dual control holds induced clickbait low at matched tactic</w:t>
-      </w:r>
-      <w:r>
-        <w:rPr>
-          <w:rFonts w:ascii="Georgia" w:hAnsi="Georgia"/>
-          <w:b w:val="0"/>
-          <w:i/>
-          <w:sz w:val="20"/>
-        </w:rPr>
-        <w:t xml:space="preserve"> </w:t>
-      </w:r>
-      <w:r>
-        <w:rPr>
-          <w:rFonts w:ascii="Georgia" w:hAnsi="Georgia"/>
-          <w:b w:val="0"/>
-          <w:i/>
-          <w:sz w:val="20"/>
-        </w:rPr>
-        <w:t xml:space="preserve">realization while the single-axis methods' clickbait rises steeply with</w:t>
-      </w:r>
-      <w:r>
-        <w:rPr>
-          <w:rFonts w:ascii="Georgia" w:hAnsi="Georgia"/>
-          <w:b w:val="0"/>
-          <w:i/>
-          <w:sz w:val="20"/>
-        </w:rPr>
-        <w:t xml:space="preserve"> </w:t>
-      </w:r>
-      <w:r>
-        <w:rPr>
-          <w:rFonts w:ascii="Georgia" w:hAnsi="Georgia"/>
-          <w:b w:val="0"/>
-          <w:i/>
-          <w:sz w:val="20"/>
-        </w:rPr>
-        <w:t xml:space="preserve">steering.</w:t>
+        <w:t xml:space="preserve">= 1×10⁻⁷), and against the baselines the dual control holds</w:t>
+      </w:r>
+      <w:r>
+        <w:rPr>
+          <w:rFonts w:ascii="Georgia" w:hAnsi="Georgia"/>
+          <w:b w:val="0"/>
+          <w:i/>
+          <w:sz w:val="20"/>
+        </w:rPr>
+        <w:t xml:space="preserve"> </w:t>
+      </w:r>
+      <w:r>
+        <w:rPr>
+          <w:rFonts w:ascii="Georgia" w:hAnsi="Georgia"/>
+          <w:b w:val="0"/>
+          <w:i/>
+          <w:sz w:val="20"/>
+        </w:rPr>
+        <w:t xml:space="preserve">induced clickbait low at matched tactic realization while the</w:t>
+      </w:r>
+      <w:r>
+        <w:rPr>
+          <w:rFonts w:ascii="Georgia" w:hAnsi="Georgia"/>
+          <w:b w:val="0"/>
+          <w:i/>
+          <w:sz w:val="20"/>
+        </w:rPr>
+        <w:t xml:space="preserve"> </w:t>
+      </w:r>
+      <w:r>
+        <w:rPr>
+          <w:rFonts w:ascii="Georgia" w:hAnsi="Georgia"/>
+          <w:b w:val="0"/>
+          <w:i/>
+          <w:sz w:val="20"/>
+        </w:rPr>
+        <w:t xml:space="preserve">single-axis methods' clickbait rises steeply with steering.</w:t>
       </w:r>
     </w:p>
     <w:p>
@@ -3027,25 +2979,7 @@
           <w:i/>
           <w:sz w:val="20"/>
         </w:rPr>
-        <w:t xml:space="preserve">(0.9998). Critically, every clickbait number in the rewrite evaluation</w:t>
-      </w:r>
-      <w:r>
-        <w:rPr>
-          <w:rFonts w:ascii="Georgia" w:hAnsi="Georgia"/>
-          <w:b w:val="0"/>
-          <w:i/>
-          <w:sz w:val="20"/>
-        </w:rPr>
-        <w:t xml:space="preserve"> </w:t>
-      </w:r>
-      <w:r>
-        <w:rPr>
-          <w:rFonts w:ascii="Georgia" w:hAnsi="Georgia"/>
-          <w:b w:val="0"/>
-          <w:i/>
-          <w:sz w:val="20"/>
-        </w:rPr>
-        <w:t xml:space="preserve">uses an</w:t>
+        <w:t xml:space="preserve">(0.9998). Every clickbait number in the rewrite evaluation uses an</w:t>
       </w:r>
       <w:r>
         <w:rPr>
@@ -4039,34 +3973,43 @@
           <w:i/>
           <w:sz w:val="20"/>
         </w:rPr>
-        <w:t xml:space="preserve">controls that score 1.0, AUROC ≈ 1.0) puts the genuine new-fact rate at</w:t>
-      </w:r>
-      <w:r>
-        <w:rPr>
-          <w:rFonts w:ascii="Georgia" w:hAnsi="Georgia"/>
-          <w:b w:val="0"/>
-          <w:i/>
-          <w:sz w:val="20"/>
-        </w:rPr>
-        <w:t xml:space="preserve"> </w:t>
-      </w:r>
-      <w:r>
-        <w:rPr>
-          <w:rFonts w:ascii="Georgia" w:hAnsi="Georgia"/>
-          <w:b w:val="0"/>
-          <w:i/>
-          <w:sz w:val="20"/>
-        </w:rPr>
-        <w:t xml:space="preserve">the dual operating point at</w:t>
-      </w:r>
-      <w:r>
-        <w:rPr>
-          <w:rFonts w:ascii="Georgia" w:hAnsi="Georgia"/>
-          <w:b w:val="0"/>
-          <w:i/>
-          <w:sz w:val="20"/>
-        </w:rPr>
-        <w:t xml:space="preserve"> </w:t>
+        <w:t xml:space="preserve">controls that score 1.0, AUROC ≈ 1.0) shows the dual operating point</w:t>
+      </w:r>
+      <w:r>
+        <w:rPr>
+          <w:rFonts w:ascii="Georgia" w:hAnsi="Georgia"/>
+          <w:b w:val="0"/>
+          <w:i/>
+          <w:sz w:val="20"/>
+        </w:rPr>
+        <w:t xml:space="preserve"> </w:t>
+      </w:r>
+      <w:r>
+        <w:rPr>
+          <w:rFonts w:ascii="Georgia" w:hAnsi="Georgia"/>
+          <w:b w:val="0"/>
+          <w:i/>
+          <w:sz w:val="20"/>
+        </w:rPr>
+        <w:t xml:space="preserve">introduces no more genuine new facts than an unguided rewrite</w:t>
+      </w:r>
+      <w:r>
+        <w:rPr>
+          <w:rFonts w:ascii="Georgia" w:hAnsi="Georgia"/>
+          <w:b w:val="0"/>
+          <w:i/>
+          <w:sz w:val="20"/>
+        </w:rPr>
+        <w:t xml:space="preserve"> </w:t>
+      </w:r>
+      <w:r>
+        <w:rPr>
+          <w:rFonts w:ascii="Georgia" w:hAnsi="Georgia"/>
+          <w:b w:val="0"/>
+          <w:i/>
+          <w:sz w:val="20"/>
+        </w:rPr>
+        <w:t xml:space="preserve">(</w:t>
       </w:r>
       <w:r>
         <w:rPr>
@@ -4076,7 +4019,7 @@
           <w:i/>
           <w:sz w:val="20"/>
         </w:rPr>
-        <w:t xml:space="preserve">0.20, statistically</w:t>
+        <w:t xml:space="preserve">0.20 vs 0.18 for the no-guidance baseline, not</w:t>
       </w:r>
       <w:r>
         <w:rPr>
@@ -4096,52 +4039,52 @@
           <w:i/>
           <w:sz w:val="20"/>
         </w:rPr>
-        <w:t xml:space="preserve">indistinguishable from the 0.18 no-guidance baseline</w:t>
-      </w:r>
-      <w:r>
-        <w:rPr>
-          <w:rFonts w:ascii="Georgia" w:hAnsi="Georgia"/>
-          <w:b w:val="0"/>
-          <w:i/>
-          <w:sz w:val="20"/>
-        </w:rPr>
-        <w:t xml:space="preserve">. The</w:t>
-      </w:r>
-      <w:r>
-        <w:rPr>
-          <w:rFonts w:ascii="Georgia" w:hAnsi="Georgia"/>
-          <w:b w:val="0"/>
-          <w:i/>
-          <w:sz w:val="20"/>
-        </w:rPr>
-        <w:t xml:space="preserve"> </w:t>
-      </w:r>
-      <w:r>
-        <w:rPr>
-          <w:rFonts w:ascii="Georgia" w:hAnsi="Georgia"/>
-          <w:b w:val="0"/>
-          <w:i/>
-          <w:sz w:val="20"/>
-        </w:rPr>
-        <w:t xml:space="preserve">residual fidelity difference is attributable to the rhetorical question</w:t>
-      </w:r>
-      <w:r>
-        <w:rPr>
-          <w:rFonts w:ascii="Georgia" w:hAnsi="Georgia"/>
-          <w:b w:val="0"/>
-          <w:i/>
-          <w:sz w:val="20"/>
-        </w:rPr>
-        <w:t xml:space="preserve"> </w:t>
-      </w:r>
-      <w:r>
-        <w:rPr>
-          <w:rFonts w:ascii="Georgia" w:hAnsi="Georgia"/>
-          <w:b w:val="0"/>
-          <w:i/>
-          <w:sz w:val="20"/>
-        </w:rPr>
-        <w:t xml:space="preserve">form rather than to fabricated content.</w:t>
+        <w:t xml:space="preserve">significant</w:t>
+      </w:r>
+      <w:r>
+        <w:rPr>
+          <w:rFonts w:ascii="Georgia" w:hAnsi="Georgia"/>
+          <w:b w:val="0"/>
+          <w:i/>
+          <w:sz w:val="20"/>
+        </w:rPr>
+        <w:t xml:space="preserve">), so the guidance does not trade faithfulness for</w:t>
+      </w:r>
+      <w:r>
+        <w:rPr>
+          <w:rFonts w:ascii="Georgia" w:hAnsi="Georgia"/>
+          <w:b w:val="0"/>
+          <w:i/>
+          <w:sz w:val="20"/>
+        </w:rPr>
+        <w:t xml:space="preserve"> </w:t>
+      </w:r>
+      <w:r>
+        <w:rPr>
+          <w:rFonts w:ascii="Georgia" w:hAnsi="Georgia"/>
+          <w:b w:val="0"/>
+          <w:i/>
+          <w:sz w:val="20"/>
+        </w:rPr>
+        <w:t xml:space="preserve">engagement. The apparent embellishment is the rhetorical-question form,</w:t>
+      </w:r>
+      <w:r>
+        <w:rPr>
+          <w:rFonts w:ascii="Georgia" w:hAnsi="Georgia"/>
+          <w:b w:val="0"/>
+          <w:i/>
+          <w:sz w:val="20"/>
+        </w:rPr>
+        <w:t xml:space="preserve"> </w:t>
+      </w:r>
+      <w:r>
+        <w:rPr>
+          <w:rFonts w:ascii="Georgia" w:hAnsi="Georgia"/>
+          <w:b w:val="0"/>
+          <w:i/>
+          <w:sz w:val="20"/>
+        </w:rPr>
+        <w:t xml:space="preserve">not fabricated content.</w:t>
       </w:r>
     </w:p>
     <w:p>
@@ -5343,43 +5286,43 @@
           <w:i/>
           <w:sz w:val="20"/>
         </w:rPr>
-        <w:t xml:space="preserve">same guides and operating point, maintaining high fidelity and fluency;</w:t>
-      </w:r>
-      <w:r>
-        <w:rPr>
-          <w:rFonts w:ascii="Georgia" w:hAnsi="Georgia"/>
-          <w:b w:val="0"/>
-          <w:i/>
-          <w:sz w:val="20"/>
-        </w:rPr>
-        <w:t xml:space="preserve"> </w:t>
-      </w:r>
-      <w:r>
-        <w:rPr>
-          <w:rFonts w:ascii="Georgia" w:hAnsi="Georgia"/>
-          <w:b w:val="0"/>
-          <w:i/>
-          <w:sz w:val="20"/>
-        </w:rPr>
-        <w:t xml:space="preserve">for multilingual base generators we add a language-consistency</w:t>
-      </w:r>
-      <w:r>
-        <w:rPr>
-          <w:rFonts w:ascii="Georgia" w:hAnsi="Georgia"/>
-          <w:b w:val="0"/>
-          <w:i/>
-          <w:sz w:val="20"/>
-        </w:rPr>
-        <w:t xml:space="preserve"> </w:t>
-      </w:r>
-      <w:r>
-        <w:rPr>
-          <w:rFonts w:ascii="Georgia" w:hAnsi="Georgia"/>
-          <w:b w:val="0"/>
-          <w:i/>
-          <w:sz w:val="20"/>
-        </w:rPr>
-        <w:t xml:space="preserve">constraint to the decoder (Section 3.6).</w:t>
+        <w:t xml:space="preserve">same guides and operating point, with fidelity and fluency in the same</w:t>
+      </w:r>
+      <w:r>
+        <w:rPr>
+          <w:rFonts w:ascii="Georgia" w:hAnsi="Georgia"/>
+          <w:b w:val="0"/>
+          <w:i/>
+          <w:sz w:val="20"/>
+        </w:rPr>
+        <w:t xml:space="preserve"> </w:t>
+      </w:r>
+      <w:r>
+        <w:rPr>
+          <w:rFonts w:ascii="Georgia" w:hAnsi="Georgia"/>
+          <w:b w:val="0"/>
+          <w:i/>
+          <w:sz w:val="20"/>
+        </w:rPr>
+        <w:t xml:space="preserve">range as the primary results; for multilingual base generators we add a</w:t>
+      </w:r>
+      <w:r>
+        <w:rPr>
+          <w:rFonts w:ascii="Georgia" w:hAnsi="Georgia"/>
+          <w:b w:val="0"/>
+          <w:i/>
+          <w:sz w:val="20"/>
+        </w:rPr>
+        <w:t xml:space="preserve"> </w:t>
+      </w:r>
+      <w:r>
+        <w:rPr>
+          <w:rFonts w:ascii="Georgia" w:hAnsi="Georgia"/>
+          <w:b w:val="0"/>
+          <w:i/>
+          <w:sz w:val="20"/>
+        </w:rPr>
+        <w:t xml:space="preserve">language-consistency constraint to the decoder (Section 3.6).</w:t>
       </w:r>
     </w:p>
     <w:p>
@@ -5913,56 +5856,56 @@
     <w:p>
       <w:pPr>
         <w:pStyle w:val="Subtitle"/>
-        <w:spacing w:before="0" w:after="160"/>
+        <w:spacing w:before="0" w:after="40"/>
         <w:jc w:val="center"/>
-        <w:keepNext w:val="0"/>
+        <w:keepNext/>
         <w:keepLines/>
         <w:widowControl w:val="1"/>
       </w:pPr>
       <w:r>
         <w:rPr>
           <w:rFonts w:ascii="Georgia" w:hAnsi="Georgia"/>
-          <w:b w:val="0"/>
-          <w:i/>
-          <w:sz w:val="20"/>
-        </w:rPr>
-        <w:t xml:space="preserve">We believe the manuscript now meets the standard of claims being</w:t>
-      </w:r>
-      <w:r>
-        <w:rPr>
-          <w:rFonts w:ascii="Georgia" w:hAnsi="Georgia"/>
-          <w:b w:val="0"/>
-          <w:i/>
-          <w:sz w:val="20"/>
-        </w:rPr>
-        <w:t xml:space="preserve"> </w:t>
-      </w:r>
-      <w:r>
-        <w:rPr>
-          <w:rFonts w:ascii="Georgia" w:hAnsi="Georgia"/>
-          <w:b w:val="0"/>
-          <w:i/>
-          <w:sz w:val="20"/>
-        </w:rPr>
-        <w:t xml:space="preserve">fully supported by the data, and we thank the reviewers again for</w:t>
-      </w:r>
-      <w:r>
-        <w:rPr>
-          <w:rFonts w:ascii="Georgia" w:hAnsi="Georgia"/>
-          <w:b w:val="0"/>
-          <w:i/>
-          <w:sz w:val="20"/>
-        </w:rPr>
-        <w:t xml:space="preserve"> </w:t>
-      </w:r>
-      <w:r>
-        <w:rPr>
-          <w:rFonts w:ascii="Georgia" w:hAnsi="Georgia"/>
-          <w:b w:val="0"/>
-          <w:i/>
-          <w:sz w:val="20"/>
-        </w:rPr>
-        <w:t xml:space="preserve">feedback that materially improved the work.</w:t>
+          <w:b/>
+          <w:i w:val="0"/>
+          <w:sz w:val="24"/>
+        </w:rPr>
+        <w:t xml:space="preserve">Each central claim is now backed by the data and independent</w:t>
+      </w:r>
+      <w:r>
+        <w:rPr>
+          <w:rFonts w:ascii="Georgia" w:hAnsi="Georgia"/>
+          <w:b/>
+          <w:i w:val="0"/>
+          <w:sz w:val="24"/>
+        </w:rPr>
+        <w:t xml:space="preserve"> </w:t>
+      </w:r>
+      <w:r>
+        <w:rPr>
+          <w:rFonts w:ascii="Georgia" w:hAnsi="Georgia"/>
+          <w:b/>
+          <w:i w:val="0"/>
+          <w:sz w:val="24"/>
+        </w:rPr>
+        <w:t xml:space="preserve">evaluators described above. We thank the reviewers again for feedback</w:t>
+      </w:r>
+      <w:r>
+        <w:rPr>
+          <w:rFonts w:ascii="Georgia" w:hAnsi="Georgia"/>
+          <w:b/>
+          <w:i w:val="0"/>
+          <w:sz w:val="24"/>
+        </w:rPr>
+        <w:t xml:space="preserve"> </w:t>
+      </w:r>
+      <w:r>
+        <w:rPr>
+          <w:rFonts w:ascii="Georgia" w:hAnsi="Georgia"/>
+          <w:b/>
+          <w:i w:val="0"/>
+          <w:sz w:val="24"/>
+        </w:rPr>
+        <w:t xml:space="preserve">that strengthened the work.</w:t>
       </w:r>
     </w:p>
     <w:p>

--- a/docs/editor_response_letter.docx
+++ b/docs/editor_response_letter.docx
@@ -33,7 +33,7 @@
       </w:pPr>
       <w:r>
         <w:rPr>
-          <w:rFonts w:ascii="Georgia" w:hAnsi="Georgia"/>
+          <w:rFonts w:ascii="Times New Roman" w:hAnsi="Times New Roman"/>
           <w:b/>
           <w:bCs/>
           <w:i w:val="0"/>
@@ -43,7 +43,7 @@
       </w:r>
       <w:r>
         <w:rPr>
-          <w:rFonts w:ascii="Georgia" w:hAnsi="Georgia"/>
+          <w:rFonts w:ascii="Times New Roman" w:hAnsi="Times New Roman"/>
           <w:b/>
           <w:i w:val="0"/>
           <w:sz w:val="24"/>
@@ -52,7 +52,7 @@
       </w:r>
       <w:r>
         <w:rPr>
-          <w:rFonts w:ascii="Georgia" w:hAnsi="Georgia"/>
+          <w:rFonts w:ascii="Times New Roman" w:hAnsi="Times New Roman"/>
           <w:b/>
           <w:i w:val="0"/>
           <w:iCs/>
@@ -62,7 +62,7 @@
       </w:r>
       <w:r>
         <w:rPr>
-          <w:rFonts w:ascii="Georgia" w:hAnsi="Georgia"/>
+          <w:rFonts w:ascii="Times New Roman" w:hAnsi="Times New Roman"/>
           <w:b/>
           <w:i w:val="0"/>
           <w:iCs/>
@@ -72,7 +72,7 @@
       </w:r>
       <w:r>
         <w:rPr>
-          <w:rFonts w:ascii="Georgia" w:hAnsi="Georgia"/>
+          <w:rFonts w:ascii="Times New Roman" w:hAnsi="Times New Roman"/>
           <w:b/>
           <w:i w:val="0"/>
           <w:iCs/>
@@ -92,7 +92,7 @@
       </w:pPr>
       <w:r>
         <w:rPr>
-          <w:rFonts w:ascii="Georgia" w:hAnsi="Georgia"/>
+          <w:rFonts w:ascii="Times New Roman" w:hAnsi="Times New Roman"/>
           <w:b w:val="0"/>
           <w:i/>
           <w:sz w:val="20"/>
@@ -101,16 +101,16 @@
       </w:r>
       <w:r>
         <w:rPr>
-          <w:rFonts w:ascii="Georgia" w:hAnsi="Georgia"/>
-          <w:b w:val="0"/>
-          <w:i/>
-          <w:sz w:val="20"/>
-        </w:rPr>
-        <w:t xml:space="preserve"> </w:t>
-      </w:r>
-      <w:r>
-        <w:rPr>
-          <w:rFonts w:ascii="Georgia" w:hAnsi="Georgia"/>
+          <w:rFonts w:ascii="Times New Roman" w:hAnsi="Times New Roman"/>
+          <w:b w:val="0"/>
+          <w:i/>
+          <w:sz w:val="20"/>
+        </w:rPr>
+        <w:t xml:space="preserve"> </w:t>
+      </w:r>
+      <w:r>
+        <w:rPr>
+          <w:rFonts w:ascii="Times New Roman" w:hAnsi="Times New Roman"/>
           <w:b w:val="0"/>
           <w:i/>
           <w:sz w:val="20"/>
@@ -119,16 +119,16 @@
       </w:r>
       <w:r>
         <w:rPr>
-          <w:rFonts w:ascii="Georgia" w:hAnsi="Georgia"/>
-          <w:b w:val="0"/>
-          <w:i/>
-          <w:sz w:val="20"/>
-        </w:rPr>
-        <w:t xml:space="preserve"> </w:t>
-      </w:r>
-      <w:r>
-        <w:rPr>
-          <w:rFonts w:ascii="Georgia" w:hAnsi="Georgia"/>
+          <w:rFonts w:ascii="Times New Roman" w:hAnsi="Times New Roman"/>
+          <w:b w:val="0"/>
+          <w:i/>
+          <w:sz w:val="20"/>
+        </w:rPr>
+        <w:t xml:space="preserve"> </w:t>
+      </w:r>
+      <w:r>
+        <w:rPr>
+          <w:rFonts w:ascii="Times New Roman" w:hAnsi="Times New Roman"/>
           <w:b w:val="0"/>
           <w:i/>
           <w:sz w:val="20"/>
@@ -137,16 +137,16 @@
       </w:r>
       <w:r>
         <w:rPr>
-          <w:rFonts w:ascii="Georgia" w:hAnsi="Georgia"/>
-          <w:b w:val="0"/>
-          <w:i/>
-          <w:sz w:val="20"/>
-        </w:rPr>
-        <w:t xml:space="preserve"> </w:t>
-      </w:r>
-      <w:r>
-        <w:rPr>
-          <w:rFonts w:ascii="Georgia" w:hAnsi="Georgia"/>
+          <w:rFonts w:ascii="Times New Roman" w:hAnsi="Times New Roman"/>
+          <w:b w:val="0"/>
+          <w:i/>
+          <w:sz w:val="20"/>
+        </w:rPr>
+        <w:t xml:space="preserve"> </w:t>
+      </w:r>
+      <w:r>
+        <w:rPr>
+          <w:rFonts w:ascii="Times New Roman" w:hAnsi="Times New Roman"/>
           <w:b w:val="0"/>
           <w:i/>
           <w:sz w:val="20"/>
@@ -155,16 +155,16 @@
       </w:r>
       <w:r>
         <w:rPr>
-          <w:rFonts w:ascii="Georgia" w:hAnsi="Georgia"/>
-          <w:b w:val="0"/>
-          <w:i/>
-          <w:sz w:val="20"/>
-        </w:rPr>
-        <w:t xml:space="preserve"> </w:t>
-      </w:r>
-      <w:r>
-        <w:rPr>
-          <w:rFonts w:ascii="Georgia" w:hAnsi="Georgia"/>
+          <w:rFonts w:ascii="Times New Roman" w:hAnsi="Times New Roman"/>
+          <w:b w:val="0"/>
+          <w:i/>
+          <w:sz w:val="20"/>
+        </w:rPr>
+        <w:t xml:space="preserve"> </w:t>
+      </w:r>
+      <w:r>
+        <w:rPr>
+          <w:rFonts w:ascii="Times New Roman" w:hAnsi="Times New Roman"/>
           <w:b w:val="0"/>
           <w:i/>
           <w:sz w:val="20"/>
@@ -173,16 +173,16 @@
       </w:r>
       <w:r>
         <w:rPr>
-          <w:rFonts w:ascii="Georgia" w:hAnsi="Georgia"/>
-          <w:b w:val="0"/>
-          <w:i/>
-          <w:sz w:val="20"/>
-        </w:rPr>
-        <w:t xml:space="preserve"> </w:t>
-      </w:r>
-      <w:r>
-        <w:rPr>
-          <w:rFonts w:ascii="Georgia" w:hAnsi="Georgia"/>
+          <w:rFonts w:ascii="Times New Roman" w:hAnsi="Times New Roman"/>
+          <w:b w:val="0"/>
+          <w:i/>
+          <w:sz w:val="20"/>
+        </w:rPr>
+        <w:t xml:space="preserve"> </w:t>
+      </w:r>
+      <w:r>
+        <w:rPr>
+          <w:rFonts w:ascii="Times New Roman" w:hAnsi="Times New Roman"/>
           <w:b w:val="0"/>
           <w:i/>
           <w:sz w:val="20"/>
@@ -191,16 +191,16 @@
       </w:r>
       <w:r>
         <w:rPr>
-          <w:rFonts w:ascii="Georgia" w:hAnsi="Georgia"/>
-          <w:b w:val="0"/>
-          <w:i/>
-          <w:sz w:val="20"/>
-        </w:rPr>
-        <w:t xml:space="preserve"> </w:t>
-      </w:r>
-      <w:r>
-        <w:rPr>
-          <w:rFonts w:ascii="Georgia" w:hAnsi="Georgia"/>
+          <w:rFonts w:ascii="Times New Roman" w:hAnsi="Times New Roman"/>
+          <w:b w:val="0"/>
+          <w:i/>
+          <w:sz w:val="20"/>
+        </w:rPr>
+        <w:t xml:space="preserve"> </w:t>
+      </w:r>
+      <w:r>
+        <w:rPr>
+          <w:rFonts w:ascii="Times New Roman" w:hAnsi="Times New Roman"/>
           <w:b w:val="0"/>
           <w:i/>
           <w:sz w:val="20"/>
@@ -209,16 +209,16 @@
       </w:r>
       <w:r>
         <w:rPr>
-          <w:rFonts w:ascii="Georgia" w:hAnsi="Georgia"/>
-          <w:b w:val="0"/>
-          <w:i/>
-          <w:sz w:val="20"/>
-        </w:rPr>
-        <w:t xml:space="preserve"> </w:t>
-      </w:r>
-      <w:r>
-        <w:rPr>
-          <w:rFonts w:ascii="Georgia" w:hAnsi="Georgia"/>
+          <w:rFonts w:ascii="Times New Roman" w:hAnsi="Times New Roman"/>
+          <w:b w:val="0"/>
+          <w:i/>
+          <w:sz w:val="20"/>
+        </w:rPr>
+        <w:t xml:space="preserve"> </w:t>
+      </w:r>
+      <w:r>
+        <w:rPr>
+          <w:rFonts w:ascii="Times New Roman" w:hAnsi="Times New Roman"/>
           <w:b w:val="0"/>
           <w:bCs/>
           <w:i/>
@@ -228,7 +228,7 @@
       </w:r>
       <w:r>
         <w:rPr>
-          <w:rFonts w:ascii="Georgia" w:hAnsi="Georgia"/>
+          <w:rFonts w:ascii="Times New Roman" w:hAnsi="Times New Roman"/>
           <w:b w:val="0"/>
           <w:i/>
           <w:sz w:val="20"/>
@@ -237,16 +237,16 @@
       </w:r>
       <w:r>
         <w:rPr>
-          <w:rFonts w:ascii="Georgia" w:hAnsi="Georgia"/>
-          <w:b w:val="0"/>
-          <w:i/>
-          <w:sz w:val="20"/>
-        </w:rPr>
-        <w:t xml:space="preserve"> </w:t>
-      </w:r>
-      <w:r>
-        <w:rPr>
-          <w:rFonts w:ascii="Georgia" w:hAnsi="Georgia"/>
+          <w:rFonts w:ascii="Times New Roman" w:hAnsi="Times New Roman"/>
+          <w:b w:val="0"/>
+          <w:i/>
+          <w:sz w:val="20"/>
+        </w:rPr>
+        <w:t xml:space="preserve"> </w:t>
+      </w:r>
+      <w:r>
+        <w:rPr>
+          <w:rFonts w:ascii="Times New Roman" w:hAnsi="Times New Roman"/>
           <w:b w:val="0"/>
           <w:i/>
           <w:sz w:val="20"/>
@@ -255,16 +255,16 @@
       </w:r>
       <w:r>
         <w:rPr>
-          <w:rFonts w:ascii="Georgia" w:hAnsi="Georgia"/>
-          <w:b w:val="0"/>
-          <w:i/>
-          <w:sz w:val="20"/>
-        </w:rPr>
-        <w:t xml:space="preserve"> </w:t>
-      </w:r>
-      <w:r>
-        <w:rPr>
-          <w:rFonts w:ascii="Georgia" w:hAnsi="Georgia"/>
+          <w:rFonts w:ascii="Times New Roman" w:hAnsi="Times New Roman"/>
+          <w:b w:val="0"/>
+          <w:i/>
+          <w:sz w:val="20"/>
+        </w:rPr>
+        <w:t xml:space="preserve"> </w:t>
+      </w:r>
+      <w:r>
+        <w:rPr>
+          <w:rFonts w:ascii="Times New Roman" w:hAnsi="Times New Roman"/>
           <w:b w:val="0"/>
           <w:i/>
           <w:sz w:val="20"/>
@@ -283,7 +283,7 @@
       </w:pPr>
       <w:r>
         <w:rPr>
-          <w:rFonts w:ascii="Georgia" w:hAnsi="Georgia"/>
+          <w:rFonts w:ascii="Times New Roman" w:hAnsi="Times New Roman"/>
           <w:b w:val="0"/>
           <w:i/>
           <w:sz w:val="20"/>
@@ -292,16 +292,16 @@
       </w:r>
       <w:r>
         <w:rPr>
-          <w:rFonts w:ascii="Georgia" w:hAnsi="Georgia"/>
-          <w:b w:val="0"/>
-          <w:i/>
-          <w:sz w:val="20"/>
-        </w:rPr>
-        <w:t xml:space="preserve"> </w:t>
-      </w:r>
-      <w:r>
-        <w:rPr>
-          <w:rFonts w:ascii="Georgia" w:hAnsi="Georgia"/>
+          <w:rFonts w:ascii="Times New Roman" w:hAnsi="Times New Roman"/>
+          <w:b w:val="0"/>
+          <w:i/>
+          <w:sz w:val="20"/>
+        </w:rPr>
+        <w:t xml:space="preserve"> </w:t>
+      </w:r>
+      <w:r>
+        <w:rPr>
+          <w:rFonts w:ascii="Times New Roman" w:hAnsi="Times New Roman"/>
           <w:b w:val="0"/>
           <w:bCs/>
           <w:i/>
@@ -311,16 +311,16 @@
       </w:r>
       <w:r>
         <w:rPr>
-          <w:rFonts w:ascii="Georgia" w:hAnsi="Georgia"/>
-          <w:b w:val="0"/>
-          <w:i/>
-          <w:sz w:val="20"/>
-        </w:rPr>
-        <w:t xml:space="preserve"> </w:t>
-      </w:r>
-      <w:r>
-        <w:rPr>
-          <w:rFonts w:ascii="Georgia" w:hAnsi="Georgia"/>
+          <w:rFonts w:ascii="Times New Roman" w:hAnsi="Times New Roman"/>
+          <w:b w:val="0"/>
+          <w:i/>
+          <w:sz w:val="20"/>
+        </w:rPr>
+        <w:t xml:space="preserve"> </w:t>
+      </w:r>
+      <w:r>
+        <w:rPr>
+          <w:rFonts w:ascii="Times New Roman" w:hAnsi="Times New Roman"/>
           <w:b w:val="0"/>
           <w:i/>
           <w:sz w:val="20"/>
@@ -329,16 +329,16 @@
       </w:r>
       <w:r>
         <w:rPr>
-          <w:rFonts w:ascii="Georgia" w:hAnsi="Georgia"/>
-          <w:b w:val="0"/>
-          <w:i/>
-          <w:sz w:val="20"/>
-        </w:rPr>
-        <w:t xml:space="preserve"> </w:t>
-      </w:r>
-      <w:r>
-        <w:rPr>
-          <w:rFonts w:ascii="Georgia" w:hAnsi="Georgia"/>
+          <w:rFonts w:ascii="Times New Roman" w:hAnsi="Times New Roman"/>
+          <w:b w:val="0"/>
+          <w:i/>
+          <w:sz w:val="20"/>
+        </w:rPr>
+        <w:t xml:space="preserve"> </w:t>
+      </w:r>
+      <w:r>
+        <w:rPr>
+          <w:rFonts w:ascii="Times New Roman" w:hAnsi="Times New Roman"/>
           <w:b w:val="0"/>
           <w:i/>
           <w:sz w:val="20"/>
@@ -347,16 +347,16 @@
       </w:r>
       <w:r>
         <w:rPr>
-          <w:rFonts w:ascii="Georgia" w:hAnsi="Georgia"/>
-          <w:b w:val="0"/>
-          <w:i/>
-          <w:sz w:val="20"/>
-        </w:rPr>
-        <w:t xml:space="preserve"> </w:t>
-      </w:r>
-      <w:r>
-        <w:rPr>
-          <w:rFonts w:ascii="Georgia" w:hAnsi="Georgia"/>
+          <w:rFonts w:ascii="Times New Roman" w:hAnsi="Times New Roman"/>
+          <w:b w:val="0"/>
+          <w:i/>
+          <w:sz w:val="20"/>
+        </w:rPr>
+        <w:t xml:space="preserve"> </w:t>
+      </w:r>
+      <w:r>
+        <w:rPr>
+          <w:rFonts w:ascii="Times New Roman" w:hAnsi="Times New Roman"/>
           <w:b w:val="0"/>
           <w:i/>
           <w:sz w:val="20"/>
@@ -380,7 +380,7 @@
       </w:pPr>
       <w:r>
         <w:rPr>
-          <w:rFonts w:ascii="Georgia" w:hAnsi="Georgia"/>
+          <w:rFonts w:ascii="Times New Roman" w:hAnsi="Times New Roman"/>
           <w:b/>
           <w:i w:val="0"/>
           <w:sz w:val="24"/>
@@ -389,7 +389,7 @@
       </w:r>
       <w:r>
         <w:rPr>
-          <w:rFonts w:ascii="Georgia" w:hAnsi="Georgia"/>
+          <w:rFonts w:ascii="Times New Roman" w:hAnsi="Times New Roman"/>
           <w:b/>
           <w:i w:val="0"/>
           <w:sz w:val="24"/>
@@ -398,7 +398,7 @@
       </w:r>
       <w:r>
         <w:rPr>
-          <w:rFonts w:ascii="Georgia" w:hAnsi="Georgia"/>
+          <w:rFonts w:ascii="Times New Roman" w:hAnsi="Times New Roman"/>
           <w:b/>
           <w:i w:val="0"/>
           <w:sz w:val="24"/>
@@ -422,7 +422,7 @@
       </w:pPr>
       <w:r>
         <w:rPr>
-          <w:rFonts w:ascii="Georgia" w:hAnsi="Georgia"/>
+          <w:rFonts w:ascii="Times New Roman" w:hAnsi="Times New Roman"/>
           <w:b w:val="0"/>
           <w:i/>
           <w:sz w:val="20"/>
@@ -431,16 +431,16 @@
       </w:r>
       <w:r>
         <w:rPr>
-          <w:rFonts w:ascii="Georgia" w:hAnsi="Georgia"/>
-          <w:b w:val="0"/>
-          <w:i/>
-          <w:sz w:val="20"/>
-        </w:rPr>
-        <w:t xml:space="preserve"> </w:t>
-      </w:r>
-      <w:r>
-        <w:rPr>
-          <w:rFonts w:ascii="Georgia" w:hAnsi="Georgia"/>
+          <w:rFonts w:ascii="Times New Roman" w:hAnsi="Times New Roman"/>
+          <w:b w:val="0"/>
+          <w:i/>
+          <w:sz w:val="20"/>
+        </w:rPr>
+        <w:t xml:space="preserve"> </w:t>
+      </w:r>
+      <w:r>
+        <w:rPr>
+          <w:rFonts w:ascii="Times New Roman" w:hAnsi="Times New Roman"/>
           <w:b w:val="0"/>
           <w:i/>
           <w:sz w:val="20"/>
@@ -464,7 +464,7 @@
       </w:pPr>
       <w:r>
         <w:rPr>
-          <w:rFonts w:ascii="Georgia" w:hAnsi="Georgia"/>
+          <w:rFonts w:ascii="Times New Roman" w:hAnsi="Times New Roman"/>
           <w:b/>
           <w:i w:val="0"/>
           <w:sz w:val="24"/>
@@ -488,7 +488,7 @@
       </w:pPr>
       <w:r>
         <w:rPr>
-          <w:rFonts w:ascii="Georgia" w:hAnsi="Georgia"/>
+          <w:rFonts w:ascii="Times New Roman" w:hAnsi="Times New Roman"/>
           <w:b w:val="0"/>
           <w:i/>
           <w:sz w:val="20"/>
@@ -497,16 +497,16 @@
       </w:r>
       <w:r>
         <w:rPr>
-          <w:rFonts w:ascii="Georgia" w:hAnsi="Georgia"/>
-          <w:b w:val="0"/>
-          <w:i/>
-          <w:sz w:val="20"/>
-        </w:rPr>
-        <w:t xml:space="preserve"> </w:t>
-      </w:r>
-      <w:r>
-        <w:rPr>
-          <w:rFonts w:ascii="Georgia" w:hAnsi="Georgia"/>
+          <w:rFonts w:ascii="Times New Roman" w:hAnsi="Times New Roman"/>
+          <w:b w:val="0"/>
+          <w:i/>
+          <w:sz w:val="20"/>
+        </w:rPr>
+        <w:t xml:space="preserve"> </w:t>
+      </w:r>
+      <w:r>
+        <w:rPr>
+          <w:rFonts w:ascii="Times New Roman" w:hAnsi="Times New Roman"/>
           <w:b w:val="0"/>
           <w:i/>
           <w:sz w:val="20"/>
@@ -530,7 +530,7 @@
       </w:pPr>
       <w:r>
         <w:rPr>
-          <w:rFonts w:ascii="Georgia" w:hAnsi="Georgia"/>
+          <w:rFonts w:ascii="Times New Roman" w:hAnsi="Times New Roman"/>
           <w:b w:val="0"/>
           <w:i/>
           <w:sz w:val="20"/>
@@ -539,16 +539,16 @@
       </w:r>
       <w:r>
         <w:rPr>
-          <w:rFonts w:ascii="Georgia" w:hAnsi="Georgia"/>
-          <w:b w:val="0"/>
-          <w:i/>
-          <w:sz w:val="20"/>
-        </w:rPr>
-        <w:t xml:space="preserve"> </w:t>
-      </w:r>
-      <w:r>
-        <w:rPr>
-          <w:rFonts w:ascii="Georgia" w:hAnsi="Georgia"/>
+          <w:rFonts w:ascii="Times New Roman" w:hAnsi="Times New Roman"/>
+          <w:b w:val="0"/>
+          <w:i/>
+          <w:sz w:val="20"/>
+        </w:rPr>
+        <w:t xml:space="preserve"> </w:t>
+      </w:r>
+      <w:r>
+        <w:rPr>
+          <w:rFonts w:ascii="Times New Roman" w:hAnsi="Times New Roman"/>
           <w:b w:val="0"/>
           <w:i/>
           <w:sz w:val="20"/>
@@ -557,16 +557,16 @@
       </w:r>
       <w:r>
         <w:rPr>
-          <w:rFonts w:ascii="Georgia" w:hAnsi="Georgia"/>
-          <w:b w:val="0"/>
-          <w:i/>
-          <w:sz w:val="20"/>
-        </w:rPr>
-        <w:t xml:space="preserve"> </w:t>
-      </w:r>
-      <w:r>
-        <w:rPr>
-          <w:rFonts w:ascii="Georgia" w:hAnsi="Georgia"/>
+          <w:rFonts w:ascii="Times New Roman" w:hAnsi="Times New Roman"/>
+          <w:b w:val="0"/>
+          <w:i/>
+          <w:sz w:val="20"/>
+        </w:rPr>
+        <w:t xml:space="preserve"> </w:t>
+      </w:r>
+      <w:r>
+        <w:rPr>
+          <w:rFonts w:ascii="Times New Roman" w:hAnsi="Times New Roman"/>
           <w:b w:val="0"/>
           <w:i/>
           <w:sz w:val="20"/>
@@ -590,7 +590,7 @@
       </w:pPr>
       <w:r>
         <w:rPr>
-          <w:rFonts w:ascii="Georgia" w:hAnsi="Georgia"/>
+          <w:rFonts w:ascii="Times New Roman" w:hAnsi="Times New Roman"/>
           <w:b w:val="0"/>
           <w:i/>
           <w:sz w:val="20"/>
@@ -599,16 +599,16 @@
       </w:r>
       <w:r>
         <w:rPr>
-          <w:rFonts w:ascii="Georgia" w:hAnsi="Georgia"/>
-          <w:b w:val="0"/>
-          <w:i/>
-          <w:sz w:val="20"/>
-        </w:rPr>
-        <w:t xml:space="preserve"> </w:t>
-      </w:r>
-      <w:r>
-        <w:rPr>
-          <w:rFonts w:ascii="Georgia" w:hAnsi="Georgia"/>
+          <w:rFonts w:ascii="Times New Roman" w:hAnsi="Times New Roman"/>
+          <w:b w:val="0"/>
+          <w:i/>
+          <w:sz w:val="20"/>
+        </w:rPr>
+        <w:t xml:space="preserve"> </w:t>
+      </w:r>
+      <w:r>
+        <w:rPr>
+          <w:rFonts w:ascii="Times New Roman" w:hAnsi="Times New Roman"/>
           <w:b w:val="0"/>
           <w:i/>
           <w:sz w:val="20"/>
@@ -632,7 +632,7 @@
       </w:pPr>
       <w:r>
         <w:rPr>
-          <w:rFonts w:ascii="Georgia" w:hAnsi="Georgia"/>
+          <w:rFonts w:ascii="Times New Roman" w:hAnsi="Times New Roman"/>
           <w:b w:val="0"/>
           <w:i/>
           <w:sz w:val="20"/>
@@ -656,7 +656,7 @@
       </w:pPr>
       <w:r>
         <w:rPr>
-          <w:rFonts w:ascii="Georgia" w:hAnsi="Georgia"/>
+          <w:rFonts w:ascii="Times New Roman" w:hAnsi="Times New Roman"/>
           <w:b w:val="0"/>
           <w:i/>
           <w:sz w:val="20"/>
@@ -665,16 +665,16 @@
       </w:r>
       <w:r>
         <w:rPr>
-          <w:rFonts w:ascii="Georgia" w:hAnsi="Georgia"/>
-          <w:b w:val="0"/>
-          <w:i/>
-          <w:sz w:val="20"/>
-        </w:rPr>
-        <w:t xml:space="preserve"> </w:t>
-      </w:r>
-      <w:r>
-        <w:rPr>
-          <w:rFonts w:ascii="Georgia" w:hAnsi="Georgia"/>
+          <w:rFonts w:ascii="Times New Roman" w:hAnsi="Times New Roman"/>
+          <w:b w:val="0"/>
+          <w:i/>
+          <w:sz w:val="20"/>
+        </w:rPr>
+        <w:t xml:space="preserve"> </w:t>
+      </w:r>
+      <w:r>
+        <w:rPr>
+          <w:rFonts w:ascii="Times New Roman" w:hAnsi="Times New Roman"/>
           <w:b w:val="0"/>
           <w:i/>
           <w:sz w:val="20"/>
@@ -698,7 +698,7 @@
       </w:pPr>
       <w:r>
         <w:rPr>
-          <w:rFonts w:ascii="Georgia" w:hAnsi="Georgia"/>
+          <w:rFonts w:ascii="Times New Roman" w:hAnsi="Times New Roman"/>
           <w:b w:val="0"/>
           <w:i/>
           <w:sz w:val="20"/>
@@ -707,16 +707,16 @@
       </w:r>
       <w:r>
         <w:rPr>
-          <w:rFonts w:ascii="Georgia" w:hAnsi="Georgia"/>
-          <w:b w:val="0"/>
-          <w:i/>
-          <w:sz w:val="20"/>
-        </w:rPr>
-        <w:t xml:space="preserve"> </w:t>
-      </w:r>
-      <w:r>
-        <w:rPr>
-          <w:rFonts w:ascii="Georgia" w:hAnsi="Georgia"/>
+          <w:rFonts w:ascii="Times New Roman" w:hAnsi="Times New Roman"/>
+          <w:b w:val="0"/>
+          <w:i/>
+          <w:sz w:val="20"/>
+        </w:rPr>
+        <w:t xml:space="preserve"> </w:t>
+      </w:r>
+      <w:r>
+        <w:rPr>
+          <w:rFonts w:ascii="Times New Roman" w:hAnsi="Times New Roman"/>
           <w:b w:val="0"/>
           <w:i/>
           <w:sz w:val="20"/>
@@ -735,7 +735,7 @@
       </w:pPr>
       <w:r>
         <w:rPr>
-          <w:rFonts w:ascii="Georgia" w:hAnsi="Georgia"/>
+          <w:rFonts w:ascii="Times New Roman" w:hAnsi="Times New Roman"/>
           <w:b w:val="0"/>
           <w:i/>
           <w:sz w:val="20"/>
@@ -744,16 +744,16 @@
       </w:r>
       <w:r>
         <w:rPr>
-          <w:rFonts w:ascii="Georgia" w:hAnsi="Georgia"/>
-          <w:b w:val="0"/>
-          <w:i/>
-          <w:sz w:val="20"/>
-        </w:rPr>
-        <w:t xml:space="preserve"> </w:t>
-      </w:r>
-      <w:r>
-        <w:rPr>
-          <w:rFonts w:ascii="Georgia" w:hAnsi="Georgia"/>
+          <w:rFonts w:ascii="Times New Roman" w:hAnsi="Times New Roman"/>
+          <w:b w:val="0"/>
+          <w:i/>
+          <w:sz w:val="20"/>
+        </w:rPr>
+        <w:t xml:space="preserve"> </w:t>
+      </w:r>
+      <w:r>
+        <w:rPr>
+          <w:rFonts w:ascii="Times New Roman" w:hAnsi="Times New Roman"/>
           <w:b w:val="0"/>
           <w:i/>
           <w:sz w:val="20"/>
@@ -762,16 +762,16 @@
       </w:r>
       <w:r>
         <w:rPr>
-          <w:rFonts w:ascii="Georgia" w:hAnsi="Georgia"/>
-          <w:b w:val="0"/>
-          <w:i/>
-          <w:sz w:val="20"/>
-        </w:rPr>
-        <w:t xml:space="preserve"> </w:t>
-      </w:r>
-      <w:r>
-        <w:rPr>
-          <w:rFonts w:ascii="Georgia" w:hAnsi="Georgia"/>
+          <w:rFonts w:ascii="Times New Roman" w:hAnsi="Times New Roman"/>
+          <w:b w:val="0"/>
+          <w:i/>
+          <w:sz w:val="20"/>
+        </w:rPr>
+        <w:t xml:space="preserve"> </w:t>
+      </w:r>
+      <w:r>
+        <w:rPr>
+          <w:rFonts w:ascii="Times New Roman" w:hAnsi="Times New Roman"/>
           <w:b w:val="0"/>
           <w:i/>
           <w:sz w:val="20"/>
@@ -798,7 +798,7 @@
       </w:pPr>
       <w:r>
         <w:rPr>
-          <w:rFonts w:ascii="Georgia" w:hAnsi="Georgia"/>
+          <w:rFonts w:ascii="Times New Roman" w:hAnsi="Times New Roman"/>
           <w:b/>
           <w:i w:val="0"/>
           <w:sz w:val="24"/>
@@ -807,7 +807,7 @@
       </w:r>
       <w:r>
         <w:rPr>
-          <w:rFonts w:ascii="Georgia" w:hAnsi="Georgia"/>
+          <w:rFonts w:ascii="Times New Roman" w:hAnsi="Times New Roman"/>
           <w:b/>
           <w:i w:val="0"/>
           <w:sz w:val="24"/>
@@ -816,7 +816,7 @@
       </w:r>
       <w:r>
         <w:rPr>
-          <w:rFonts w:ascii="Georgia" w:hAnsi="Georgia"/>
+          <w:rFonts w:ascii="Times New Roman" w:hAnsi="Times New Roman"/>
           <w:b/>
           <w:i w:val="0"/>
           <w:sz w:val="24"/>
@@ -836,7 +836,7 @@
       </w:pPr>
       <w:r>
         <w:rPr>
-          <w:rFonts w:ascii="Georgia" w:hAnsi="Georgia"/>
+          <w:rFonts w:ascii="Times New Roman" w:hAnsi="Times New Roman"/>
           <w:b/>
           <w:i w:val="0"/>
           <w:sz w:val="24"/>
@@ -855,7 +855,7 @@
       </w:pPr>
       <w:r>
         <w:rPr>
-          <w:rFonts w:ascii="Georgia" w:hAnsi="Georgia"/>
+          <w:rFonts w:ascii="Times New Roman" w:hAnsi="Times New Roman"/>
           <w:b w:val="0"/>
           <w:bCs/>
           <w:i/>
@@ -865,7 +865,7 @@
       </w:r>
       <w:r>
         <w:rPr>
-          <w:rFonts w:ascii="Georgia" w:hAnsi="Georgia"/>
+          <w:rFonts w:ascii="Times New Roman" w:hAnsi="Times New Roman"/>
           <w:b w:val="0"/>
           <w:bCs/>
           <w:i/>
@@ -875,7 +875,7 @@
       </w:r>
       <w:r>
         <w:rPr>
-          <w:rFonts w:ascii="Georgia" w:hAnsi="Georgia"/>
+          <w:rFonts w:ascii="Times New Roman" w:hAnsi="Times New Roman"/>
           <w:b w:val="0"/>
           <w:bCs/>
           <w:i/>
@@ -885,16 +885,16 @@
       </w:r>
       <w:r>
         <w:rPr>
-          <w:rFonts w:ascii="Georgia" w:hAnsi="Georgia"/>
-          <w:b w:val="0"/>
-          <w:i/>
-          <w:sz w:val="20"/>
-        </w:rPr>
-        <w:t xml:space="preserve"> </w:t>
-      </w:r>
-      <w:r>
-        <w:rPr>
-          <w:rFonts w:ascii="Georgia" w:hAnsi="Georgia"/>
+          <w:rFonts w:ascii="Times New Roman" w:hAnsi="Times New Roman"/>
+          <w:b w:val="0"/>
+          <w:i/>
+          <w:sz w:val="20"/>
+        </w:rPr>
+        <w:t xml:space="preserve"> </w:t>
+      </w:r>
+      <w:r>
+        <w:rPr>
+          <w:rFonts w:ascii="Times New Roman" w:hAnsi="Times New Roman"/>
           <w:b w:val="0"/>
           <w:i/>
           <w:iCs/>
@@ -904,7 +904,7 @@
       </w:r>
       <w:r>
         <w:rPr>
-          <w:rFonts w:ascii="Georgia" w:hAnsi="Georgia"/>
+          <w:rFonts w:ascii="Times New Roman" w:hAnsi="Times New Roman"/>
           <w:b w:val="0"/>
           <w:i/>
           <w:iCs/>
@@ -914,7 +914,7 @@
       </w:r>
       <w:r>
         <w:rPr>
-          <w:rFonts w:ascii="Georgia" w:hAnsi="Georgia"/>
+          <w:rFonts w:ascii="Times New Roman" w:hAnsi="Times New Roman"/>
           <w:b w:val="0"/>
           <w:i/>
           <w:iCs/>
@@ -924,16 +924,16 @@
       </w:r>
       <w:r>
         <w:rPr>
-          <w:rFonts w:ascii="Georgia" w:hAnsi="Georgia"/>
-          <w:b w:val="0"/>
-          <w:i/>
-          <w:sz w:val="20"/>
-        </w:rPr>
-        <w:t xml:space="preserve"> </w:t>
-      </w:r>
-      <w:r>
-        <w:rPr>
-          <w:rFonts w:ascii="Georgia" w:hAnsi="Georgia"/>
+          <w:rFonts w:ascii="Times New Roman" w:hAnsi="Times New Roman"/>
+          <w:b w:val="0"/>
+          <w:i/>
+          <w:sz w:val="20"/>
+        </w:rPr>
+        <w:t xml:space="preserve"> </w:t>
+      </w:r>
+      <w:r>
+        <w:rPr>
+          <w:rFonts w:ascii="Times New Roman" w:hAnsi="Times New Roman"/>
           <w:b w:val="0"/>
           <w:i/>
           <w:sz w:val="20"/>
@@ -942,16 +942,16 @@
       </w:r>
       <w:r>
         <w:rPr>
-          <w:rFonts w:ascii="Georgia" w:hAnsi="Georgia"/>
-          <w:b w:val="0"/>
-          <w:i/>
-          <w:sz w:val="20"/>
-        </w:rPr>
-        <w:t xml:space="preserve"> </w:t>
-      </w:r>
-      <w:r>
-        <w:rPr>
-          <w:rFonts w:ascii="Georgia" w:hAnsi="Georgia"/>
+          <w:rFonts w:ascii="Times New Roman" w:hAnsi="Times New Roman"/>
+          <w:b w:val="0"/>
+          <w:i/>
+          <w:sz w:val="20"/>
+        </w:rPr>
+        <w:t xml:space="preserve"> </w:t>
+      </w:r>
+      <w:r>
+        <w:rPr>
+          <w:rFonts w:ascii="Times New Roman" w:hAnsi="Times New Roman"/>
           <w:b w:val="0"/>
           <w:i/>
           <w:sz w:val="20"/>
@@ -960,16 +960,16 @@
       </w:r>
       <w:r>
         <w:rPr>
-          <w:rFonts w:ascii="Georgia" w:hAnsi="Georgia"/>
-          <w:b w:val="0"/>
-          <w:i/>
-          <w:sz w:val="20"/>
-        </w:rPr>
-        <w:t xml:space="preserve"> </w:t>
-      </w:r>
-      <w:r>
-        <w:rPr>
-          <w:rFonts w:ascii="Georgia" w:hAnsi="Georgia"/>
+          <w:rFonts w:ascii="Times New Roman" w:hAnsi="Times New Roman"/>
+          <w:b w:val="0"/>
+          <w:i/>
+          <w:sz w:val="20"/>
+        </w:rPr>
+        <w:t xml:space="preserve"> </w:t>
+      </w:r>
+      <w:r>
+        <w:rPr>
+          <w:rFonts w:ascii="Times New Roman" w:hAnsi="Times New Roman"/>
           <w:b w:val="0"/>
           <w:i/>
           <w:sz w:val="20"/>
@@ -978,16 +978,16 @@
       </w:r>
       <w:r>
         <w:rPr>
-          <w:rFonts w:ascii="Georgia" w:hAnsi="Georgia"/>
-          <w:b w:val="0"/>
-          <w:i/>
-          <w:sz w:val="20"/>
-        </w:rPr>
-        <w:t xml:space="preserve"> </w:t>
-      </w:r>
-      <w:r>
-        <w:rPr>
-          <w:rFonts w:ascii="Georgia" w:hAnsi="Georgia"/>
+          <w:rFonts w:ascii="Times New Roman" w:hAnsi="Times New Roman"/>
+          <w:b w:val="0"/>
+          <w:i/>
+          <w:sz w:val="20"/>
+        </w:rPr>
+        <w:t xml:space="preserve"> </w:t>
+      </w:r>
+      <w:r>
+        <w:rPr>
+          <w:rFonts w:ascii="Times New Roman" w:hAnsi="Times New Roman"/>
           <w:b w:val="0"/>
           <w:i/>
           <w:sz w:val="20"/>
@@ -996,16 +996,16 @@
       </w:r>
       <w:r>
         <w:rPr>
-          <w:rFonts w:ascii="Georgia" w:hAnsi="Georgia"/>
-          <w:b w:val="0"/>
-          <w:i/>
-          <w:sz w:val="20"/>
-        </w:rPr>
-        <w:t xml:space="preserve"> </w:t>
-      </w:r>
-      <w:r>
-        <w:rPr>
-          <w:rFonts w:ascii="Georgia" w:hAnsi="Georgia"/>
+          <w:rFonts w:ascii="Times New Roman" w:hAnsi="Times New Roman"/>
+          <w:b w:val="0"/>
+          <w:i/>
+          <w:sz w:val="20"/>
+        </w:rPr>
+        <w:t xml:space="preserve"> </w:t>
+      </w:r>
+      <w:r>
+        <w:rPr>
+          <w:rFonts w:ascii="Times New Roman" w:hAnsi="Times New Roman"/>
           <w:b w:val="0"/>
           <w:i/>
           <w:sz w:val="20"/>
@@ -1014,16 +1014,16 @@
       </w:r>
       <w:r>
         <w:rPr>
-          <w:rFonts w:ascii="Georgia" w:hAnsi="Georgia"/>
-          <w:b w:val="0"/>
-          <w:i/>
-          <w:sz w:val="20"/>
-        </w:rPr>
-        <w:t xml:space="preserve"> </w:t>
-      </w:r>
-      <w:r>
-        <w:rPr>
-          <w:rFonts w:ascii="Georgia" w:hAnsi="Georgia"/>
+          <w:rFonts w:ascii="Times New Roman" w:hAnsi="Times New Roman"/>
+          <w:b w:val="0"/>
+          <w:i/>
+          <w:sz w:val="20"/>
+        </w:rPr>
+        <w:t xml:space="preserve"> </w:t>
+      </w:r>
+      <w:r>
+        <w:rPr>
+          <w:rFonts w:ascii="Times New Roman" w:hAnsi="Times New Roman"/>
           <w:b w:val="0"/>
           <w:bCs/>
           <w:i/>
@@ -1033,16 +1033,16 @@
       </w:r>
       <w:r>
         <w:rPr>
-          <w:rFonts w:ascii="Georgia" w:hAnsi="Georgia"/>
-          <w:b w:val="0"/>
-          <w:i/>
-          <w:sz w:val="20"/>
-        </w:rPr>
-        <w:t xml:space="preserve"> </w:t>
-      </w:r>
-      <w:r>
-        <w:rPr>
-          <w:rFonts w:ascii="Georgia" w:hAnsi="Georgia"/>
+          <w:rFonts w:ascii="Times New Roman" w:hAnsi="Times New Roman"/>
+          <w:b w:val="0"/>
+          <w:i/>
+          <w:sz w:val="20"/>
+        </w:rPr>
+        <w:t xml:space="preserve"> </w:t>
+      </w:r>
+      <w:r>
+        <w:rPr>
+          <w:rFonts w:ascii="Times New Roman" w:hAnsi="Times New Roman"/>
           <w:b w:val="0"/>
           <w:i/>
           <w:sz w:val="20"/>
@@ -1051,16 +1051,16 @@
       </w:r>
       <w:r>
         <w:rPr>
-          <w:rFonts w:ascii="Georgia" w:hAnsi="Georgia"/>
-          <w:b w:val="0"/>
-          <w:i/>
-          <w:sz w:val="20"/>
-        </w:rPr>
-        <w:t xml:space="preserve"> </w:t>
-      </w:r>
-      <w:r>
-        <w:rPr>
-          <w:rFonts w:ascii="Georgia" w:hAnsi="Georgia"/>
+          <w:rFonts w:ascii="Times New Roman" w:hAnsi="Times New Roman"/>
+          <w:b w:val="0"/>
+          <w:i/>
+          <w:sz w:val="20"/>
+        </w:rPr>
+        <w:t xml:space="preserve"> </w:t>
+      </w:r>
+      <w:r>
+        <w:rPr>
+          <w:rFonts w:ascii="Times New Roman" w:hAnsi="Times New Roman"/>
           <w:b w:val="0"/>
           <w:bCs/>
           <w:i/>
@@ -1070,16 +1070,16 @@
       </w:r>
       <w:r>
         <w:rPr>
-          <w:rFonts w:ascii="Georgia" w:hAnsi="Georgia"/>
-          <w:b w:val="0"/>
-          <w:i/>
-          <w:sz w:val="20"/>
-        </w:rPr>
-        <w:t xml:space="preserve"> </w:t>
-      </w:r>
-      <w:r>
-        <w:rPr>
-          <w:rFonts w:ascii="Georgia" w:hAnsi="Georgia"/>
+          <w:rFonts w:ascii="Times New Roman" w:hAnsi="Times New Roman"/>
+          <w:b w:val="0"/>
+          <w:i/>
+          <w:sz w:val="20"/>
+        </w:rPr>
+        <w:t xml:space="preserve"> </w:t>
+      </w:r>
+      <w:r>
+        <w:rPr>
+          <w:rFonts w:ascii="Times New Roman" w:hAnsi="Times New Roman"/>
           <w:b w:val="0"/>
           <w:i/>
           <w:sz w:val="20"/>
@@ -1088,16 +1088,16 @@
       </w:r>
       <w:r>
         <w:rPr>
-          <w:rFonts w:ascii="Georgia" w:hAnsi="Georgia"/>
-          <w:b w:val="0"/>
-          <w:i/>
-          <w:sz w:val="20"/>
-        </w:rPr>
-        <w:t xml:space="preserve"> </w:t>
-      </w:r>
-      <w:r>
-        <w:rPr>
-          <w:rFonts w:ascii="Georgia" w:hAnsi="Georgia"/>
+          <w:rFonts w:ascii="Times New Roman" w:hAnsi="Times New Roman"/>
+          <w:b w:val="0"/>
+          <w:i/>
+          <w:sz w:val="20"/>
+        </w:rPr>
+        <w:t xml:space="preserve"> </w:t>
+      </w:r>
+      <w:r>
+        <w:rPr>
+          <w:rFonts w:ascii="Times New Roman" w:hAnsi="Times New Roman"/>
           <w:b w:val="0"/>
           <w:i/>
           <w:sz w:val="20"/>
@@ -1106,16 +1106,16 @@
       </w:r>
       <w:r>
         <w:rPr>
-          <w:rFonts w:ascii="Georgia" w:hAnsi="Georgia"/>
-          <w:b w:val="0"/>
-          <w:i/>
-          <w:sz w:val="20"/>
-        </w:rPr>
-        <w:t xml:space="preserve"> </w:t>
-      </w:r>
-      <w:r>
-        <w:rPr>
-          <w:rFonts w:ascii="Georgia" w:hAnsi="Georgia"/>
+          <w:rFonts w:ascii="Times New Roman" w:hAnsi="Times New Roman"/>
+          <w:b w:val="0"/>
+          <w:i/>
+          <w:sz w:val="20"/>
+        </w:rPr>
+        <w:t xml:space="preserve"> </w:t>
+      </w:r>
+      <w:r>
+        <w:rPr>
+          <w:rFonts w:ascii="Times New Roman" w:hAnsi="Times New Roman"/>
           <w:b w:val="0"/>
           <w:i/>
           <w:sz w:val="20"/>
@@ -1124,16 +1124,16 @@
       </w:r>
       <w:r>
         <w:rPr>
-          <w:rFonts w:ascii="Georgia" w:hAnsi="Georgia"/>
-          <w:b w:val="0"/>
-          <w:i/>
-          <w:sz w:val="20"/>
-        </w:rPr>
-        <w:t xml:space="preserve"> </w:t>
-      </w:r>
-      <w:r>
-        <w:rPr>
-          <w:rFonts w:ascii="Georgia" w:hAnsi="Georgia"/>
+          <w:rFonts w:ascii="Times New Roman" w:hAnsi="Times New Roman"/>
+          <w:b w:val="0"/>
+          <w:i/>
+          <w:sz w:val="20"/>
+        </w:rPr>
+        <w:t xml:space="preserve"> </w:t>
+      </w:r>
+      <w:r>
+        <w:rPr>
+          <w:rFonts w:ascii="Times New Roman" w:hAnsi="Times New Roman"/>
           <w:b w:val="0"/>
           <w:i/>
           <w:iCs/>
@@ -1143,16 +1143,16 @@
       </w:r>
       <w:r>
         <w:rPr>
-          <w:rFonts w:ascii="Georgia" w:hAnsi="Georgia"/>
-          <w:b w:val="0"/>
-          <w:i/>
-          <w:sz w:val="20"/>
-        </w:rPr>
-        <w:t xml:space="preserve"> </w:t>
-      </w:r>
-      <w:r>
-        <w:rPr>
-          <w:rFonts w:ascii="Georgia" w:hAnsi="Georgia"/>
+          <w:rFonts w:ascii="Times New Roman" w:hAnsi="Times New Roman"/>
+          <w:b w:val="0"/>
+          <w:i/>
+          <w:sz w:val="20"/>
+        </w:rPr>
+        <w:t xml:space="preserve"> </w:t>
+      </w:r>
+      <w:r>
+        <w:rPr>
+          <w:rFonts w:ascii="Times New Roman" w:hAnsi="Times New Roman"/>
           <w:b w:val="0"/>
           <w:i/>
           <w:sz w:val="20"/>
@@ -1161,16 +1161,16 @@
       </w:r>
       <w:r>
         <w:rPr>
-          <w:rFonts w:ascii="Georgia" w:hAnsi="Georgia"/>
-          <w:b w:val="0"/>
-          <w:i/>
-          <w:sz w:val="20"/>
-        </w:rPr>
-        <w:t xml:space="preserve"> </w:t>
-      </w:r>
-      <w:r>
-        <w:rPr>
-          <w:rFonts w:ascii="Georgia" w:hAnsi="Georgia"/>
+          <w:rFonts w:ascii="Times New Roman" w:hAnsi="Times New Roman"/>
+          <w:b w:val="0"/>
+          <w:i/>
+          <w:sz w:val="20"/>
+        </w:rPr>
+        <w:t xml:space="preserve"> </w:t>
+      </w:r>
+      <w:r>
+        <w:rPr>
+          <w:rFonts w:ascii="Times New Roman" w:hAnsi="Times New Roman"/>
           <w:b w:val="0"/>
           <w:i/>
           <w:sz w:val="20"/>
@@ -1179,16 +1179,16 @@
       </w:r>
       <w:r>
         <w:rPr>
-          <w:rFonts w:ascii="Georgia" w:hAnsi="Georgia"/>
-          <w:b w:val="0"/>
-          <w:i/>
-          <w:sz w:val="20"/>
-        </w:rPr>
-        <w:t xml:space="preserve"> </w:t>
-      </w:r>
-      <w:r>
-        <w:rPr>
-          <w:rFonts w:ascii="Georgia" w:hAnsi="Georgia"/>
+          <w:rFonts w:ascii="Times New Roman" w:hAnsi="Times New Roman"/>
+          <w:b w:val="0"/>
+          <w:i/>
+          <w:sz w:val="20"/>
+        </w:rPr>
+        <w:t xml:space="preserve"> </w:t>
+      </w:r>
+      <w:r>
+        <w:rPr>
+          <w:rFonts w:ascii="Times New Roman" w:hAnsi="Times New Roman"/>
           <w:b w:val="0"/>
           <w:i/>
           <w:sz w:val="20"/>
@@ -1197,16 +1197,16 @@
       </w:r>
       <w:r>
         <w:rPr>
-          <w:rFonts w:ascii="Georgia" w:hAnsi="Georgia"/>
-          <w:b w:val="0"/>
-          <w:i/>
-          <w:sz w:val="20"/>
-        </w:rPr>
-        <w:t xml:space="preserve"> </w:t>
-      </w:r>
-      <w:r>
-        <w:rPr>
-          <w:rFonts w:ascii="Georgia" w:hAnsi="Georgia"/>
+          <w:rFonts w:ascii="Times New Roman" w:hAnsi="Times New Roman"/>
+          <w:b w:val="0"/>
+          <w:i/>
+          <w:sz w:val="20"/>
+        </w:rPr>
+        <w:t xml:space="preserve"> </w:t>
+      </w:r>
+      <w:r>
+        <w:rPr>
+          <w:rFonts w:ascii="Times New Roman" w:hAnsi="Times New Roman"/>
           <w:b w:val="0"/>
           <w:bCs/>
           <w:i/>
@@ -1216,16 +1216,16 @@
       </w:r>
       <w:r>
         <w:rPr>
-          <w:rFonts w:ascii="Georgia" w:hAnsi="Georgia"/>
-          <w:b w:val="0"/>
-          <w:i/>
-          <w:sz w:val="20"/>
-        </w:rPr>
-        <w:t xml:space="preserve"> </w:t>
-      </w:r>
-      <w:r>
-        <w:rPr>
-          <w:rFonts w:ascii="Georgia" w:hAnsi="Georgia"/>
+          <w:rFonts w:ascii="Times New Roman" w:hAnsi="Times New Roman"/>
+          <w:b w:val="0"/>
+          <w:i/>
+          <w:sz w:val="20"/>
+        </w:rPr>
+        <w:t xml:space="preserve"> </w:t>
+      </w:r>
+      <w:r>
+        <w:rPr>
+          <w:rFonts w:ascii="Times New Roman" w:hAnsi="Times New Roman"/>
           <w:b w:val="0"/>
           <w:i/>
           <w:sz w:val="20"/>
@@ -1234,16 +1234,16 @@
       </w:r>
       <w:r>
         <w:rPr>
-          <w:rFonts w:ascii="Georgia" w:hAnsi="Georgia"/>
-          <w:b w:val="0"/>
-          <w:i/>
-          <w:sz w:val="20"/>
-        </w:rPr>
-        <w:t xml:space="preserve"> </w:t>
-      </w:r>
-      <w:r>
-        <w:rPr>
-          <w:rFonts w:ascii="Georgia" w:hAnsi="Georgia"/>
+          <w:rFonts w:ascii="Times New Roman" w:hAnsi="Times New Roman"/>
+          <w:b w:val="0"/>
+          <w:i/>
+          <w:sz w:val="20"/>
+        </w:rPr>
+        <w:t xml:space="preserve"> </w:t>
+      </w:r>
+      <w:r>
+        <w:rPr>
+          <w:rFonts w:ascii="Times New Roman" w:hAnsi="Times New Roman"/>
           <w:b w:val="0"/>
           <w:bCs/>
           <w:i/>
@@ -1253,16 +1253,16 @@
       </w:r>
       <w:r>
         <w:rPr>
-          <w:rFonts w:ascii="Georgia" w:hAnsi="Georgia"/>
-          <w:b w:val="0"/>
-          <w:i/>
-          <w:sz w:val="20"/>
-        </w:rPr>
-        <w:t xml:space="preserve"> </w:t>
-      </w:r>
-      <w:r>
-        <w:rPr>
-          <w:rFonts w:ascii="Georgia" w:hAnsi="Georgia"/>
+          <w:rFonts w:ascii="Times New Roman" w:hAnsi="Times New Roman"/>
+          <w:b w:val="0"/>
+          <w:i/>
+          <w:sz w:val="20"/>
+        </w:rPr>
+        <w:t xml:space="preserve"> </w:t>
+      </w:r>
+      <w:r>
+        <w:rPr>
+          <w:rFonts w:ascii="Times New Roman" w:hAnsi="Times New Roman"/>
           <w:b w:val="0"/>
           <w:i/>
           <w:sz w:val="20"/>
@@ -1271,16 +1271,16 @@
       </w:r>
       <w:r>
         <w:rPr>
-          <w:rFonts w:ascii="Georgia" w:hAnsi="Georgia"/>
-          <w:b w:val="0"/>
-          <w:i/>
-          <w:sz w:val="20"/>
-        </w:rPr>
-        <w:t xml:space="preserve"> </w:t>
-      </w:r>
-      <w:r>
-        <w:rPr>
-          <w:rFonts w:ascii="Georgia" w:hAnsi="Georgia"/>
+          <w:rFonts w:ascii="Times New Roman" w:hAnsi="Times New Roman"/>
+          <w:b w:val="0"/>
+          <w:i/>
+          <w:sz w:val="20"/>
+        </w:rPr>
+        <w:t xml:space="preserve"> </w:t>
+      </w:r>
+      <w:r>
+        <w:rPr>
+          <w:rFonts w:ascii="Times New Roman" w:hAnsi="Times New Roman"/>
           <w:b w:val="0"/>
           <w:i/>
           <w:sz w:val="20"/>
@@ -1289,16 +1289,16 @@
       </w:r>
       <w:r>
         <w:rPr>
-          <w:rFonts w:ascii="Georgia" w:hAnsi="Georgia"/>
-          <w:b w:val="0"/>
-          <w:i/>
-          <w:sz w:val="20"/>
-        </w:rPr>
-        <w:t xml:space="preserve"> </w:t>
-      </w:r>
-      <w:r>
-        <w:rPr>
-          <w:rFonts w:ascii="Georgia" w:hAnsi="Georgia"/>
+          <w:rFonts w:ascii="Times New Roman" w:hAnsi="Times New Roman"/>
+          <w:b w:val="0"/>
+          <w:i/>
+          <w:sz w:val="20"/>
+        </w:rPr>
+        <w:t xml:space="preserve"> </w:t>
+      </w:r>
+      <w:r>
+        <w:rPr>
+          <w:rFonts w:ascii="Times New Roman" w:hAnsi="Times New Roman"/>
           <w:b w:val="0"/>
           <w:bCs/>
           <w:i/>
@@ -1308,7 +1308,7 @@
       </w:r>
       <w:r>
         <w:rPr>
-          <w:rFonts w:ascii="Georgia" w:hAnsi="Georgia"/>
+          <w:rFonts w:ascii="Times New Roman" w:hAnsi="Times New Roman"/>
           <w:b w:val="0"/>
           <w:bCs/>
           <w:i/>
@@ -1318,7 +1318,7 @@
       </w:r>
       <w:r>
         <w:rPr>
-          <w:rFonts w:ascii="Georgia" w:hAnsi="Georgia"/>
+          <w:rFonts w:ascii="Times New Roman" w:hAnsi="Times New Roman"/>
           <w:b w:val="0"/>
           <w:bCs/>
           <w:i/>
@@ -1328,7 +1328,7 @@
       </w:r>
       <w:r>
         <w:rPr>
-          <w:rFonts w:ascii="Georgia" w:hAnsi="Georgia"/>
+          <w:rFonts w:ascii="Times New Roman" w:hAnsi="Times New Roman"/>
           <w:b w:val="0"/>
           <w:i/>
           <w:sz w:val="20"/>
@@ -1347,7 +1347,7 @@
       </w:pPr>
       <w:r>
         <w:rPr>
-          <w:rFonts w:ascii="Georgia" w:hAnsi="Georgia"/>
+          <w:rFonts w:ascii="Times New Roman" w:hAnsi="Times New Roman"/>
           <w:b w:val="0"/>
           <w:bCs/>
           <w:i/>
@@ -1357,7 +1357,7 @@
       </w:r>
       <w:r>
         <w:rPr>
-          <w:rFonts w:ascii="Georgia" w:hAnsi="Georgia"/>
+          <w:rFonts w:ascii="Times New Roman" w:hAnsi="Times New Roman"/>
           <w:b w:val="0"/>
           <w:bCs/>
           <w:i/>
@@ -1367,7 +1367,7 @@
       </w:r>
       <w:r>
         <w:rPr>
-          <w:rFonts w:ascii="Georgia" w:hAnsi="Georgia"/>
+          <w:rFonts w:ascii="Times New Roman" w:hAnsi="Times New Roman"/>
           <w:b w:val="0"/>
           <w:bCs/>
           <w:i/>
@@ -1377,16 +1377,16 @@
       </w:r>
       <w:r>
         <w:rPr>
-          <w:rFonts w:ascii="Georgia" w:hAnsi="Georgia"/>
-          <w:b w:val="0"/>
-          <w:i/>
-          <w:sz w:val="20"/>
-        </w:rPr>
-        <w:t xml:space="preserve"> </w:t>
-      </w:r>
-      <w:r>
-        <w:rPr>
-          <w:rFonts w:ascii="Georgia" w:hAnsi="Georgia"/>
+          <w:rFonts w:ascii="Times New Roman" w:hAnsi="Times New Roman"/>
+          <w:b w:val="0"/>
+          <w:i/>
+          <w:sz w:val="20"/>
+        </w:rPr>
+        <w:t xml:space="preserve"> </w:t>
+      </w:r>
+      <w:r>
+        <w:rPr>
+          <w:rFonts w:ascii="Times New Roman" w:hAnsi="Times New Roman"/>
           <w:b w:val="0"/>
           <w:i/>
           <w:iCs/>
@@ -1396,7 +1396,7 @@
       </w:r>
       <w:r>
         <w:rPr>
-          <w:rFonts w:ascii="Georgia" w:hAnsi="Georgia"/>
+          <w:rFonts w:ascii="Times New Roman" w:hAnsi="Times New Roman"/>
           <w:b w:val="0"/>
           <w:i/>
           <w:iCs/>
@@ -1406,7 +1406,7 @@
       </w:r>
       <w:r>
         <w:rPr>
-          <w:rFonts w:ascii="Georgia" w:hAnsi="Georgia"/>
+          <w:rFonts w:ascii="Times New Roman" w:hAnsi="Times New Roman"/>
           <w:b w:val="0"/>
           <w:i/>
           <w:iCs/>
@@ -1416,16 +1416,16 @@
       </w:r>
       <w:r>
         <w:rPr>
-          <w:rFonts w:ascii="Georgia" w:hAnsi="Georgia"/>
-          <w:b w:val="0"/>
-          <w:i/>
-          <w:sz w:val="20"/>
-        </w:rPr>
-        <w:t xml:space="preserve"> </w:t>
-      </w:r>
-      <w:r>
-        <w:rPr>
-          <w:rFonts w:ascii="Georgia" w:hAnsi="Georgia"/>
+          <w:rFonts w:ascii="Times New Roman" w:hAnsi="Times New Roman"/>
+          <w:b w:val="0"/>
+          <w:i/>
+          <w:sz w:val="20"/>
+        </w:rPr>
+        <w:t xml:space="preserve"> </w:t>
+      </w:r>
+      <w:r>
+        <w:rPr>
+          <w:rFonts w:ascii="Times New Roman" w:hAnsi="Times New Roman"/>
           <w:b w:val="0"/>
           <w:i/>
           <w:sz w:val="20"/>
@@ -1434,16 +1434,16 @@
       </w:r>
       <w:r>
         <w:rPr>
-          <w:rFonts w:ascii="Georgia" w:hAnsi="Georgia"/>
-          <w:b w:val="0"/>
-          <w:i/>
-          <w:sz w:val="20"/>
-        </w:rPr>
-        <w:t xml:space="preserve"> </w:t>
-      </w:r>
-      <w:r>
-        <w:rPr>
-          <w:rFonts w:ascii="Georgia" w:hAnsi="Georgia"/>
+          <w:rFonts w:ascii="Times New Roman" w:hAnsi="Times New Roman"/>
+          <w:b w:val="0"/>
+          <w:i/>
+          <w:sz w:val="20"/>
+        </w:rPr>
+        <w:t xml:space="preserve"> </w:t>
+      </w:r>
+      <w:r>
+        <w:rPr>
+          <w:rFonts w:ascii="Times New Roman" w:hAnsi="Times New Roman"/>
           <w:b w:val="0"/>
           <w:i/>
           <w:sz w:val="20"/>
@@ -1452,16 +1452,16 @@
       </w:r>
       <w:r>
         <w:rPr>
-          <w:rFonts w:ascii="Georgia" w:hAnsi="Georgia"/>
-          <w:b w:val="0"/>
-          <w:i/>
-          <w:sz w:val="20"/>
-        </w:rPr>
-        <w:t xml:space="preserve"> </w:t>
-      </w:r>
-      <w:r>
-        <w:rPr>
-          <w:rFonts w:ascii="Georgia" w:hAnsi="Georgia"/>
+          <w:rFonts w:ascii="Times New Roman" w:hAnsi="Times New Roman"/>
+          <w:b w:val="0"/>
+          <w:i/>
+          <w:sz w:val="20"/>
+        </w:rPr>
+        <w:t xml:space="preserve"> </w:t>
+      </w:r>
+      <w:r>
+        <w:rPr>
+          <w:rFonts w:ascii="Times New Roman" w:hAnsi="Times New Roman"/>
           <w:b w:val="0"/>
           <w:i/>
           <w:sz w:val="20"/>
@@ -1470,16 +1470,16 @@
       </w:r>
       <w:r>
         <w:rPr>
-          <w:rFonts w:ascii="Georgia" w:hAnsi="Georgia"/>
-          <w:b w:val="0"/>
-          <w:i/>
-          <w:sz w:val="20"/>
-        </w:rPr>
-        <w:t xml:space="preserve"> </w:t>
-      </w:r>
-      <w:r>
-        <w:rPr>
-          <w:rFonts w:ascii="Georgia" w:hAnsi="Georgia"/>
+          <w:rFonts w:ascii="Times New Roman" w:hAnsi="Times New Roman"/>
+          <w:b w:val="0"/>
+          <w:i/>
+          <w:sz w:val="20"/>
+        </w:rPr>
+        <w:t xml:space="preserve"> </w:t>
+      </w:r>
+      <w:r>
+        <w:rPr>
+          <w:rFonts w:ascii="Times New Roman" w:hAnsi="Times New Roman"/>
           <w:b w:val="0"/>
           <w:i/>
           <w:sz w:val="20"/>
@@ -1488,16 +1488,16 @@
       </w:r>
       <w:r>
         <w:rPr>
-          <w:rFonts w:ascii="Georgia" w:hAnsi="Georgia"/>
-          <w:b w:val="0"/>
-          <w:i/>
-          <w:sz w:val="20"/>
-        </w:rPr>
-        <w:t xml:space="preserve"> </w:t>
-      </w:r>
-      <w:r>
-        <w:rPr>
-          <w:rFonts w:ascii="Georgia" w:hAnsi="Georgia"/>
+          <w:rFonts w:ascii="Times New Roman" w:hAnsi="Times New Roman"/>
+          <w:b w:val="0"/>
+          <w:i/>
+          <w:sz w:val="20"/>
+        </w:rPr>
+        <w:t xml:space="preserve"> </w:t>
+      </w:r>
+      <w:r>
+        <w:rPr>
+          <w:rFonts w:ascii="Times New Roman" w:hAnsi="Times New Roman"/>
           <w:b w:val="0"/>
           <w:i/>
           <w:sz w:val="20"/>
@@ -1506,16 +1506,16 @@
       </w:r>
       <w:r>
         <w:rPr>
-          <w:rFonts w:ascii="Georgia" w:hAnsi="Georgia"/>
-          <w:b w:val="0"/>
-          <w:i/>
-          <w:sz w:val="20"/>
-        </w:rPr>
-        <w:t xml:space="preserve"> </w:t>
-      </w:r>
-      <w:r>
-        <w:rPr>
-          <w:rFonts w:ascii="Georgia" w:hAnsi="Georgia"/>
+          <w:rFonts w:ascii="Times New Roman" w:hAnsi="Times New Roman"/>
+          <w:b w:val="0"/>
+          <w:i/>
+          <w:sz w:val="20"/>
+        </w:rPr>
+        <w:t xml:space="preserve"> </w:t>
+      </w:r>
+      <w:r>
+        <w:rPr>
+          <w:rFonts w:ascii="Times New Roman" w:hAnsi="Times New Roman"/>
           <w:b w:val="0"/>
           <w:bCs/>
           <w:i/>
@@ -1525,16 +1525,16 @@
       </w:r>
       <w:r>
         <w:rPr>
-          <w:rFonts w:ascii="Georgia" w:hAnsi="Georgia"/>
-          <w:b w:val="0"/>
-          <w:i/>
-          <w:sz w:val="20"/>
-        </w:rPr>
-        <w:t xml:space="preserve"> </w:t>
-      </w:r>
-      <w:r>
-        <w:rPr>
-          <w:rFonts w:ascii="Georgia" w:hAnsi="Georgia"/>
+          <w:rFonts w:ascii="Times New Roman" w:hAnsi="Times New Roman"/>
+          <w:b w:val="0"/>
+          <w:i/>
+          <w:sz w:val="20"/>
+        </w:rPr>
+        <w:t xml:space="preserve"> </w:t>
+      </w:r>
+      <w:r>
+        <w:rPr>
+          <w:rFonts w:ascii="Times New Roman" w:hAnsi="Times New Roman"/>
           <w:b w:val="0"/>
           <w:i/>
           <w:sz w:val="20"/>
@@ -1543,16 +1543,16 @@
       </w:r>
       <w:r>
         <w:rPr>
-          <w:rFonts w:ascii="Georgia" w:hAnsi="Georgia"/>
-          <w:b w:val="0"/>
-          <w:i/>
-          <w:sz w:val="20"/>
-        </w:rPr>
-        <w:t xml:space="preserve"> </w:t>
-      </w:r>
-      <w:r>
-        <w:rPr>
-          <w:rFonts w:ascii="Georgia" w:hAnsi="Georgia"/>
+          <w:rFonts w:ascii="Times New Roman" w:hAnsi="Times New Roman"/>
+          <w:b w:val="0"/>
+          <w:i/>
+          <w:sz w:val="20"/>
+        </w:rPr>
+        <w:t xml:space="preserve"> </w:t>
+      </w:r>
+      <w:r>
+        <w:rPr>
+          <w:rFonts w:ascii="Times New Roman" w:hAnsi="Times New Roman"/>
           <w:b w:val="0"/>
           <w:i/>
           <w:sz w:val="20"/>
@@ -1561,16 +1561,16 @@
       </w:r>
       <w:r>
         <w:rPr>
-          <w:rFonts w:ascii="Georgia" w:hAnsi="Georgia"/>
-          <w:b w:val="0"/>
-          <w:i/>
-          <w:sz w:val="20"/>
-        </w:rPr>
-        <w:t xml:space="preserve"> </w:t>
-      </w:r>
-      <w:r>
-        <w:rPr>
-          <w:rFonts w:ascii="Georgia" w:hAnsi="Georgia"/>
+          <w:rFonts w:ascii="Times New Roman" w:hAnsi="Times New Roman"/>
+          <w:b w:val="0"/>
+          <w:i/>
+          <w:sz w:val="20"/>
+        </w:rPr>
+        <w:t xml:space="preserve"> </w:t>
+      </w:r>
+      <w:r>
+        <w:rPr>
+          <w:rFonts w:ascii="Times New Roman" w:hAnsi="Times New Roman"/>
           <w:b w:val="0"/>
           <w:i/>
           <w:sz w:val="20"/>
@@ -1579,16 +1579,16 @@
       </w:r>
       <w:r>
         <w:rPr>
-          <w:rFonts w:ascii="Georgia" w:hAnsi="Georgia"/>
-          <w:b w:val="0"/>
-          <w:i/>
-          <w:sz w:val="20"/>
-        </w:rPr>
-        <w:t xml:space="preserve"> </w:t>
-      </w:r>
-      <w:r>
-        <w:rPr>
-          <w:rFonts w:ascii="Georgia" w:hAnsi="Georgia"/>
+          <w:rFonts w:ascii="Times New Roman" w:hAnsi="Times New Roman"/>
+          <w:b w:val="0"/>
+          <w:i/>
+          <w:sz w:val="20"/>
+        </w:rPr>
+        <w:t xml:space="preserve"> </w:t>
+      </w:r>
+      <w:r>
+        <w:rPr>
+          <w:rFonts w:ascii="Times New Roman" w:hAnsi="Times New Roman"/>
           <w:b w:val="0"/>
           <w:i/>
           <w:sz w:val="20"/>
@@ -1597,16 +1597,16 @@
       </w:r>
       <w:r>
         <w:rPr>
-          <w:rFonts w:ascii="Georgia" w:hAnsi="Georgia"/>
-          <w:b w:val="0"/>
-          <w:i/>
-          <w:sz w:val="20"/>
-        </w:rPr>
-        <w:t xml:space="preserve"> </w:t>
-      </w:r>
-      <w:r>
-        <w:rPr>
-          <w:rFonts w:ascii="Georgia" w:hAnsi="Georgia"/>
+          <w:rFonts w:ascii="Times New Roman" w:hAnsi="Times New Roman"/>
+          <w:b w:val="0"/>
+          <w:i/>
+          <w:sz w:val="20"/>
+        </w:rPr>
+        <w:t xml:space="preserve"> </w:t>
+      </w:r>
+      <w:r>
+        <w:rPr>
+          <w:rFonts w:ascii="Times New Roman" w:hAnsi="Times New Roman"/>
           <w:b w:val="0"/>
           <w:i/>
           <w:iCs/>
@@ -1616,16 +1616,16 @@
       </w:r>
       <w:r>
         <w:rPr>
-          <w:rFonts w:ascii="Georgia" w:hAnsi="Georgia"/>
-          <w:b w:val="0"/>
-          <w:i/>
-          <w:sz w:val="20"/>
-        </w:rPr>
-        <w:t xml:space="preserve"> </w:t>
-      </w:r>
-      <w:r>
-        <w:rPr>
-          <w:rFonts w:ascii="Georgia" w:hAnsi="Georgia"/>
+          <w:rFonts w:ascii="Times New Roman" w:hAnsi="Times New Roman"/>
+          <w:b w:val="0"/>
+          <w:i/>
+          <w:sz w:val="20"/>
+        </w:rPr>
+        <w:t xml:space="preserve"> </w:t>
+      </w:r>
+      <w:r>
+        <w:rPr>
+          <w:rFonts w:ascii="Times New Roman" w:hAnsi="Times New Roman"/>
           <w:b w:val="0"/>
           <w:i/>
           <w:sz w:val="20"/>
@@ -1634,16 +1634,16 @@
       </w:r>
       <w:r>
         <w:rPr>
-          <w:rFonts w:ascii="Georgia" w:hAnsi="Georgia"/>
-          <w:b w:val="0"/>
-          <w:i/>
-          <w:sz w:val="20"/>
-        </w:rPr>
-        <w:t xml:space="preserve"> </w:t>
-      </w:r>
-      <w:r>
-        <w:rPr>
-          <w:rFonts w:ascii="Georgia" w:hAnsi="Georgia"/>
+          <w:rFonts w:ascii="Times New Roman" w:hAnsi="Times New Roman"/>
+          <w:b w:val="0"/>
+          <w:i/>
+          <w:sz w:val="20"/>
+        </w:rPr>
+        <w:t xml:space="preserve"> </w:t>
+      </w:r>
+      <w:r>
+        <w:rPr>
+          <w:rFonts w:ascii="Times New Roman" w:hAnsi="Times New Roman"/>
           <w:b w:val="0"/>
           <w:i/>
           <w:sz w:val="20"/>
@@ -1652,16 +1652,16 @@
       </w:r>
       <w:r>
         <w:rPr>
-          <w:rFonts w:ascii="Georgia" w:hAnsi="Georgia"/>
-          <w:b w:val="0"/>
-          <w:i/>
-          <w:sz w:val="20"/>
-        </w:rPr>
-        <w:t xml:space="preserve"> </w:t>
-      </w:r>
-      <w:r>
-        <w:rPr>
-          <w:rFonts w:ascii="Georgia" w:hAnsi="Georgia"/>
+          <w:rFonts w:ascii="Times New Roman" w:hAnsi="Times New Roman"/>
+          <w:b w:val="0"/>
+          <w:i/>
+          <w:sz w:val="20"/>
+        </w:rPr>
+        <w:t xml:space="preserve"> </w:t>
+      </w:r>
+      <w:r>
+        <w:rPr>
+          <w:rFonts w:ascii="Times New Roman" w:hAnsi="Times New Roman"/>
           <w:b w:val="0"/>
           <w:i/>
           <w:iCs/>
@@ -1671,16 +1671,16 @@
       </w:r>
       <w:r>
         <w:rPr>
-          <w:rFonts w:ascii="Georgia" w:hAnsi="Georgia"/>
-          <w:b w:val="0"/>
-          <w:i/>
-          <w:sz w:val="20"/>
-        </w:rPr>
-        <w:t xml:space="preserve"> </w:t>
-      </w:r>
-      <w:r>
-        <w:rPr>
-          <w:rFonts w:ascii="Georgia" w:hAnsi="Georgia"/>
+          <w:rFonts w:ascii="Times New Roman" w:hAnsi="Times New Roman"/>
+          <w:b w:val="0"/>
+          <w:i/>
+          <w:sz w:val="20"/>
+        </w:rPr>
+        <w:t xml:space="preserve"> </w:t>
+      </w:r>
+      <w:r>
+        <w:rPr>
+          <w:rFonts w:ascii="Times New Roman" w:hAnsi="Times New Roman"/>
           <w:b w:val="0"/>
           <w:i/>
           <w:sz w:val="20"/>
@@ -1689,16 +1689,16 @@
       </w:r>
       <w:r>
         <w:rPr>
-          <w:rFonts w:ascii="Georgia" w:hAnsi="Georgia"/>
-          <w:b w:val="0"/>
-          <w:i/>
-          <w:sz w:val="20"/>
-        </w:rPr>
-        <w:t xml:space="preserve"> </w:t>
-      </w:r>
-      <w:r>
-        <w:rPr>
-          <w:rFonts w:ascii="Georgia" w:hAnsi="Georgia"/>
+          <w:rFonts w:ascii="Times New Roman" w:hAnsi="Times New Roman"/>
+          <w:b w:val="0"/>
+          <w:i/>
+          <w:sz w:val="20"/>
+        </w:rPr>
+        <w:t xml:space="preserve"> </w:t>
+      </w:r>
+      <w:r>
+        <w:rPr>
+          <w:rFonts w:ascii="Times New Roman" w:hAnsi="Times New Roman"/>
           <w:b w:val="0"/>
           <w:i/>
           <w:sz w:val="20"/>
@@ -1707,16 +1707,16 @@
       </w:r>
       <w:r>
         <w:rPr>
-          <w:rFonts w:ascii="Georgia" w:hAnsi="Georgia"/>
-          <w:b w:val="0"/>
-          <w:i/>
-          <w:sz w:val="20"/>
-        </w:rPr>
-        <w:t xml:space="preserve"> </w:t>
-      </w:r>
-      <w:r>
-        <w:rPr>
-          <w:rFonts w:ascii="Georgia" w:hAnsi="Georgia"/>
+          <w:rFonts w:ascii="Times New Roman" w:hAnsi="Times New Roman"/>
+          <w:b w:val="0"/>
+          <w:i/>
+          <w:sz w:val="20"/>
+        </w:rPr>
+        <w:t xml:space="preserve"> </w:t>
+      </w:r>
+      <w:r>
+        <w:rPr>
+          <w:rFonts w:ascii="Times New Roman" w:hAnsi="Times New Roman"/>
           <w:b w:val="0"/>
           <w:i/>
           <w:sz w:val="20"/>
@@ -1725,16 +1725,16 @@
       </w:r>
       <w:r>
         <w:rPr>
-          <w:rFonts w:ascii="Georgia" w:hAnsi="Georgia"/>
-          <w:b w:val="0"/>
-          <w:i/>
-          <w:sz w:val="20"/>
-        </w:rPr>
-        <w:t xml:space="preserve"> </w:t>
-      </w:r>
-      <w:r>
-        <w:rPr>
-          <w:rFonts w:ascii="Georgia" w:hAnsi="Georgia"/>
+          <w:rFonts w:ascii="Times New Roman" w:hAnsi="Times New Roman"/>
+          <w:b w:val="0"/>
+          <w:i/>
+          <w:sz w:val="20"/>
+        </w:rPr>
+        <w:t xml:space="preserve"> </w:t>
+      </w:r>
+      <w:r>
+        <w:rPr>
+          <w:rFonts w:ascii="Times New Roman" w:hAnsi="Times New Roman"/>
           <w:b w:val="0"/>
           <w:i/>
           <w:iCs/>
@@ -1744,16 +1744,16 @@
       </w:r>
       <w:r>
         <w:rPr>
-          <w:rFonts w:ascii="Georgia" w:hAnsi="Georgia"/>
-          <w:b w:val="0"/>
-          <w:i/>
-          <w:sz w:val="20"/>
-        </w:rPr>
-        <w:t xml:space="preserve"> </w:t>
-      </w:r>
-      <w:r>
-        <w:rPr>
-          <w:rFonts w:ascii="Georgia" w:hAnsi="Georgia"/>
+          <w:rFonts w:ascii="Times New Roman" w:hAnsi="Times New Roman"/>
+          <w:b w:val="0"/>
+          <w:i/>
+          <w:sz w:val="20"/>
+        </w:rPr>
+        <w:t xml:space="preserve"> </w:t>
+      </w:r>
+      <w:r>
+        <w:rPr>
+          <w:rFonts w:ascii="Times New Roman" w:hAnsi="Times New Roman"/>
           <w:b w:val="0"/>
           <w:i/>
           <w:sz w:val="20"/>
@@ -1762,16 +1762,16 @@
       </w:r>
       <w:r>
         <w:rPr>
-          <w:rFonts w:ascii="Georgia" w:hAnsi="Georgia"/>
-          <w:b w:val="0"/>
-          <w:i/>
-          <w:sz w:val="20"/>
-        </w:rPr>
-        <w:t xml:space="preserve"> </w:t>
-      </w:r>
-      <w:r>
-        <w:rPr>
-          <w:rFonts w:ascii="Georgia" w:hAnsi="Georgia"/>
+          <w:rFonts w:ascii="Times New Roman" w:hAnsi="Times New Roman"/>
+          <w:b w:val="0"/>
+          <w:i/>
+          <w:sz w:val="20"/>
+        </w:rPr>
+        <w:t xml:space="preserve"> </w:t>
+      </w:r>
+      <w:r>
+        <w:rPr>
+          <w:rFonts w:ascii="Times New Roman" w:hAnsi="Times New Roman"/>
           <w:b w:val="0"/>
           <w:i/>
           <w:sz w:val="20"/>
@@ -1780,16 +1780,16 @@
       </w:r>
       <w:r>
         <w:rPr>
-          <w:rFonts w:ascii="Georgia" w:hAnsi="Georgia"/>
-          <w:b w:val="0"/>
-          <w:i/>
-          <w:sz w:val="20"/>
-        </w:rPr>
-        <w:t xml:space="preserve"> </w:t>
-      </w:r>
-      <w:r>
-        <w:rPr>
-          <w:rFonts w:ascii="Georgia" w:hAnsi="Georgia"/>
+          <w:rFonts w:ascii="Times New Roman" w:hAnsi="Times New Roman"/>
+          <w:b w:val="0"/>
+          <w:i/>
+          <w:sz w:val="20"/>
+        </w:rPr>
+        <w:t xml:space="preserve"> </w:t>
+      </w:r>
+      <w:r>
+        <w:rPr>
+          <w:rFonts w:ascii="Times New Roman" w:hAnsi="Times New Roman"/>
           <w:b w:val="0"/>
           <w:i/>
           <w:sz w:val="20"/>
@@ -1798,16 +1798,16 @@
       </w:r>
       <w:r>
         <w:rPr>
-          <w:rFonts w:ascii="Georgia" w:hAnsi="Georgia"/>
-          <w:b w:val="0"/>
-          <w:i/>
-          <w:sz w:val="20"/>
-        </w:rPr>
-        <w:t xml:space="preserve"> </w:t>
-      </w:r>
-      <w:r>
-        <w:rPr>
-          <w:rFonts w:ascii="Georgia" w:hAnsi="Georgia"/>
+          <w:rFonts w:ascii="Times New Roman" w:hAnsi="Times New Roman"/>
+          <w:b w:val="0"/>
+          <w:i/>
+          <w:sz w:val="20"/>
+        </w:rPr>
+        <w:t xml:space="preserve"> </w:t>
+      </w:r>
+      <w:r>
+        <w:rPr>
+          <w:rFonts w:ascii="Times New Roman" w:hAnsi="Times New Roman"/>
           <w:b w:val="0"/>
           <w:i/>
           <w:iCs/>
@@ -1817,16 +1817,16 @@
       </w:r>
       <w:r>
         <w:rPr>
-          <w:rFonts w:ascii="Georgia" w:hAnsi="Georgia"/>
-          <w:b w:val="0"/>
-          <w:i/>
-          <w:sz w:val="20"/>
-        </w:rPr>
-        <w:t xml:space="preserve"> </w:t>
-      </w:r>
-      <w:r>
-        <w:rPr>
-          <w:rFonts w:ascii="Georgia" w:hAnsi="Georgia"/>
+          <w:rFonts w:ascii="Times New Roman" w:hAnsi="Times New Roman"/>
+          <w:b w:val="0"/>
+          <w:i/>
+          <w:sz w:val="20"/>
+        </w:rPr>
+        <w:t xml:space="preserve"> </w:t>
+      </w:r>
+      <w:r>
+        <w:rPr>
+          <w:rFonts w:ascii="Times New Roman" w:hAnsi="Times New Roman"/>
           <w:b w:val="0"/>
           <w:i/>
           <w:sz w:val="20"/>
@@ -1835,16 +1835,16 @@
       </w:r>
       <w:r>
         <w:rPr>
-          <w:rFonts w:ascii="Georgia" w:hAnsi="Georgia"/>
-          <w:b w:val="0"/>
-          <w:i/>
-          <w:sz w:val="20"/>
-        </w:rPr>
-        <w:t xml:space="preserve"> </w:t>
-      </w:r>
-      <w:r>
-        <w:rPr>
-          <w:rFonts w:ascii="Georgia" w:hAnsi="Georgia"/>
+          <w:rFonts w:ascii="Times New Roman" w:hAnsi="Times New Roman"/>
+          <w:b w:val="0"/>
+          <w:i/>
+          <w:sz w:val="20"/>
+        </w:rPr>
+        <w:t xml:space="preserve"> </w:t>
+      </w:r>
+      <w:r>
+        <w:rPr>
+          <w:rFonts w:ascii="Times New Roman" w:hAnsi="Times New Roman"/>
           <w:b w:val="0"/>
           <w:i/>
           <w:sz w:val="20"/>
@@ -1853,16 +1853,16 @@
       </w:r>
       <w:r>
         <w:rPr>
-          <w:rFonts w:ascii="Georgia" w:hAnsi="Georgia"/>
-          <w:b w:val="0"/>
-          <w:i/>
-          <w:sz w:val="20"/>
-        </w:rPr>
-        <w:t xml:space="preserve"> </w:t>
-      </w:r>
-      <w:r>
-        <w:rPr>
-          <w:rFonts w:ascii="Georgia" w:hAnsi="Georgia"/>
+          <w:rFonts w:ascii="Times New Roman" w:hAnsi="Times New Roman"/>
+          <w:b w:val="0"/>
+          <w:i/>
+          <w:sz w:val="20"/>
+        </w:rPr>
+        <w:t xml:space="preserve"> </w:t>
+      </w:r>
+      <w:r>
+        <w:rPr>
+          <w:rFonts w:ascii="Times New Roman" w:hAnsi="Times New Roman"/>
           <w:b w:val="0"/>
           <w:i/>
           <w:iCs/>
@@ -1872,57 +1872,219 @@
       </w:r>
       <w:r>
         <w:rPr>
-          <w:rFonts w:ascii="Georgia" w:hAnsi="Georgia"/>
-          <w:b w:val="0"/>
-          <w:i/>
-          <w:sz w:val="20"/>
-        </w:rPr>
-        <w:t xml:space="preserve"> </w:t>
-      </w:r>
-      <w:r>
-        <w:rPr>
-          <w:rFonts w:ascii="Georgia" w:hAnsi="Georgia"/>
-          <w:b w:val="0"/>
-          <w:i/>
-          <w:sz w:val="20"/>
-        </w:rPr>
-        <w:t xml:space="preserve">&lt; 1×10⁻¹³). The full</w:t>
-      </w:r>
-      <w:r>
-        <w:rPr>
-          <w:rFonts w:ascii="Georgia" w:hAnsi="Georgia"/>
-          <w:b w:val="0"/>
-          <w:i/>
-          <w:sz w:val="20"/>
-        </w:rPr>
-        <w:t xml:space="preserve"> </w:t>
-      </w:r>
-      <w:r>
-        <w:rPr>
-          <w:rFonts w:ascii="Georgia" w:hAnsi="Georgia"/>
-          <w:b w:val="0"/>
-          <w:i/>
-          <w:sz w:val="20"/>
-        </w:rPr>
-        <w:t xml:space="preserve">annotation workbooks and per-item ratings are released in the</w:t>
-      </w:r>
-      <w:r>
-        <w:rPr>
-          <w:rFonts w:ascii="Georgia" w:hAnsi="Georgia"/>
-          <w:b w:val="0"/>
-          <w:i/>
-          <w:sz w:val="20"/>
-        </w:rPr>
-        <w:t xml:space="preserve"> </w:t>
-      </w:r>
-      <w:r>
-        <w:rPr>
-          <w:rFonts w:ascii="Georgia" w:hAnsi="Georgia"/>
-          <w:b w:val="0"/>
-          <w:i/>
-          <w:sz w:val="20"/>
-        </w:rPr>
-        <w:t xml:space="preserve">deposit.</w:t>
+          <w:rFonts w:ascii="Times New Roman" w:hAnsi="Times New Roman"/>
+          <w:b w:val="0"/>
+          <w:i/>
+          <w:sz w:val="20"/>
+        </w:rPr>
+        <w:t xml:space="preserve"> </w:t>
+      </w:r>
+      <w:r>
+        <w:rPr>
+          <w:rFonts w:ascii="Times New Roman" w:hAnsi="Times New Roman"/>
+          <w:b w:val="0"/>
+          <w:i/>
+          <w:sz w:val="20"/>
+        </w:rPr>
+        <w:t xml:space="preserve">&lt; 1×10⁻¹³). On</w:t>
+      </w:r>
+      <w:r>
+        <w:rPr>
+          <w:rFonts w:ascii="Times New Roman" w:hAnsi="Times New Roman"/>
+          <w:b w:val="0"/>
+          <w:i/>
+          <w:sz w:val="20"/>
+        </w:rPr>
+        <w:t xml:space="preserve"> </w:t>
+      </w:r>
+      <w:r>
+        <w:rPr>
+          <w:rFonts w:ascii="Times New Roman" w:hAnsi="Times New Roman"/>
+          <w:b w:val="0"/>
+          <w:i/>
+          <w:sz w:val="20"/>
+        </w:rPr>
+        <w:t xml:space="preserve">engagement we are explicit about a tradeoff: the human 1–5 rating is</w:t>
+      </w:r>
+      <w:r>
+        <w:rPr>
+          <w:rFonts w:ascii="Times New Roman" w:hAnsi="Times New Roman"/>
+          <w:b w:val="0"/>
+          <w:i/>
+          <w:sz w:val="20"/>
+        </w:rPr>
+        <w:t xml:space="preserve"> </w:t>
+      </w:r>
+      <w:r>
+        <w:rPr>
+          <w:rFonts w:ascii="Times New Roman" w:hAnsi="Times New Roman"/>
+          <w:b w:val="0"/>
+          <w:i/>
+          <w:sz w:val="20"/>
+        </w:rPr>
+        <w:t xml:space="preserve">lower at the dual operating point than at no-guidance (2.90 vs 3.46),</w:t>
+      </w:r>
+      <w:r>
+        <w:rPr>
+          <w:rFonts w:ascii="Times New Roman" w:hAnsi="Times New Roman"/>
+          <w:b w:val="0"/>
+          <w:i/>
+          <w:sz w:val="20"/>
+        </w:rPr>
+        <w:t xml:space="preserve"> </w:t>
+      </w:r>
+      <w:r>
+        <w:rPr>
+          <w:rFonts w:ascii="Times New Roman" w:hAnsi="Times New Roman"/>
+          <w:b w:val="0"/>
+          <w:i/>
+          <w:sz w:val="20"/>
+        </w:rPr>
+        <w:t xml:space="preserve">because perceived click-appeal is entangled with clickbait cues.</w:t>
+      </w:r>
+      <w:r>
+        <w:rPr>
+          <w:rFonts w:ascii="Times New Roman" w:hAnsi="Times New Roman"/>
+          <w:b w:val="0"/>
+          <w:i/>
+          <w:sz w:val="20"/>
+        </w:rPr>
+        <w:t xml:space="preserve"> </w:t>
+      </w:r>
+      <w:r>
+        <w:rPr>
+          <w:rFonts w:ascii="Times New Roman" w:hAnsi="Times New Roman"/>
+          <w:b w:val="0"/>
+          <w:i/>
+          <w:sz w:val="20"/>
+        </w:rPr>
+        <w:t xml:space="preserve">Engagement is nonetheless controllable, not lost: the positive guide</w:t>
+      </w:r>
+      <w:r>
+        <w:rPr>
+          <w:rFonts w:ascii="Times New Roman" w:hAnsi="Times New Roman"/>
+          <w:b w:val="0"/>
+          <w:i/>
+          <w:sz w:val="20"/>
+        </w:rPr>
+        <w:t xml:space="preserve"> </w:t>
+      </w:r>
+      <w:r>
+        <w:rPr>
+          <w:rFonts w:ascii="Times New Roman" w:hAnsi="Times New Roman"/>
+          <w:b w:val="0"/>
+          <w:i/>
+          <w:sz w:val="20"/>
+        </w:rPr>
+        <w:t xml:space="preserve">raises perceived engagement on its own (engage-only 3.51 vs 3.46), and</w:t>
+      </w:r>
+      <w:r>
+        <w:rPr>
+          <w:rFonts w:ascii="Times New Roman" w:hAnsi="Times New Roman"/>
+          <w:b w:val="0"/>
+          <w:i/>
+          <w:sz w:val="20"/>
+        </w:rPr>
+        <w:t xml:space="preserve"> </w:t>
+      </w:r>
+      <w:r>
+        <w:rPr>
+          <w:rFonts w:ascii="Times New Roman" w:hAnsi="Times New Roman"/>
+          <w:b w:val="0"/>
+          <w:i/>
+          <w:sz w:val="20"/>
+        </w:rPr>
+        <w:t xml:space="preserve">an independent LLM engagement judge scored across the α–β grid (n = 840)</w:t>
+      </w:r>
+      <w:r>
+        <w:rPr>
+          <w:rFonts w:ascii="Times New Roman" w:hAnsi="Times New Roman"/>
+          <w:b w:val="0"/>
+          <w:i/>
+          <w:sz w:val="20"/>
+        </w:rPr>
+        <w:t xml:space="preserve"> </w:t>
+      </w:r>
+      <w:r>
+        <w:rPr>
+          <w:rFonts w:ascii="Times New Roman" w:hAnsi="Times New Roman"/>
+          <w:b w:val="0"/>
+          <w:i/>
+          <w:sz w:val="20"/>
+        </w:rPr>
+        <w:t xml:space="preserve">holds engagement at or above the no-guidance baseline at the operating</w:t>
+      </w:r>
+      <w:r>
+        <w:rPr>
+          <w:rFonts w:ascii="Times New Roman" w:hAnsi="Times New Roman"/>
+          <w:b w:val="0"/>
+          <w:i/>
+          <w:sz w:val="20"/>
+        </w:rPr>
+        <w:t xml:space="preserve"> </w:t>
+      </w:r>
+      <w:r>
+        <w:rPr>
+          <w:rFonts w:ascii="Times New Roman" w:hAnsi="Times New Roman"/>
+          <w:b w:val="0"/>
+          <w:i/>
+          <w:sz w:val="20"/>
+        </w:rPr>
+        <w:t xml:space="preserve">point (0.925 vs 0.900) while cutting clickbait, with a lower-brake point</w:t>
+      </w:r>
+      <w:r>
+        <w:rPr>
+          <w:rFonts w:ascii="Times New Roman" w:hAnsi="Times New Roman"/>
+          <w:b w:val="0"/>
+          <w:i/>
+          <w:sz w:val="20"/>
+        </w:rPr>
+        <w:t xml:space="preserve"> </w:t>
+      </w:r>
+      <w:r>
+        <w:rPr>
+          <w:rFonts w:ascii="Times New Roman" w:hAnsi="Times New Roman"/>
+          <w:b w:val="0"/>
+          <w:i/>
+          <w:sz w:val="20"/>
+        </w:rPr>
+        <w:t xml:space="preserve">(4, 1) higher still — so engagement is a controllable axis set by α</w:t>
+      </w:r>
+      <w:r>
+        <w:rPr>
+          <w:rFonts w:ascii="Times New Roman" w:hAnsi="Times New Roman"/>
+          <w:b w:val="0"/>
+          <w:i/>
+          <w:sz w:val="20"/>
+        </w:rPr>
+        <w:t xml:space="preserve"> </w:t>
+      </w:r>
+      <w:r>
+        <w:rPr>
+          <w:rFonts w:ascii="Times New Roman" w:hAnsi="Times New Roman"/>
+          <w:b w:val="0"/>
+          <w:i/>
+          <w:sz w:val="20"/>
+        </w:rPr>
+        <w:t xml:space="preserve">(Section 4.10). The full annotation workbooks and per-item ratings are</w:t>
+      </w:r>
+      <w:r>
+        <w:rPr>
+          <w:rFonts w:ascii="Times New Roman" w:hAnsi="Times New Roman"/>
+          <w:b w:val="0"/>
+          <w:i/>
+          <w:sz w:val="20"/>
+        </w:rPr>
+        <w:t xml:space="preserve"> </w:t>
+      </w:r>
+      <w:r>
+        <w:rPr>
+          <w:rFonts w:ascii="Times New Roman" w:hAnsi="Times New Roman"/>
+          <w:b w:val="0"/>
+          <w:i/>
+          <w:sz w:val="20"/>
+        </w:rPr>
+        <w:t xml:space="preserve">released in the deposit.</w:t>
       </w:r>
     </w:p>
     <w:p>
@@ -1936,7 +2098,7 @@
       </w:pPr>
       <w:r>
         <w:rPr>
-          <w:rFonts w:ascii="Georgia" w:hAnsi="Georgia"/>
+          <w:rFonts w:ascii="Times New Roman" w:hAnsi="Times New Roman"/>
           <w:b w:val="0"/>
           <w:bCs/>
           <w:i/>
@@ -1946,7 +2108,7 @@
       </w:r>
       <w:r>
         <w:rPr>
-          <w:rFonts w:ascii="Georgia" w:hAnsi="Georgia"/>
+          <w:rFonts w:ascii="Times New Roman" w:hAnsi="Times New Roman"/>
           <w:b w:val="0"/>
           <w:bCs/>
           <w:i/>
@@ -1956,7 +2118,7 @@
       </w:r>
       <w:r>
         <w:rPr>
-          <w:rFonts w:ascii="Georgia" w:hAnsi="Georgia"/>
+          <w:rFonts w:ascii="Times New Roman" w:hAnsi="Times New Roman"/>
           <w:b w:val="0"/>
           <w:bCs/>
           <w:i/>
@@ -1966,16 +2128,16 @@
       </w:r>
       <w:r>
         <w:rPr>
-          <w:rFonts w:ascii="Georgia" w:hAnsi="Georgia"/>
-          <w:b w:val="0"/>
-          <w:i/>
-          <w:sz w:val="20"/>
-        </w:rPr>
-        <w:t xml:space="preserve"> </w:t>
-      </w:r>
-      <w:r>
-        <w:rPr>
-          <w:rFonts w:ascii="Georgia" w:hAnsi="Georgia"/>
+          <w:rFonts w:ascii="Times New Roman" w:hAnsi="Times New Roman"/>
+          <w:b w:val="0"/>
+          <w:i/>
+          <w:sz w:val="20"/>
+        </w:rPr>
+        <w:t xml:space="preserve"> </w:t>
+      </w:r>
+      <w:r>
+        <w:rPr>
+          <w:rFonts w:ascii="Times New Roman" w:hAnsi="Times New Roman"/>
           <w:b w:val="0"/>
           <w:i/>
           <w:iCs/>
@@ -1985,7 +2147,7 @@
       </w:r>
       <w:r>
         <w:rPr>
-          <w:rFonts w:ascii="Georgia" w:hAnsi="Georgia"/>
+          <w:rFonts w:ascii="Times New Roman" w:hAnsi="Times New Roman"/>
           <w:b w:val="0"/>
           <w:i/>
           <w:iCs/>
@@ -1995,7 +2157,7 @@
       </w:r>
       <w:r>
         <w:rPr>
-          <w:rFonts w:ascii="Georgia" w:hAnsi="Georgia"/>
+          <w:rFonts w:ascii="Times New Roman" w:hAnsi="Times New Roman"/>
           <w:b w:val="0"/>
           <w:i/>
           <w:iCs/>
@@ -2005,16 +2167,16 @@
       </w:r>
       <w:r>
         <w:rPr>
-          <w:rFonts w:ascii="Georgia" w:hAnsi="Georgia"/>
-          <w:b w:val="0"/>
-          <w:i/>
-          <w:sz w:val="20"/>
-        </w:rPr>
-        <w:t xml:space="preserve"> </w:t>
-      </w:r>
-      <w:r>
-        <w:rPr>
-          <w:rFonts w:ascii="Georgia" w:hAnsi="Georgia"/>
+          <w:rFonts w:ascii="Times New Roman" w:hAnsi="Times New Roman"/>
+          <w:b w:val="0"/>
+          <w:i/>
+          <w:sz w:val="20"/>
+        </w:rPr>
+        <w:t xml:space="preserve"> </w:t>
+      </w:r>
+      <w:r>
+        <w:rPr>
+          <w:rFonts w:ascii="Times New Roman" w:hAnsi="Times New Roman"/>
           <w:b w:val="0"/>
           <w:i/>
           <w:sz w:val="20"/>
@@ -2023,16 +2185,16 @@
       </w:r>
       <w:r>
         <w:rPr>
-          <w:rFonts w:ascii="Georgia" w:hAnsi="Georgia"/>
-          <w:b w:val="0"/>
-          <w:i/>
-          <w:sz w:val="20"/>
-        </w:rPr>
-        <w:t xml:space="preserve"> </w:t>
-      </w:r>
-      <w:r>
-        <w:rPr>
-          <w:rFonts w:ascii="Georgia" w:hAnsi="Georgia"/>
+          <w:rFonts w:ascii="Times New Roman" w:hAnsi="Times New Roman"/>
+          <w:b w:val="0"/>
+          <w:i/>
+          <w:sz w:val="20"/>
+        </w:rPr>
+        <w:t xml:space="preserve"> </w:t>
+      </w:r>
+      <w:r>
+        <w:rPr>
+          <w:rFonts w:ascii="Times New Roman" w:hAnsi="Times New Roman"/>
           <w:b w:val="0"/>
           <w:i/>
           <w:sz w:val="20"/>
@@ -2041,16 +2203,16 @@
       </w:r>
       <w:r>
         <w:rPr>
-          <w:rFonts w:ascii="Georgia" w:hAnsi="Georgia"/>
-          <w:b w:val="0"/>
-          <w:i/>
-          <w:sz w:val="20"/>
-        </w:rPr>
-        <w:t xml:space="preserve"> </w:t>
-      </w:r>
-      <w:r>
-        <w:rPr>
-          <w:rFonts w:ascii="Georgia" w:hAnsi="Georgia"/>
+          <w:rFonts w:ascii="Times New Roman" w:hAnsi="Times New Roman"/>
+          <w:b w:val="0"/>
+          <w:i/>
+          <w:sz w:val="20"/>
+        </w:rPr>
+        <w:t xml:space="preserve"> </w:t>
+      </w:r>
+      <w:r>
+        <w:rPr>
+          <w:rFonts w:ascii="Times New Roman" w:hAnsi="Times New Roman"/>
           <w:b w:val="0"/>
           <w:i/>
           <w:sz w:val="20"/>
@@ -2059,16 +2221,16 @@
       </w:r>
       <w:r>
         <w:rPr>
-          <w:rFonts w:ascii="Georgia" w:hAnsi="Georgia"/>
-          <w:b w:val="0"/>
-          <w:i/>
-          <w:sz w:val="20"/>
-        </w:rPr>
-        <w:t xml:space="preserve"> </w:t>
-      </w:r>
-      <w:r>
-        <w:rPr>
-          <w:rFonts w:ascii="Georgia" w:hAnsi="Georgia"/>
+          <w:rFonts w:ascii="Times New Roman" w:hAnsi="Times New Roman"/>
+          <w:b w:val="0"/>
+          <w:i/>
+          <w:sz w:val="20"/>
+        </w:rPr>
+        <w:t xml:space="preserve"> </w:t>
+      </w:r>
+      <w:r>
+        <w:rPr>
+          <w:rFonts w:ascii="Times New Roman" w:hAnsi="Times New Roman"/>
           <w:b w:val="0"/>
           <w:i/>
           <w:sz w:val="20"/>
@@ -2077,16 +2239,16 @@
       </w:r>
       <w:r>
         <w:rPr>
-          <w:rFonts w:ascii="Georgia" w:hAnsi="Georgia"/>
-          <w:b w:val="0"/>
-          <w:i/>
-          <w:sz w:val="20"/>
-        </w:rPr>
-        <w:t xml:space="preserve"> </w:t>
-      </w:r>
-      <w:r>
-        <w:rPr>
-          <w:rFonts w:ascii="Georgia" w:hAnsi="Georgia"/>
+          <w:rFonts w:ascii="Times New Roman" w:hAnsi="Times New Roman"/>
+          <w:b w:val="0"/>
+          <w:i/>
+          <w:sz w:val="20"/>
+        </w:rPr>
+        <w:t xml:space="preserve"> </w:t>
+      </w:r>
+      <w:r>
+        <w:rPr>
+          <w:rFonts w:ascii="Times New Roman" w:hAnsi="Times New Roman"/>
           <w:b w:val="0"/>
           <w:i/>
           <w:sz w:val="20"/>
@@ -2095,16 +2257,16 @@
       </w:r>
       <w:r>
         <w:rPr>
-          <w:rFonts w:ascii="Georgia" w:hAnsi="Georgia"/>
-          <w:b w:val="0"/>
-          <w:i/>
-          <w:sz w:val="20"/>
-        </w:rPr>
-        <w:t xml:space="preserve"> </w:t>
-      </w:r>
-      <w:r>
-        <w:rPr>
-          <w:rFonts w:ascii="Georgia" w:hAnsi="Georgia"/>
+          <w:rFonts w:ascii="Times New Roman" w:hAnsi="Times New Roman"/>
+          <w:b w:val="0"/>
+          <w:i/>
+          <w:sz w:val="20"/>
+        </w:rPr>
+        <w:t xml:space="preserve"> </w:t>
+      </w:r>
+      <w:r>
+        <w:rPr>
+          <w:rFonts w:ascii="Times New Roman" w:hAnsi="Times New Roman"/>
           <w:b w:val="0"/>
           <w:i/>
           <w:sz w:val="20"/>
@@ -2113,16 +2275,16 @@
       </w:r>
       <w:r>
         <w:rPr>
-          <w:rFonts w:ascii="Georgia" w:hAnsi="Georgia"/>
-          <w:b w:val="0"/>
-          <w:i/>
-          <w:sz w:val="20"/>
-        </w:rPr>
-        <w:t xml:space="preserve"> </w:t>
-      </w:r>
-      <w:r>
-        <w:rPr>
-          <w:rFonts w:ascii="Georgia" w:hAnsi="Georgia"/>
+          <w:rFonts w:ascii="Times New Roman" w:hAnsi="Times New Roman"/>
+          <w:b w:val="0"/>
+          <w:i/>
+          <w:sz w:val="20"/>
+        </w:rPr>
+        <w:t xml:space="preserve"> </w:t>
+      </w:r>
+      <w:r>
+        <w:rPr>
+          <w:rFonts w:ascii="Times New Roman" w:hAnsi="Times New Roman"/>
           <w:b w:val="0"/>
           <w:bCs/>
           <w:i/>
@@ -2132,7 +2294,7 @@
       </w:r>
       <w:r>
         <w:rPr>
-          <w:rFonts w:ascii="Georgia" w:hAnsi="Georgia"/>
+          <w:rFonts w:ascii="Times New Roman" w:hAnsi="Times New Roman"/>
           <w:b w:val="0"/>
           <w:i/>
           <w:sz w:val="20"/>
@@ -2141,16 +2303,16 @@
       </w:r>
       <w:r>
         <w:rPr>
-          <w:rFonts w:ascii="Georgia" w:hAnsi="Georgia"/>
-          <w:b w:val="0"/>
-          <w:i/>
-          <w:sz w:val="20"/>
-        </w:rPr>
-        <w:t xml:space="preserve"> </w:t>
-      </w:r>
-      <w:r>
-        <w:rPr>
-          <w:rFonts w:ascii="Georgia" w:hAnsi="Georgia"/>
+          <w:rFonts w:ascii="Times New Roman" w:hAnsi="Times New Roman"/>
+          <w:b w:val="0"/>
+          <w:i/>
+          <w:sz w:val="20"/>
+        </w:rPr>
+        <w:t xml:space="preserve"> </w:t>
+      </w:r>
+      <w:r>
+        <w:rPr>
+          <w:rFonts w:ascii="Times New Roman" w:hAnsi="Times New Roman"/>
           <w:b w:val="0"/>
           <w:i/>
           <w:sz w:val="20"/>
@@ -2159,16 +2321,16 @@
       </w:r>
       <w:r>
         <w:rPr>
-          <w:rFonts w:ascii="Georgia" w:hAnsi="Georgia"/>
-          <w:b w:val="0"/>
-          <w:i/>
-          <w:sz w:val="20"/>
-        </w:rPr>
-        <w:t xml:space="preserve"> </w:t>
-      </w:r>
-      <w:r>
-        <w:rPr>
-          <w:rFonts w:ascii="Georgia" w:hAnsi="Georgia"/>
+          <w:rFonts w:ascii="Times New Roman" w:hAnsi="Times New Roman"/>
+          <w:b w:val="0"/>
+          <w:i/>
+          <w:sz w:val="20"/>
+        </w:rPr>
+        <w:t xml:space="preserve"> </w:t>
+      </w:r>
+      <w:r>
+        <w:rPr>
+          <w:rFonts w:ascii="Times New Roman" w:hAnsi="Times New Roman"/>
           <w:b w:val="0"/>
           <w:bCs/>
           <w:i/>
@@ -2178,16 +2340,16 @@
       </w:r>
       <w:r>
         <w:rPr>
-          <w:rFonts w:ascii="Georgia" w:hAnsi="Georgia"/>
-          <w:b w:val="0"/>
-          <w:i/>
-          <w:sz w:val="20"/>
-        </w:rPr>
-        <w:t xml:space="preserve"> </w:t>
-      </w:r>
-      <w:r>
-        <w:rPr>
-          <w:rFonts w:ascii="Georgia" w:hAnsi="Georgia"/>
+          <w:rFonts w:ascii="Times New Roman" w:hAnsi="Times New Roman"/>
+          <w:b w:val="0"/>
+          <w:i/>
+          <w:sz w:val="20"/>
+        </w:rPr>
+        <w:t xml:space="preserve"> </w:t>
+      </w:r>
+      <w:r>
+        <w:rPr>
+          <w:rFonts w:ascii="Times New Roman" w:hAnsi="Times New Roman"/>
           <w:b w:val="0"/>
           <w:i/>
           <w:sz w:val="20"/>
@@ -2196,16 +2358,16 @@
       </w:r>
       <w:r>
         <w:rPr>
-          <w:rFonts w:ascii="Georgia" w:hAnsi="Georgia"/>
-          <w:b w:val="0"/>
-          <w:i/>
-          <w:sz w:val="20"/>
-        </w:rPr>
-        <w:t xml:space="preserve"> </w:t>
-      </w:r>
-      <w:r>
-        <w:rPr>
-          <w:rFonts w:ascii="Georgia" w:hAnsi="Georgia"/>
+          <w:rFonts w:ascii="Times New Roman" w:hAnsi="Times New Roman"/>
+          <w:b w:val="0"/>
+          <w:i/>
+          <w:sz w:val="20"/>
+        </w:rPr>
+        <w:t xml:space="preserve"> </w:t>
+      </w:r>
+      <w:r>
+        <w:rPr>
+          <w:rFonts w:ascii="Times New Roman" w:hAnsi="Times New Roman"/>
           <w:b w:val="0"/>
           <w:i/>
           <w:sz w:val="20"/>
@@ -2214,16 +2376,16 @@
       </w:r>
       <w:r>
         <w:rPr>
-          <w:rFonts w:ascii="Georgia" w:hAnsi="Georgia"/>
-          <w:b w:val="0"/>
-          <w:i/>
-          <w:sz w:val="20"/>
-        </w:rPr>
-        <w:t xml:space="preserve"> </w:t>
-      </w:r>
-      <w:r>
-        <w:rPr>
-          <w:rFonts w:ascii="Georgia" w:hAnsi="Georgia"/>
+          <w:rFonts w:ascii="Times New Roman" w:hAnsi="Times New Roman"/>
+          <w:b w:val="0"/>
+          <w:i/>
+          <w:sz w:val="20"/>
+        </w:rPr>
+        <w:t xml:space="preserve"> </w:t>
+      </w:r>
+      <w:r>
+        <w:rPr>
+          <w:rFonts w:ascii="Times New Roman" w:hAnsi="Times New Roman"/>
           <w:b w:val="0"/>
           <w:i/>
           <w:sz w:val="20"/>
@@ -2232,16 +2394,16 @@
       </w:r>
       <w:r>
         <w:rPr>
-          <w:rFonts w:ascii="Georgia" w:hAnsi="Georgia"/>
-          <w:b w:val="0"/>
-          <w:i/>
-          <w:sz w:val="20"/>
-        </w:rPr>
-        <w:t xml:space="preserve"> </w:t>
-      </w:r>
-      <w:r>
-        <w:rPr>
-          <w:rFonts w:ascii="Georgia" w:hAnsi="Georgia"/>
+          <w:rFonts w:ascii="Times New Roman" w:hAnsi="Times New Roman"/>
+          <w:b w:val="0"/>
+          <w:i/>
+          <w:sz w:val="20"/>
+        </w:rPr>
+        <w:t xml:space="preserve"> </w:t>
+      </w:r>
+      <w:r>
+        <w:rPr>
+          <w:rFonts w:ascii="Times New Roman" w:hAnsi="Times New Roman"/>
           <w:b w:val="0"/>
           <w:i/>
           <w:sz w:val="20"/>
@@ -2250,16 +2412,16 @@
       </w:r>
       <w:r>
         <w:rPr>
-          <w:rFonts w:ascii="Georgia" w:hAnsi="Georgia"/>
-          <w:b w:val="0"/>
-          <w:i/>
-          <w:sz w:val="20"/>
-        </w:rPr>
-        <w:t xml:space="preserve"> </w:t>
-      </w:r>
-      <w:r>
-        <w:rPr>
-          <w:rFonts w:ascii="Georgia" w:hAnsi="Georgia"/>
+          <w:rFonts w:ascii="Times New Roman" w:hAnsi="Times New Roman"/>
+          <w:b w:val="0"/>
+          <w:i/>
+          <w:sz w:val="20"/>
+        </w:rPr>
+        <w:t xml:space="preserve"> </w:t>
+      </w:r>
+      <w:r>
+        <w:rPr>
+          <w:rFonts w:ascii="Times New Roman" w:hAnsi="Times New Roman"/>
           <w:b w:val="0"/>
           <w:i/>
           <w:sz w:val="20"/>
@@ -2268,16 +2430,16 @@
       </w:r>
       <w:r>
         <w:rPr>
-          <w:rFonts w:ascii="Georgia" w:hAnsi="Georgia"/>
-          <w:b w:val="0"/>
-          <w:i/>
-          <w:sz w:val="20"/>
-        </w:rPr>
-        <w:t xml:space="preserve"> </w:t>
-      </w:r>
-      <w:r>
-        <w:rPr>
-          <w:rFonts w:ascii="Georgia" w:hAnsi="Georgia"/>
+          <w:rFonts w:ascii="Times New Roman" w:hAnsi="Times New Roman"/>
+          <w:b w:val="0"/>
+          <w:i/>
+          <w:sz w:val="20"/>
+        </w:rPr>
+        <w:t xml:space="preserve"> </w:t>
+      </w:r>
+      <w:r>
+        <w:rPr>
+          <w:rFonts w:ascii="Times New Roman" w:hAnsi="Times New Roman"/>
           <w:b w:val="0"/>
           <w:i/>
           <w:sz w:val="20"/>
@@ -2286,16 +2448,16 @@
       </w:r>
       <w:r>
         <w:rPr>
-          <w:rFonts w:ascii="Georgia" w:hAnsi="Georgia"/>
-          <w:b w:val="0"/>
-          <w:i/>
-          <w:sz w:val="20"/>
-        </w:rPr>
-        <w:t xml:space="preserve"> </w:t>
-      </w:r>
-      <w:r>
-        <w:rPr>
-          <w:rFonts w:ascii="Georgia" w:hAnsi="Georgia"/>
+          <w:rFonts w:ascii="Times New Roman" w:hAnsi="Times New Roman"/>
+          <w:b w:val="0"/>
+          <w:i/>
+          <w:sz w:val="20"/>
+        </w:rPr>
+        <w:t xml:space="preserve"> </w:t>
+      </w:r>
+      <w:r>
+        <w:rPr>
+          <w:rFonts w:ascii="Times New Roman" w:hAnsi="Times New Roman"/>
           <w:b w:val="0"/>
           <w:i/>
           <w:sz w:val="20"/>
@@ -2304,16 +2466,16 @@
       </w:r>
       <w:r>
         <w:rPr>
-          <w:rFonts w:ascii="Georgia" w:hAnsi="Georgia"/>
-          <w:b w:val="0"/>
-          <w:i/>
-          <w:sz w:val="20"/>
-        </w:rPr>
-        <w:t xml:space="preserve"> </w:t>
-      </w:r>
-      <w:r>
-        <w:rPr>
-          <w:rFonts w:ascii="Georgia" w:hAnsi="Georgia"/>
+          <w:rFonts w:ascii="Times New Roman" w:hAnsi="Times New Roman"/>
+          <w:b w:val="0"/>
+          <w:i/>
+          <w:sz w:val="20"/>
+        </w:rPr>
+        <w:t xml:space="preserve"> </w:t>
+      </w:r>
+      <w:r>
+        <w:rPr>
+          <w:rFonts w:ascii="Times New Roman" w:hAnsi="Times New Roman"/>
           <w:b w:val="0"/>
           <w:i/>
           <w:sz w:val="20"/>
@@ -2322,16 +2484,16 @@
       </w:r>
       <w:r>
         <w:rPr>
-          <w:rFonts w:ascii="Georgia" w:hAnsi="Georgia"/>
-          <w:b w:val="0"/>
-          <w:i/>
-          <w:sz w:val="20"/>
-        </w:rPr>
-        <w:t xml:space="preserve"> </w:t>
-      </w:r>
-      <w:r>
-        <w:rPr>
-          <w:rFonts w:ascii="Georgia" w:hAnsi="Georgia"/>
+          <w:rFonts w:ascii="Times New Roman" w:hAnsi="Times New Roman"/>
+          <w:b w:val="0"/>
+          <w:i/>
+          <w:sz w:val="20"/>
+        </w:rPr>
+        <w:t xml:space="preserve"> </w:t>
+      </w:r>
+      <w:r>
+        <w:rPr>
+          <w:rFonts w:ascii="Times New Roman" w:hAnsi="Times New Roman"/>
           <w:b w:val="0"/>
           <w:i/>
           <w:sz w:val="20"/>
@@ -2340,16 +2502,16 @@
       </w:r>
       <w:r>
         <w:rPr>
-          <w:rFonts w:ascii="Georgia" w:hAnsi="Georgia"/>
-          <w:b w:val="0"/>
-          <w:i/>
-          <w:sz w:val="20"/>
-        </w:rPr>
-        <w:t xml:space="preserve"> </w:t>
-      </w:r>
-      <w:r>
-        <w:rPr>
-          <w:rFonts w:ascii="Georgia" w:hAnsi="Georgia"/>
+          <w:rFonts w:ascii="Times New Roman" w:hAnsi="Times New Roman"/>
+          <w:b w:val="0"/>
+          <w:i/>
+          <w:sz w:val="20"/>
+        </w:rPr>
+        <w:t xml:space="preserve"> </w:t>
+      </w:r>
+      <w:r>
+        <w:rPr>
+          <w:rFonts w:ascii="Times New Roman" w:hAnsi="Times New Roman"/>
           <w:b w:val="0"/>
           <w:i/>
           <w:sz w:val="20"/>
@@ -2358,16 +2520,16 @@
       </w:r>
       <w:r>
         <w:rPr>
-          <w:rFonts w:ascii="Georgia" w:hAnsi="Georgia"/>
-          <w:b w:val="0"/>
-          <w:i/>
-          <w:sz w:val="20"/>
-        </w:rPr>
-        <w:t xml:space="preserve"> </w:t>
-      </w:r>
-      <w:r>
-        <w:rPr>
-          <w:rFonts w:ascii="Georgia" w:hAnsi="Georgia"/>
+          <w:rFonts w:ascii="Times New Roman" w:hAnsi="Times New Roman"/>
+          <w:b w:val="0"/>
+          <w:i/>
+          <w:sz w:val="20"/>
+        </w:rPr>
+        <w:t xml:space="preserve"> </w:t>
+      </w:r>
+      <w:r>
+        <w:rPr>
+          <w:rFonts w:ascii="Times New Roman" w:hAnsi="Times New Roman"/>
           <w:b w:val="0"/>
           <w:i/>
           <w:sz w:val="20"/>
@@ -2388,7 +2550,7 @@
       </w:pPr>
       <w:r>
         <w:rPr>
-          <w:rFonts w:ascii="Georgia" w:hAnsi="Georgia"/>
+          <w:rFonts w:ascii="Times New Roman" w:hAnsi="Times New Roman"/>
           <w:b/>
           <w:i w:val="0"/>
           <w:sz w:val="24"/>
@@ -2407,7 +2569,7 @@
       </w:pPr>
       <w:r>
         <w:rPr>
-          <w:rFonts w:ascii="Georgia" w:hAnsi="Georgia"/>
+          <w:rFonts w:ascii="Times New Roman" w:hAnsi="Times New Roman"/>
           <w:b w:val="0"/>
           <w:bCs/>
           <w:i/>
@@ -2417,7 +2579,7 @@
       </w:r>
       <w:r>
         <w:rPr>
-          <w:rFonts w:ascii="Georgia" w:hAnsi="Georgia"/>
+          <w:rFonts w:ascii="Times New Roman" w:hAnsi="Times New Roman"/>
           <w:b w:val="0"/>
           <w:bCs/>
           <w:i/>
@@ -2427,7 +2589,7 @@
       </w:r>
       <w:r>
         <w:rPr>
-          <w:rFonts w:ascii="Georgia" w:hAnsi="Georgia"/>
+          <w:rFonts w:ascii="Times New Roman" w:hAnsi="Times New Roman"/>
           <w:b w:val="0"/>
           <w:bCs/>
           <w:i/>
@@ -2437,16 +2599,16 @@
       </w:r>
       <w:r>
         <w:rPr>
-          <w:rFonts w:ascii="Georgia" w:hAnsi="Georgia"/>
-          <w:b w:val="0"/>
-          <w:i/>
-          <w:sz w:val="20"/>
-        </w:rPr>
-        <w:t xml:space="preserve"> </w:t>
-      </w:r>
-      <w:r>
-        <w:rPr>
-          <w:rFonts w:ascii="Georgia" w:hAnsi="Georgia"/>
+          <w:rFonts w:ascii="Times New Roman" w:hAnsi="Times New Roman"/>
+          <w:b w:val="0"/>
+          <w:i/>
+          <w:sz w:val="20"/>
+        </w:rPr>
+        <w:t xml:space="preserve"> </w:t>
+      </w:r>
+      <w:r>
+        <w:rPr>
+          <w:rFonts w:ascii="Times New Roman" w:hAnsi="Times New Roman"/>
           <w:b w:val="0"/>
           <w:i/>
           <w:iCs/>
@@ -2456,16 +2618,16 @@
       </w:r>
       <w:r>
         <w:rPr>
-          <w:rFonts w:ascii="Georgia" w:hAnsi="Georgia"/>
-          <w:b w:val="0"/>
-          <w:i/>
-          <w:sz w:val="20"/>
-        </w:rPr>
-        <w:t xml:space="preserve"> </w:t>
-      </w:r>
-      <w:r>
-        <w:rPr>
-          <w:rFonts w:ascii="Georgia" w:hAnsi="Georgia"/>
+          <w:rFonts w:ascii="Times New Roman" w:hAnsi="Times New Roman"/>
+          <w:b w:val="0"/>
+          <w:i/>
+          <w:sz w:val="20"/>
+        </w:rPr>
+        <w:t xml:space="preserve"> </w:t>
+      </w:r>
+      <w:r>
+        <w:rPr>
+          <w:rFonts w:ascii="Times New Roman" w:hAnsi="Times New Roman"/>
           <w:b w:val="0"/>
           <w:i/>
           <w:sz w:val="20"/>
@@ -2474,16 +2636,16 @@
       </w:r>
       <w:r>
         <w:rPr>
-          <w:rFonts w:ascii="Georgia" w:hAnsi="Georgia"/>
-          <w:b w:val="0"/>
-          <w:i/>
-          <w:sz w:val="20"/>
-        </w:rPr>
-        <w:t xml:space="preserve"> </w:t>
-      </w:r>
-      <w:r>
-        <w:rPr>
-          <w:rFonts w:ascii="Georgia" w:hAnsi="Georgia"/>
+          <w:rFonts w:ascii="Times New Roman" w:hAnsi="Times New Roman"/>
+          <w:b w:val="0"/>
+          <w:i/>
+          <w:sz w:val="20"/>
+        </w:rPr>
+        <w:t xml:space="preserve"> </w:t>
+      </w:r>
+      <w:r>
+        <w:rPr>
+          <w:rFonts w:ascii="Times New Roman" w:hAnsi="Times New Roman"/>
           <w:b w:val="0"/>
           <w:i/>
           <w:sz w:val="20"/>
@@ -2492,16 +2654,16 @@
       </w:r>
       <w:r>
         <w:rPr>
-          <w:rFonts w:ascii="Georgia" w:hAnsi="Georgia"/>
-          <w:b w:val="0"/>
-          <w:i/>
-          <w:sz w:val="20"/>
-        </w:rPr>
-        <w:t xml:space="preserve"> </w:t>
-      </w:r>
-      <w:r>
-        <w:rPr>
-          <w:rFonts w:ascii="Georgia" w:hAnsi="Georgia"/>
+          <w:rFonts w:ascii="Times New Roman" w:hAnsi="Times New Roman"/>
+          <w:b w:val="0"/>
+          <w:i/>
+          <w:sz w:val="20"/>
+        </w:rPr>
+        <w:t xml:space="preserve"> </w:t>
+      </w:r>
+      <w:r>
+        <w:rPr>
+          <w:rFonts w:ascii="Times New Roman" w:hAnsi="Times New Roman"/>
           <w:b w:val="0"/>
           <w:i/>
           <w:sz w:val="20"/>
@@ -2510,16 +2672,16 @@
       </w:r>
       <w:r>
         <w:rPr>
-          <w:rFonts w:ascii="Georgia" w:hAnsi="Georgia"/>
-          <w:b w:val="0"/>
-          <w:i/>
-          <w:sz w:val="20"/>
-        </w:rPr>
-        <w:t xml:space="preserve"> </w:t>
-      </w:r>
-      <w:r>
-        <w:rPr>
-          <w:rFonts w:ascii="Georgia" w:hAnsi="Georgia"/>
+          <w:rFonts w:ascii="Times New Roman" w:hAnsi="Times New Roman"/>
+          <w:b w:val="0"/>
+          <w:i/>
+          <w:sz w:val="20"/>
+        </w:rPr>
+        <w:t xml:space="preserve"> </w:t>
+      </w:r>
+      <w:r>
+        <w:rPr>
+          <w:rFonts w:ascii="Times New Roman" w:hAnsi="Times New Roman"/>
           <w:b w:val="0"/>
           <w:bCs/>
           <w:i/>
@@ -2529,7 +2691,7 @@
       </w:r>
       <w:r>
         <w:rPr>
-          <w:rFonts w:ascii="Georgia" w:hAnsi="Georgia"/>
+          <w:rFonts w:ascii="Times New Roman" w:hAnsi="Times New Roman"/>
           <w:b w:val="0"/>
           <w:i/>
           <w:sz w:val="20"/>
@@ -2538,16 +2700,16 @@
       </w:r>
       <w:r>
         <w:rPr>
-          <w:rFonts w:ascii="Georgia" w:hAnsi="Georgia"/>
-          <w:b w:val="0"/>
-          <w:i/>
-          <w:sz w:val="20"/>
-        </w:rPr>
-        <w:t xml:space="preserve"> </w:t>
-      </w:r>
-      <w:r>
-        <w:rPr>
-          <w:rFonts w:ascii="Georgia" w:hAnsi="Georgia"/>
+          <w:rFonts w:ascii="Times New Roman" w:hAnsi="Times New Roman"/>
+          <w:b w:val="0"/>
+          <w:i/>
+          <w:sz w:val="20"/>
+        </w:rPr>
+        <w:t xml:space="preserve"> </w:t>
+      </w:r>
+      <w:r>
+        <w:rPr>
+          <w:rFonts w:ascii="Times New Roman" w:hAnsi="Times New Roman"/>
           <w:b w:val="0"/>
           <w:i/>
           <w:sz w:val="20"/>
@@ -2556,16 +2718,16 @@
       </w:r>
       <w:r>
         <w:rPr>
-          <w:rFonts w:ascii="Georgia" w:hAnsi="Georgia"/>
-          <w:b w:val="0"/>
-          <w:i/>
-          <w:sz w:val="20"/>
-        </w:rPr>
-        <w:t xml:space="preserve"> </w:t>
-      </w:r>
-      <w:r>
-        <w:rPr>
-          <w:rFonts w:ascii="Georgia" w:hAnsi="Georgia"/>
+          <w:rFonts w:ascii="Times New Roman" w:hAnsi="Times New Roman"/>
+          <w:b w:val="0"/>
+          <w:i/>
+          <w:sz w:val="20"/>
+        </w:rPr>
+        <w:t xml:space="preserve"> </w:t>
+      </w:r>
+      <w:r>
+        <w:rPr>
+          <w:rFonts w:ascii="Times New Roman" w:hAnsi="Times New Roman"/>
           <w:b w:val="0"/>
           <w:i/>
           <w:sz w:val="20"/>
@@ -2584,7 +2746,7 @@
       </w:pPr>
       <w:r>
         <w:rPr>
-          <w:rFonts w:ascii="Georgia" w:hAnsi="Georgia"/>
+          <w:rFonts w:ascii="Times New Roman" w:hAnsi="Times New Roman"/>
           <w:b w:val="0"/>
           <w:bCs/>
           <w:i/>
@@ -2594,7 +2756,7 @@
       </w:r>
       <w:r>
         <w:rPr>
-          <w:rFonts w:ascii="Georgia" w:hAnsi="Georgia"/>
+          <w:rFonts w:ascii="Times New Roman" w:hAnsi="Times New Roman"/>
           <w:b w:val="0"/>
           <w:bCs/>
           <w:i/>
@@ -2604,7 +2766,7 @@
       </w:r>
       <w:r>
         <w:rPr>
-          <w:rFonts w:ascii="Georgia" w:hAnsi="Georgia"/>
+          <w:rFonts w:ascii="Times New Roman" w:hAnsi="Times New Roman"/>
           <w:b w:val="0"/>
           <w:bCs/>
           <w:i/>
@@ -2614,16 +2776,16 @@
       </w:r>
       <w:r>
         <w:rPr>
-          <w:rFonts w:ascii="Georgia" w:hAnsi="Georgia"/>
-          <w:b w:val="0"/>
-          <w:i/>
-          <w:sz w:val="20"/>
-        </w:rPr>
-        <w:t xml:space="preserve"> </w:t>
-      </w:r>
-      <w:r>
-        <w:rPr>
-          <w:rFonts w:ascii="Georgia" w:hAnsi="Georgia"/>
+          <w:rFonts w:ascii="Times New Roman" w:hAnsi="Times New Roman"/>
+          <w:b w:val="0"/>
+          <w:i/>
+          <w:sz w:val="20"/>
+        </w:rPr>
+        <w:t xml:space="preserve"> </w:t>
+      </w:r>
+      <w:r>
+        <w:rPr>
+          <w:rFonts w:ascii="Times New Roman" w:hAnsi="Times New Roman"/>
           <w:b w:val="0"/>
           <w:i/>
           <w:iCs/>
@@ -2633,16 +2795,16 @@
       </w:r>
       <w:r>
         <w:rPr>
-          <w:rFonts w:ascii="Georgia" w:hAnsi="Georgia"/>
-          <w:b w:val="0"/>
-          <w:i/>
-          <w:sz w:val="20"/>
-        </w:rPr>
-        <w:t xml:space="preserve"> </w:t>
-      </w:r>
-      <w:r>
-        <w:rPr>
-          <w:rFonts w:ascii="Georgia" w:hAnsi="Georgia"/>
+          <w:rFonts w:ascii="Times New Roman" w:hAnsi="Times New Roman"/>
+          <w:b w:val="0"/>
+          <w:i/>
+          <w:sz w:val="20"/>
+        </w:rPr>
+        <w:t xml:space="preserve"> </w:t>
+      </w:r>
+      <w:r>
+        <w:rPr>
+          <w:rFonts w:ascii="Times New Roman" w:hAnsi="Times New Roman"/>
           <w:b w:val="0"/>
           <w:i/>
           <w:sz w:val="20"/>
@@ -2651,16 +2813,16 @@
       </w:r>
       <w:r>
         <w:rPr>
-          <w:rFonts w:ascii="Georgia" w:hAnsi="Georgia"/>
-          <w:b w:val="0"/>
-          <w:i/>
-          <w:sz w:val="20"/>
-        </w:rPr>
-        <w:t xml:space="preserve"> </w:t>
-      </w:r>
-      <w:r>
-        <w:rPr>
-          <w:rFonts w:ascii="Georgia" w:hAnsi="Georgia"/>
+          <w:rFonts w:ascii="Times New Roman" w:hAnsi="Times New Roman"/>
+          <w:b w:val="0"/>
+          <w:i/>
+          <w:sz w:val="20"/>
+        </w:rPr>
+        <w:t xml:space="preserve"> </w:t>
+      </w:r>
+      <w:r>
+        <w:rPr>
+          <w:rFonts w:ascii="Times New Roman" w:hAnsi="Times New Roman"/>
           <w:b w:val="0"/>
           <w:i/>
           <w:sz w:val="20"/>
@@ -2669,16 +2831,16 @@
       </w:r>
       <w:r>
         <w:rPr>
-          <w:rFonts w:ascii="Georgia" w:hAnsi="Georgia"/>
-          <w:b w:val="0"/>
-          <w:i/>
-          <w:sz w:val="20"/>
-        </w:rPr>
-        <w:t xml:space="preserve"> </w:t>
-      </w:r>
-      <w:r>
-        <w:rPr>
-          <w:rFonts w:ascii="Georgia" w:hAnsi="Georgia"/>
+          <w:rFonts w:ascii="Times New Roman" w:hAnsi="Times New Roman"/>
+          <w:b w:val="0"/>
+          <w:i/>
+          <w:sz w:val="20"/>
+        </w:rPr>
+        <w:t xml:space="preserve"> </w:t>
+      </w:r>
+      <w:r>
+        <w:rPr>
+          <w:rFonts w:ascii="Times New Roman" w:hAnsi="Times New Roman"/>
           <w:b w:val="0"/>
           <w:i/>
           <w:sz w:val="20"/>
@@ -2687,16 +2849,16 @@
       </w:r>
       <w:r>
         <w:rPr>
-          <w:rFonts w:ascii="Georgia" w:hAnsi="Georgia"/>
-          <w:b w:val="0"/>
-          <w:i/>
-          <w:sz w:val="20"/>
-        </w:rPr>
-        <w:t xml:space="preserve"> </w:t>
-      </w:r>
-      <w:r>
-        <w:rPr>
-          <w:rFonts w:ascii="Georgia" w:hAnsi="Georgia"/>
+          <w:rFonts w:ascii="Times New Roman" w:hAnsi="Times New Roman"/>
+          <w:b w:val="0"/>
+          <w:i/>
+          <w:sz w:val="20"/>
+        </w:rPr>
+        <w:t xml:space="preserve"> </w:t>
+      </w:r>
+      <w:r>
+        <w:rPr>
+          <w:rFonts w:ascii="Times New Roman" w:hAnsi="Times New Roman"/>
           <w:b w:val="0"/>
           <w:i/>
           <w:sz w:val="20"/>
@@ -2705,16 +2867,16 @@
       </w:r>
       <w:r>
         <w:rPr>
-          <w:rFonts w:ascii="Georgia" w:hAnsi="Georgia"/>
-          <w:b w:val="0"/>
-          <w:i/>
-          <w:sz w:val="20"/>
-        </w:rPr>
-        <w:t xml:space="preserve"> </w:t>
-      </w:r>
-      <w:r>
-        <w:rPr>
-          <w:rFonts w:ascii="Georgia" w:hAnsi="Georgia"/>
+          <w:rFonts w:ascii="Times New Roman" w:hAnsi="Times New Roman"/>
+          <w:b w:val="0"/>
+          <w:i/>
+          <w:sz w:val="20"/>
+        </w:rPr>
+        <w:t xml:space="preserve"> </w:t>
+      </w:r>
+      <w:r>
+        <w:rPr>
+          <w:rFonts w:ascii="Times New Roman" w:hAnsi="Times New Roman"/>
           <w:b w:val="0"/>
           <w:i/>
           <w:iCs/>
@@ -2724,16 +2886,16 @@
       </w:r>
       <w:r>
         <w:rPr>
-          <w:rFonts w:ascii="Georgia" w:hAnsi="Georgia"/>
-          <w:b w:val="0"/>
-          <w:i/>
-          <w:sz w:val="20"/>
-        </w:rPr>
-        <w:t xml:space="preserve"> </w:t>
-      </w:r>
-      <w:r>
-        <w:rPr>
-          <w:rFonts w:ascii="Georgia" w:hAnsi="Georgia"/>
+          <w:rFonts w:ascii="Times New Roman" w:hAnsi="Times New Roman"/>
+          <w:b w:val="0"/>
+          <w:i/>
+          <w:sz w:val="20"/>
+        </w:rPr>
+        <w:t xml:space="preserve"> </w:t>
+      </w:r>
+      <w:r>
+        <w:rPr>
+          <w:rFonts w:ascii="Times New Roman" w:hAnsi="Times New Roman"/>
           <w:b w:val="0"/>
           <w:i/>
           <w:sz w:val="20"/>
@@ -2742,16 +2904,16 @@
       </w:r>
       <w:r>
         <w:rPr>
-          <w:rFonts w:ascii="Georgia" w:hAnsi="Georgia"/>
-          <w:b w:val="0"/>
-          <w:i/>
-          <w:sz w:val="20"/>
-        </w:rPr>
-        <w:t xml:space="preserve"> </w:t>
-      </w:r>
-      <w:r>
-        <w:rPr>
-          <w:rFonts w:ascii="Georgia" w:hAnsi="Georgia"/>
+          <w:rFonts w:ascii="Times New Roman" w:hAnsi="Times New Roman"/>
+          <w:b w:val="0"/>
+          <w:i/>
+          <w:sz w:val="20"/>
+        </w:rPr>
+        <w:t xml:space="preserve"> </w:t>
+      </w:r>
+      <w:r>
+        <w:rPr>
+          <w:rFonts w:ascii="Times New Roman" w:hAnsi="Times New Roman"/>
           <w:b w:val="0"/>
           <w:i/>
           <w:sz w:val="20"/>
@@ -2760,16 +2922,16 @@
       </w:r>
       <w:r>
         <w:rPr>
-          <w:rFonts w:ascii="Georgia" w:hAnsi="Georgia"/>
-          <w:b w:val="0"/>
-          <w:i/>
-          <w:sz w:val="20"/>
-        </w:rPr>
-        <w:t xml:space="preserve"> </w:t>
-      </w:r>
-      <w:r>
-        <w:rPr>
-          <w:rFonts w:ascii="Georgia" w:hAnsi="Georgia"/>
+          <w:rFonts w:ascii="Times New Roman" w:hAnsi="Times New Roman"/>
+          <w:b w:val="0"/>
+          <w:i/>
+          <w:sz w:val="20"/>
+        </w:rPr>
+        <w:t xml:space="preserve"> </w:t>
+      </w:r>
+      <w:r>
+        <w:rPr>
+          <w:rFonts w:ascii="Times New Roman" w:hAnsi="Times New Roman"/>
           <w:b w:val="0"/>
           <w:i/>
           <w:iCs/>
@@ -2779,16 +2941,16 @@
       </w:r>
       <w:r>
         <w:rPr>
-          <w:rFonts w:ascii="Georgia" w:hAnsi="Georgia"/>
-          <w:b w:val="0"/>
-          <w:i/>
-          <w:sz w:val="20"/>
-        </w:rPr>
-        <w:t xml:space="preserve"> </w:t>
-      </w:r>
-      <w:r>
-        <w:rPr>
-          <w:rFonts w:ascii="Georgia" w:hAnsi="Georgia"/>
+          <w:rFonts w:ascii="Times New Roman" w:hAnsi="Times New Roman"/>
+          <w:b w:val="0"/>
+          <w:i/>
+          <w:sz w:val="20"/>
+        </w:rPr>
+        <w:t xml:space="preserve"> </w:t>
+      </w:r>
+      <w:r>
+        <w:rPr>
+          <w:rFonts w:ascii="Times New Roman" w:hAnsi="Times New Roman"/>
           <w:b w:val="0"/>
           <w:i/>
           <w:sz w:val="20"/>
@@ -2797,16 +2959,16 @@
       </w:r>
       <w:r>
         <w:rPr>
-          <w:rFonts w:ascii="Georgia" w:hAnsi="Georgia"/>
-          <w:b w:val="0"/>
-          <w:i/>
-          <w:sz w:val="20"/>
-        </w:rPr>
-        <w:t xml:space="preserve"> </w:t>
-      </w:r>
-      <w:r>
-        <w:rPr>
-          <w:rFonts w:ascii="Georgia" w:hAnsi="Georgia"/>
+          <w:rFonts w:ascii="Times New Roman" w:hAnsi="Times New Roman"/>
+          <w:b w:val="0"/>
+          <w:i/>
+          <w:sz w:val="20"/>
+        </w:rPr>
+        <w:t xml:space="preserve"> </w:t>
+      </w:r>
+      <w:r>
+        <w:rPr>
+          <w:rFonts w:ascii="Times New Roman" w:hAnsi="Times New Roman"/>
           <w:b w:val="0"/>
           <w:i/>
           <w:sz w:val="20"/>
@@ -2815,16 +2977,16 @@
       </w:r>
       <w:r>
         <w:rPr>
-          <w:rFonts w:ascii="Georgia" w:hAnsi="Georgia"/>
-          <w:b w:val="0"/>
-          <w:i/>
-          <w:sz w:val="20"/>
-        </w:rPr>
-        <w:t xml:space="preserve"> </w:t>
-      </w:r>
-      <w:r>
-        <w:rPr>
-          <w:rFonts w:ascii="Georgia" w:hAnsi="Georgia"/>
+          <w:rFonts w:ascii="Times New Roman" w:hAnsi="Times New Roman"/>
+          <w:b w:val="0"/>
+          <w:i/>
+          <w:sz w:val="20"/>
+        </w:rPr>
+        <w:t xml:space="preserve"> </w:t>
+      </w:r>
+      <w:r>
+        <w:rPr>
+          <w:rFonts w:ascii="Times New Roman" w:hAnsi="Times New Roman"/>
           <w:b w:val="0"/>
           <w:i/>
           <w:sz w:val="20"/>
@@ -2843,7 +3005,7 @@
       </w:pPr>
       <w:r>
         <w:rPr>
-          <w:rFonts w:ascii="Georgia" w:hAnsi="Georgia"/>
+          <w:rFonts w:ascii="Times New Roman" w:hAnsi="Times New Roman"/>
           <w:b w:val="0"/>
           <w:bCs/>
           <w:i/>
@@ -2853,16 +3015,16 @@
       </w:r>
       <w:r>
         <w:rPr>
-          <w:rFonts w:ascii="Georgia" w:hAnsi="Georgia"/>
-          <w:b w:val="0"/>
-          <w:i/>
-          <w:sz w:val="20"/>
-        </w:rPr>
-        <w:t xml:space="preserve"> </w:t>
-      </w:r>
-      <w:r>
-        <w:rPr>
-          <w:rFonts w:ascii="Georgia" w:hAnsi="Georgia"/>
+          <w:rFonts w:ascii="Times New Roman" w:hAnsi="Times New Roman"/>
+          <w:b w:val="0"/>
+          <w:i/>
+          <w:sz w:val="20"/>
+        </w:rPr>
+        <w:t xml:space="preserve"> </w:t>
+      </w:r>
+      <w:r>
+        <w:rPr>
+          <w:rFonts w:ascii="Times New Roman" w:hAnsi="Times New Roman"/>
           <w:b w:val="0"/>
           <w:i/>
           <w:iCs/>
@@ -2872,16 +3034,16 @@
       </w:r>
       <w:r>
         <w:rPr>
-          <w:rFonts w:ascii="Georgia" w:hAnsi="Georgia"/>
-          <w:b w:val="0"/>
-          <w:i/>
-          <w:sz w:val="20"/>
-        </w:rPr>
-        <w:t xml:space="preserve"> </w:t>
-      </w:r>
-      <w:r>
-        <w:rPr>
-          <w:rFonts w:ascii="Georgia" w:hAnsi="Georgia"/>
+          <w:rFonts w:ascii="Times New Roman" w:hAnsi="Times New Roman"/>
+          <w:b w:val="0"/>
+          <w:i/>
+          <w:sz w:val="20"/>
+        </w:rPr>
+        <w:t xml:space="preserve"> </w:t>
+      </w:r>
+      <w:r>
+        <w:rPr>
+          <w:rFonts w:ascii="Times New Roman" w:hAnsi="Times New Roman"/>
           <w:b w:val="0"/>
           <w:i/>
           <w:sz w:val="20"/>
@@ -2890,16 +3052,16 @@
       </w:r>
       <w:r>
         <w:rPr>
-          <w:rFonts w:ascii="Georgia" w:hAnsi="Georgia"/>
-          <w:b w:val="0"/>
-          <w:i/>
-          <w:sz w:val="20"/>
-        </w:rPr>
-        <w:t xml:space="preserve"> </w:t>
-      </w:r>
-      <w:r>
-        <w:rPr>
-          <w:rFonts w:ascii="Georgia" w:hAnsi="Georgia"/>
+          <w:rFonts w:ascii="Times New Roman" w:hAnsi="Times New Roman"/>
+          <w:b w:val="0"/>
+          <w:i/>
+          <w:sz w:val="20"/>
+        </w:rPr>
+        <w:t xml:space="preserve"> </w:t>
+      </w:r>
+      <w:r>
+        <w:rPr>
+          <w:rFonts w:ascii="Times New Roman" w:hAnsi="Times New Roman"/>
           <w:b w:val="0"/>
           <w:i/>
           <w:sz w:val="20"/>
@@ -2908,16 +3070,16 @@
       </w:r>
       <w:r>
         <w:rPr>
-          <w:rFonts w:ascii="Georgia" w:hAnsi="Georgia"/>
-          <w:b w:val="0"/>
-          <w:i/>
-          <w:sz w:val="20"/>
-        </w:rPr>
-        <w:t xml:space="preserve"> </w:t>
-      </w:r>
-      <w:r>
-        <w:rPr>
-          <w:rFonts w:ascii="Georgia" w:hAnsi="Georgia"/>
+          <w:rFonts w:ascii="Times New Roman" w:hAnsi="Times New Roman"/>
+          <w:b w:val="0"/>
+          <w:i/>
+          <w:sz w:val="20"/>
+        </w:rPr>
+        <w:t xml:space="preserve"> </w:t>
+      </w:r>
+      <w:r>
+        <w:rPr>
+          <w:rFonts w:ascii="Times New Roman" w:hAnsi="Times New Roman"/>
           <w:b w:val="0"/>
           <w:bCs/>
           <w:i/>
@@ -2927,7 +3089,7 @@
       </w:r>
       <w:r>
         <w:rPr>
-          <w:rFonts w:ascii="Georgia" w:hAnsi="Georgia"/>
+          <w:rFonts w:ascii="Times New Roman" w:hAnsi="Times New Roman"/>
           <w:b w:val="0"/>
           <w:bCs/>
           <w:i/>
@@ -2937,7 +3099,7 @@
       </w:r>
       <w:r>
         <w:rPr>
-          <w:rFonts w:ascii="Georgia" w:hAnsi="Georgia"/>
+          <w:rFonts w:ascii="Times New Roman" w:hAnsi="Times New Roman"/>
           <w:b w:val="0"/>
           <w:bCs/>
           <w:i/>
@@ -2947,16 +3109,16 @@
       </w:r>
       <w:r>
         <w:rPr>
-          <w:rFonts w:ascii="Georgia" w:hAnsi="Georgia"/>
-          <w:b w:val="0"/>
-          <w:i/>
-          <w:sz w:val="20"/>
-        </w:rPr>
-        <w:t xml:space="preserve"> </w:t>
-      </w:r>
-      <w:r>
-        <w:rPr>
-          <w:rFonts w:ascii="Georgia" w:hAnsi="Georgia"/>
+          <w:rFonts w:ascii="Times New Roman" w:hAnsi="Times New Roman"/>
+          <w:b w:val="0"/>
+          <w:i/>
+          <w:sz w:val="20"/>
+        </w:rPr>
+        <w:t xml:space="preserve"> </w:t>
+      </w:r>
+      <w:r>
+        <w:rPr>
+          <w:rFonts w:ascii="Times New Roman" w:hAnsi="Times New Roman"/>
           <w:b w:val="0"/>
           <w:i/>
           <w:sz w:val="20"/>
@@ -2965,16 +3127,16 @@
       </w:r>
       <w:r>
         <w:rPr>
-          <w:rFonts w:ascii="Georgia" w:hAnsi="Georgia"/>
-          <w:b w:val="0"/>
-          <w:i/>
-          <w:sz w:val="20"/>
-        </w:rPr>
-        <w:t xml:space="preserve"> </w:t>
-      </w:r>
-      <w:r>
-        <w:rPr>
-          <w:rFonts w:ascii="Georgia" w:hAnsi="Georgia"/>
+          <w:rFonts w:ascii="Times New Roman" w:hAnsi="Times New Roman"/>
+          <w:b w:val="0"/>
+          <w:i/>
+          <w:sz w:val="20"/>
+        </w:rPr>
+        <w:t xml:space="preserve"> </w:t>
+      </w:r>
+      <w:r>
+        <w:rPr>
+          <w:rFonts w:ascii="Times New Roman" w:hAnsi="Times New Roman"/>
           <w:b w:val="0"/>
           <w:i/>
           <w:sz w:val="20"/>
@@ -2983,16 +3145,16 @@
       </w:r>
       <w:r>
         <w:rPr>
-          <w:rFonts w:ascii="Georgia" w:hAnsi="Georgia"/>
-          <w:b w:val="0"/>
-          <w:i/>
-          <w:sz w:val="20"/>
-        </w:rPr>
-        <w:t xml:space="preserve"> </w:t>
-      </w:r>
-      <w:r>
-        <w:rPr>
-          <w:rFonts w:ascii="Georgia" w:hAnsi="Georgia"/>
+          <w:rFonts w:ascii="Times New Roman" w:hAnsi="Times New Roman"/>
+          <w:b w:val="0"/>
+          <w:i/>
+          <w:sz w:val="20"/>
+        </w:rPr>
+        <w:t xml:space="preserve"> </w:t>
+      </w:r>
+      <w:r>
+        <w:rPr>
+          <w:rFonts w:ascii="Times New Roman" w:hAnsi="Times New Roman"/>
           <w:b w:val="0"/>
           <w:bCs/>
           <w:i/>
@@ -3002,7 +3164,7 @@
       </w:r>
       <w:r>
         <w:rPr>
-          <w:rFonts w:ascii="Georgia" w:hAnsi="Georgia"/>
+          <w:rFonts w:ascii="Times New Roman" w:hAnsi="Times New Roman"/>
           <w:b w:val="0"/>
           <w:bCs/>
           <w:i/>
@@ -3012,7 +3174,7 @@
       </w:r>
       <w:r>
         <w:rPr>
-          <w:rFonts w:ascii="Georgia" w:hAnsi="Georgia"/>
+          <w:rFonts w:ascii="Times New Roman" w:hAnsi="Times New Roman"/>
           <w:b w:val="0"/>
           <w:bCs/>
           <w:i/>
@@ -3022,7 +3184,7 @@
       </w:r>
       <w:r>
         <w:rPr>
-          <w:rFonts w:ascii="Georgia" w:hAnsi="Georgia"/>
+          <w:rFonts w:ascii="Times New Roman" w:hAnsi="Times New Roman"/>
           <w:b w:val="0"/>
           <w:i/>
           <w:sz w:val="20"/>
@@ -3041,7 +3203,7 @@
       </w:pPr>
       <w:r>
         <w:rPr>
-          <w:rFonts w:ascii="Georgia" w:hAnsi="Georgia"/>
+          <w:rFonts w:ascii="Times New Roman" w:hAnsi="Times New Roman"/>
           <w:b w:val="0"/>
           <w:bCs/>
           <w:i/>
@@ -3051,16 +3213,16 @@
       </w:r>
       <w:r>
         <w:rPr>
-          <w:rFonts w:ascii="Georgia" w:hAnsi="Georgia"/>
-          <w:b w:val="0"/>
-          <w:i/>
-          <w:sz w:val="20"/>
-        </w:rPr>
-        <w:t xml:space="preserve"> </w:t>
-      </w:r>
-      <w:r>
-        <w:rPr>
-          <w:rFonts w:ascii="Georgia" w:hAnsi="Georgia"/>
+          <w:rFonts w:ascii="Times New Roman" w:hAnsi="Times New Roman"/>
+          <w:b w:val="0"/>
+          <w:i/>
+          <w:sz w:val="20"/>
+        </w:rPr>
+        <w:t xml:space="preserve"> </w:t>
+      </w:r>
+      <w:r>
+        <w:rPr>
+          <w:rFonts w:ascii="Times New Roman" w:hAnsi="Times New Roman"/>
           <w:b w:val="0"/>
           <w:i/>
           <w:iCs/>
@@ -3070,7 +3232,7 @@
       </w:r>
       <w:r>
         <w:rPr>
-          <w:rFonts w:ascii="Georgia" w:hAnsi="Georgia"/>
+          <w:rFonts w:ascii="Times New Roman" w:hAnsi="Times New Roman"/>
           <w:b w:val="0"/>
           <w:i/>
           <w:iCs/>
@@ -3080,7 +3242,7 @@
       </w:r>
       <w:r>
         <w:rPr>
-          <w:rFonts w:ascii="Georgia" w:hAnsi="Georgia"/>
+          <w:rFonts w:ascii="Times New Roman" w:hAnsi="Times New Roman"/>
           <w:b w:val="0"/>
           <w:i/>
           <w:iCs/>
@@ -3090,16 +3252,16 @@
       </w:r>
       <w:r>
         <w:rPr>
-          <w:rFonts w:ascii="Georgia" w:hAnsi="Georgia"/>
-          <w:b w:val="0"/>
-          <w:i/>
-          <w:sz w:val="20"/>
-        </w:rPr>
-        <w:t xml:space="preserve"> </w:t>
-      </w:r>
-      <w:r>
-        <w:rPr>
-          <w:rFonts w:ascii="Georgia" w:hAnsi="Georgia"/>
+          <w:rFonts w:ascii="Times New Roman" w:hAnsi="Times New Roman"/>
+          <w:b w:val="0"/>
+          <w:i/>
+          <w:sz w:val="20"/>
+        </w:rPr>
+        <w:t xml:space="preserve"> </w:t>
+      </w:r>
+      <w:r>
+        <w:rPr>
+          <w:rFonts w:ascii="Times New Roman" w:hAnsi="Times New Roman"/>
           <w:b w:val="0"/>
           <w:i/>
           <w:sz w:val="20"/>
@@ -3108,16 +3270,16 @@
       </w:r>
       <w:r>
         <w:rPr>
-          <w:rFonts w:ascii="Georgia" w:hAnsi="Georgia"/>
-          <w:b w:val="0"/>
-          <w:i/>
-          <w:sz w:val="20"/>
-        </w:rPr>
-        <w:t xml:space="preserve"> </w:t>
-      </w:r>
-      <w:r>
-        <w:rPr>
-          <w:rFonts w:ascii="Georgia" w:hAnsi="Georgia"/>
+          <w:rFonts w:ascii="Times New Roman" w:hAnsi="Times New Roman"/>
+          <w:b w:val="0"/>
+          <w:i/>
+          <w:sz w:val="20"/>
+        </w:rPr>
+        <w:t xml:space="preserve"> </w:t>
+      </w:r>
+      <w:r>
+        <w:rPr>
+          <w:rFonts w:ascii="Times New Roman" w:hAnsi="Times New Roman"/>
           <w:b w:val="0"/>
           <w:i/>
           <w:sz w:val="20"/>
@@ -3126,16 +3288,16 @@
       </w:r>
       <w:r>
         <w:rPr>
-          <w:rFonts w:ascii="Georgia" w:hAnsi="Georgia"/>
-          <w:b w:val="0"/>
-          <w:i/>
-          <w:sz w:val="20"/>
-        </w:rPr>
-        <w:t xml:space="preserve"> </w:t>
-      </w:r>
-      <w:r>
-        <w:rPr>
-          <w:rFonts w:ascii="Georgia" w:hAnsi="Georgia"/>
+          <w:rFonts w:ascii="Times New Roman" w:hAnsi="Times New Roman"/>
+          <w:b w:val="0"/>
+          <w:i/>
+          <w:sz w:val="20"/>
+        </w:rPr>
+        <w:t xml:space="preserve"> </w:t>
+      </w:r>
+      <w:r>
+        <w:rPr>
+          <w:rFonts w:ascii="Times New Roman" w:hAnsi="Times New Roman"/>
           <w:b w:val="0"/>
           <w:i/>
           <w:sz w:val="20"/>
@@ -3144,16 +3306,16 @@
       </w:r>
       <w:r>
         <w:rPr>
-          <w:rFonts w:ascii="Georgia" w:hAnsi="Georgia"/>
-          <w:b w:val="0"/>
-          <w:i/>
-          <w:sz w:val="20"/>
-        </w:rPr>
-        <w:t xml:space="preserve"> </w:t>
-      </w:r>
-      <w:r>
-        <w:rPr>
-          <w:rFonts w:ascii="Georgia" w:hAnsi="Georgia"/>
+          <w:rFonts w:ascii="Times New Roman" w:hAnsi="Times New Roman"/>
+          <w:b w:val="0"/>
+          <w:i/>
+          <w:sz w:val="20"/>
+        </w:rPr>
+        <w:t xml:space="preserve"> </w:t>
+      </w:r>
+      <w:r>
+        <w:rPr>
+          <w:rFonts w:ascii="Times New Roman" w:hAnsi="Times New Roman"/>
           <w:b w:val="0"/>
           <w:i/>
           <w:sz w:val="20"/>
@@ -3162,16 +3324,16 @@
       </w:r>
       <w:r>
         <w:rPr>
-          <w:rFonts w:ascii="Georgia" w:hAnsi="Georgia"/>
-          <w:b w:val="0"/>
-          <w:i/>
-          <w:sz w:val="20"/>
-        </w:rPr>
-        <w:t xml:space="preserve"> </w:t>
-      </w:r>
-      <w:r>
-        <w:rPr>
-          <w:rFonts w:ascii="Georgia" w:hAnsi="Georgia"/>
+          <w:rFonts w:ascii="Times New Roman" w:hAnsi="Times New Roman"/>
+          <w:b w:val="0"/>
+          <w:i/>
+          <w:sz w:val="20"/>
+        </w:rPr>
+        <w:t xml:space="preserve"> </w:t>
+      </w:r>
+      <w:r>
+        <w:rPr>
+          <w:rFonts w:ascii="Times New Roman" w:hAnsi="Times New Roman"/>
           <w:b w:val="0"/>
           <w:i/>
           <w:sz w:val="20"/>
@@ -3180,16 +3342,16 @@
       </w:r>
       <w:r>
         <w:rPr>
-          <w:rFonts w:ascii="Georgia" w:hAnsi="Georgia"/>
-          <w:b w:val="0"/>
-          <w:i/>
-          <w:sz w:val="20"/>
-        </w:rPr>
-        <w:t xml:space="preserve"> </w:t>
-      </w:r>
-      <w:r>
-        <w:rPr>
-          <w:rFonts w:ascii="Georgia" w:hAnsi="Georgia"/>
+          <w:rFonts w:ascii="Times New Roman" w:hAnsi="Times New Roman"/>
+          <w:b w:val="0"/>
+          <w:i/>
+          <w:sz w:val="20"/>
+        </w:rPr>
+        <w:t xml:space="preserve"> </w:t>
+      </w:r>
+      <w:r>
+        <w:rPr>
+          <w:rFonts w:ascii="Times New Roman" w:hAnsi="Times New Roman"/>
           <w:b w:val="0"/>
           <w:i/>
           <w:sz w:val="20"/>
@@ -3198,16 +3360,16 @@
       </w:r>
       <w:r>
         <w:rPr>
-          <w:rFonts w:ascii="Georgia" w:hAnsi="Georgia"/>
-          <w:b w:val="0"/>
-          <w:i/>
-          <w:sz w:val="20"/>
-        </w:rPr>
-        <w:t xml:space="preserve"> </w:t>
-      </w:r>
-      <w:r>
-        <w:rPr>
-          <w:rFonts w:ascii="Georgia" w:hAnsi="Georgia"/>
+          <w:rFonts w:ascii="Times New Roman" w:hAnsi="Times New Roman"/>
+          <w:b w:val="0"/>
+          <w:i/>
+          <w:sz w:val="20"/>
+        </w:rPr>
+        <w:t xml:space="preserve"> </w:t>
+      </w:r>
+      <w:r>
+        <w:rPr>
+          <w:rFonts w:ascii="Times New Roman" w:hAnsi="Times New Roman"/>
           <w:b w:val="0"/>
           <w:i/>
           <w:sz w:val="20"/>
@@ -3216,16 +3378,16 @@
       </w:r>
       <w:r>
         <w:rPr>
-          <w:rFonts w:ascii="Georgia" w:hAnsi="Georgia"/>
-          <w:b w:val="0"/>
-          <w:i/>
-          <w:sz w:val="20"/>
-        </w:rPr>
-        <w:t xml:space="preserve"> </w:t>
-      </w:r>
-      <w:r>
-        <w:rPr>
-          <w:rFonts w:ascii="Georgia" w:hAnsi="Georgia"/>
+          <w:rFonts w:ascii="Times New Roman" w:hAnsi="Times New Roman"/>
+          <w:b w:val="0"/>
+          <w:i/>
+          <w:sz w:val="20"/>
+        </w:rPr>
+        <w:t xml:space="preserve"> </w:t>
+      </w:r>
+      <w:r>
+        <w:rPr>
+          <w:rFonts w:ascii="Times New Roman" w:hAnsi="Times New Roman"/>
           <w:b w:val="0"/>
           <w:i/>
           <w:sz w:val="20"/>
@@ -3244,7 +3406,7 @@
       </w:pPr>
       <w:r>
         <w:rPr>
-          <w:rFonts w:ascii="Georgia" w:hAnsi="Georgia"/>
+          <w:rFonts w:ascii="Times New Roman" w:hAnsi="Times New Roman"/>
           <w:b w:val="0"/>
           <w:bCs/>
           <w:i/>
@@ -3254,7 +3416,7 @@
       </w:r>
       <w:r>
         <w:rPr>
-          <w:rFonts w:ascii="Georgia" w:hAnsi="Georgia"/>
+          <w:rFonts w:ascii="Times New Roman" w:hAnsi="Times New Roman"/>
           <w:b w:val="0"/>
           <w:bCs/>
           <w:i/>
@@ -3264,7 +3426,7 @@
       </w:r>
       <w:r>
         <w:rPr>
-          <w:rFonts w:ascii="Georgia" w:hAnsi="Georgia"/>
+          <w:rFonts w:ascii="Times New Roman" w:hAnsi="Times New Roman"/>
           <w:b w:val="0"/>
           <w:bCs/>
           <w:i/>
@@ -3274,16 +3436,16 @@
       </w:r>
       <w:r>
         <w:rPr>
-          <w:rFonts w:ascii="Georgia" w:hAnsi="Georgia"/>
-          <w:b w:val="0"/>
-          <w:i/>
-          <w:sz w:val="20"/>
-        </w:rPr>
-        <w:t xml:space="preserve"> </w:t>
-      </w:r>
-      <w:r>
-        <w:rPr>
-          <w:rFonts w:ascii="Georgia" w:hAnsi="Georgia"/>
+          <w:rFonts w:ascii="Times New Roman" w:hAnsi="Times New Roman"/>
+          <w:b w:val="0"/>
+          <w:i/>
+          <w:sz w:val="20"/>
+        </w:rPr>
+        <w:t xml:space="preserve"> </w:t>
+      </w:r>
+      <w:r>
+        <w:rPr>
+          <w:rFonts w:ascii="Times New Roman" w:hAnsi="Times New Roman"/>
           <w:b w:val="0"/>
           <w:i/>
           <w:iCs/>
@@ -3293,16 +3455,16 @@
       </w:r>
       <w:r>
         <w:rPr>
-          <w:rFonts w:ascii="Georgia" w:hAnsi="Georgia"/>
-          <w:b w:val="0"/>
-          <w:i/>
-          <w:sz w:val="20"/>
-        </w:rPr>
-        <w:t xml:space="preserve"> </w:t>
-      </w:r>
-      <w:r>
-        <w:rPr>
-          <w:rFonts w:ascii="Georgia" w:hAnsi="Georgia"/>
+          <w:rFonts w:ascii="Times New Roman" w:hAnsi="Times New Roman"/>
+          <w:b w:val="0"/>
+          <w:i/>
+          <w:sz w:val="20"/>
+        </w:rPr>
+        <w:t xml:space="preserve"> </w:t>
+      </w:r>
+      <w:r>
+        <w:rPr>
+          <w:rFonts w:ascii="Times New Roman" w:hAnsi="Times New Roman"/>
           <w:b w:val="0"/>
           <w:i/>
           <w:sz w:val="20"/>
@@ -3311,16 +3473,16 @@
       </w:r>
       <w:r>
         <w:rPr>
-          <w:rFonts w:ascii="Georgia" w:hAnsi="Georgia"/>
-          <w:b w:val="0"/>
-          <w:i/>
-          <w:sz w:val="20"/>
-        </w:rPr>
-        <w:t xml:space="preserve"> </w:t>
-      </w:r>
-      <w:r>
-        <w:rPr>
-          <w:rFonts w:ascii="Georgia" w:hAnsi="Georgia"/>
+          <w:rFonts w:ascii="Times New Roman" w:hAnsi="Times New Roman"/>
+          <w:b w:val="0"/>
+          <w:i/>
+          <w:sz w:val="20"/>
+        </w:rPr>
+        <w:t xml:space="preserve"> </w:t>
+      </w:r>
+      <w:r>
+        <w:rPr>
+          <w:rFonts w:ascii="Times New Roman" w:hAnsi="Times New Roman"/>
           <w:b w:val="0"/>
           <w:i/>
           <w:sz w:val="20"/>
@@ -3329,16 +3491,16 @@
       </w:r>
       <w:r>
         <w:rPr>
-          <w:rFonts w:ascii="Georgia" w:hAnsi="Georgia"/>
-          <w:b w:val="0"/>
-          <w:i/>
-          <w:sz w:val="20"/>
-        </w:rPr>
-        <w:t xml:space="preserve"> </w:t>
-      </w:r>
-      <w:r>
-        <w:rPr>
-          <w:rFonts w:ascii="Georgia" w:hAnsi="Georgia"/>
+          <w:rFonts w:ascii="Times New Roman" w:hAnsi="Times New Roman"/>
+          <w:b w:val="0"/>
+          <w:i/>
+          <w:sz w:val="20"/>
+        </w:rPr>
+        <w:t xml:space="preserve"> </w:t>
+      </w:r>
+      <w:r>
+        <w:rPr>
+          <w:rFonts w:ascii="Times New Roman" w:hAnsi="Times New Roman"/>
           <w:b w:val="0"/>
           <w:i/>
           <w:sz w:val="20"/>
@@ -3347,16 +3509,16 @@
       </w:r>
       <w:r>
         <w:rPr>
-          <w:rFonts w:ascii="Georgia" w:hAnsi="Georgia"/>
-          <w:b w:val="0"/>
-          <w:i/>
-          <w:sz w:val="20"/>
-        </w:rPr>
-        <w:t xml:space="preserve"> </w:t>
-      </w:r>
-      <w:r>
-        <w:rPr>
-          <w:rFonts w:ascii="Georgia" w:hAnsi="Georgia"/>
+          <w:rFonts w:ascii="Times New Roman" w:hAnsi="Times New Roman"/>
+          <w:b w:val="0"/>
+          <w:i/>
+          <w:sz w:val="20"/>
+        </w:rPr>
+        <w:t xml:space="preserve"> </w:t>
+      </w:r>
+      <w:r>
+        <w:rPr>
+          <w:rFonts w:ascii="Times New Roman" w:hAnsi="Times New Roman"/>
           <w:b w:val="0"/>
           <w:i/>
           <w:sz w:val="20"/>
@@ -3365,16 +3527,16 @@
       </w:r>
       <w:r>
         <w:rPr>
-          <w:rFonts w:ascii="Georgia" w:hAnsi="Georgia"/>
-          <w:b w:val="0"/>
-          <w:i/>
-          <w:sz w:val="20"/>
-        </w:rPr>
-        <w:t xml:space="preserve"> </w:t>
-      </w:r>
-      <w:r>
-        <w:rPr>
-          <w:rFonts w:ascii="Georgia" w:hAnsi="Georgia"/>
+          <w:rFonts w:ascii="Times New Roman" w:hAnsi="Times New Roman"/>
+          <w:b w:val="0"/>
+          <w:i/>
+          <w:sz w:val="20"/>
+        </w:rPr>
+        <w:t xml:space="preserve"> </w:t>
+      </w:r>
+      <w:r>
+        <w:rPr>
+          <w:rFonts w:ascii="Times New Roman" w:hAnsi="Times New Roman"/>
           <w:b w:val="0"/>
           <w:i/>
           <w:sz w:val="20"/>
@@ -3383,16 +3545,16 @@
       </w:r>
       <w:r>
         <w:rPr>
-          <w:rFonts w:ascii="Georgia" w:hAnsi="Georgia"/>
-          <w:b w:val="0"/>
-          <w:i/>
-          <w:sz w:val="20"/>
-        </w:rPr>
-        <w:t xml:space="preserve"> </w:t>
-      </w:r>
-      <w:r>
-        <w:rPr>
-          <w:rFonts w:ascii="Georgia" w:hAnsi="Georgia"/>
+          <w:rFonts w:ascii="Times New Roman" w:hAnsi="Times New Roman"/>
+          <w:b w:val="0"/>
+          <w:i/>
+          <w:sz w:val="20"/>
+        </w:rPr>
+        <w:t xml:space="preserve"> </w:t>
+      </w:r>
+      <w:r>
+        <w:rPr>
+          <w:rFonts w:ascii="Times New Roman" w:hAnsi="Times New Roman"/>
           <w:b w:val="0"/>
           <w:i/>
           <w:sz w:val="20"/>
@@ -3401,16 +3563,16 @@
       </w:r>
       <w:r>
         <w:rPr>
-          <w:rFonts w:ascii="Georgia" w:hAnsi="Georgia"/>
-          <w:b w:val="0"/>
-          <w:i/>
-          <w:sz w:val="20"/>
-        </w:rPr>
-        <w:t xml:space="preserve"> </w:t>
-      </w:r>
-      <w:r>
-        <w:rPr>
-          <w:rFonts w:ascii="Georgia" w:hAnsi="Georgia"/>
+          <w:rFonts w:ascii="Times New Roman" w:hAnsi="Times New Roman"/>
+          <w:b w:val="0"/>
+          <w:i/>
+          <w:sz w:val="20"/>
+        </w:rPr>
+        <w:t xml:space="preserve"> </w:t>
+      </w:r>
+      <w:r>
+        <w:rPr>
+          <w:rFonts w:ascii="Times New Roman" w:hAnsi="Times New Roman"/>
           <w:b w:val="0"/>
           <w:i/>
           <w:sz w:val="20"/>
@@ -3429,7 +3591,7 @@
       </w:pPr>
       <w:r>
         <w:rPr>
-          <w:rFonts w:ascii="Georgia" w:hAnsi="Georgia"/>
+          <w:rFonts w:ascii="Times New Roman" w:hAnsi="Times New Roman"/>
           <w:b w:val="0"/>
           <w:bCs/>
           <w:i/>
@@ -3439,7 +3601,7 @@
       </w:r>
       <w:r>
         <w:rPr>
-          <w:rFonts w:ascii="Georgia" w:hAnsi="Georgia"/>
+          <w:rFonts w:ascii="Times New Roman" w:hAnsi="Times New Roman"/>
           <w:b w:val="0"/>
           <w:bCs/>
           <w:i/>
@@ -3449,7 +3611,7 @@
       </w:r>
       <w:r>
         <w:rPr>
-          <w:rFonts w:ascii="Georgia" w:hAnsi="Georgia"/>
+          <w:rFonts w:ascii="Times New Roman" w:hAnsi="Times New Roman"/>
           <w:b w:val="0"/>
           <w:bCs/>
           <w:i/>
@@ -3459,16 +3621,16 @@
       </w:r>
       <w:r>
         <w:rPr>
-          <w:rFonts w:ascii="Georgia" w:hAnsi="Georgia"/>
-          <w:b w:val="0"/>
-          <w:i/>
-          <w:sz w:val="20"/>
-        </w:rPr>
-        <w:t xml:space="preserve"> </w:t>
-      </w:r>
-      <w:r>
-        <w:rPr>
-          <w:rFonts w:ascii="Georgia" w:hAnsi="Georgia"/>
+          <w:rFonts w:ascii="Times New Roman" w:hAnsi="Times New Roman"/>
+          <w:b w:val="0"/>
+          <w:i/>
+          <w:sz w:val="20"/>
+        </w:rPr>
+        <w:t xml:space="preserve"> </w:t>
+      </w:r>
+      <w:r>
+        <w:rPr>
+          <w:rFonts w:ascii="Times New Roman" w:hAnsi="Times New Roman"/>
           <w:b w:val="0"/>
           <w:i/>
           <w:iCs/>
@@ -3478,16 +3640,16 @@
       </w:r>
       <w:r>
         <w:rPr>
-          <w:rFonts w:ascii="Georgia" w:hAnsi="Georgia"/>
-          <w:b w:val="0"/>
-          <w:i/>
-          <w:sz w:val="20"/>
-        </w:rPr>
-        <w:t xml:space="preserve"> </w:t>
-      </w:r>
-      <w:r>
-        <w:rPr>
-          <w:rFonts w:ascii="Georgia" w:hAnsi="Georgia"/>
+          <w:rFonts w:ascii="Times New Roman" w:hAnsi="Times New Roman"/>
+          <w:b w:val="0"/>
+          <w:i/>
+          <w:sz w:val="20"/>
+        </w:rPr>
+        <w:t xml:space="preserve"> </w:t>
+      </w:r>
+      <w:r>
+        <w:rPr>
+          <w:rFonts w:ascii="Times New Roman" w:hAnsi="Times New Roman"/>
           <w:b w:val="0"/>
           <w:i/>
           <w:sz w:val="20"/>
@@ -3496,16 +3658,16 @@
       </w:r>
       <w:r>
         <w:rPr>
-          <w:rFonts w:ascii="Georgia" w:hAnsi="Georgia"/>
-          <w:b w:val="0"/>
-          <w:i/>
-          <w:sz w:val="20"/>
-        </w:rPr>
-        <w:t xml:space="preserve"> </w:t>
-      </w:r>
-      <w:r>
-        <w:rPr>
-          <w:rFonts w:ascii="Georgia" w:hAnsi="Georgia"/>
+          <w:rFonts w:ascii="Times New Roman" w:hAnsi="Times New Roman"/>
+          <w:b w:val="0"/>
+          <w:i/>
+          <w:sz w:val="20"/>
+        </w:rPr>
+        <w:t xml:space="preserve"> </w:t>
+      </w:r>
+      <w:r>
+        <w:rPr>
+          <w:rFonts w:ascii="Times New Roman" w:hAnsi="Times New Roman"/>
           <w:b w:val="0"/>
           <w:i/>
           <w:sz w:val="20"/>
@@ -3514,16 +3676,16 @@
       </w:r>
       <w:r>
         <w:rPr>
-          <w:rFonts w:ascii="Georgia" w:hAnsi="Georgia"/>
-          <w:b w:val="0"/>
-          <w:i/>
-          <w:sz w:val="20"/>
-        </w:rPr>
-        <w:t xml:space="preserve"> </w:t>
-      </w:r>
-      <w:r>
-        <w:rPr>
-          <w:rFonts w:ascii="Georgia" w:hAnsi="Georgia"/>
+          <w:rFonts w:ascii="Times New Roman" w:hAnsi="Times New Roman"/>
+          <w:b w:val="0"/>
+          <w:i/>
+          <w:sz w:val="20"/>
+        </w:rPr>
+        <w:t xml:space="preserve"> </w:t>
+      </w:r>
+      <w:r>
+        <w:rPr>
+          <w:rFonts w:ascii="Times New Roman" w:hAnsi="Times New Roman"/>
           <w:b w:val="0"/>
           <w:i/>
           <w:sz w:val="20"/>
@@ -3532,16 +3694,16 @@
       </w:r>
       <w:r>
         <w:rPr>
-          <w:rFonts w:ascii="Georgia" w:hAnsi="Georgia"/>
-          <w:b w:val="0"/>
-          <w:i/>
-          <w:sz w:val="20"/>
-        </w:rPr>
-        <w:t xml:space="preserve"> </w:t>
-      </w:r>
-      <w:r>
-        <w:rPr>
-          <w:rFonts w:ascii="Georgia" w:hAnsi="Georgia"/>
+          <w:rFonts w:ascii="Times New Roman" w:hAnsi="Times New Roman"/>
+          <w:b w:val="0"/>
+          <w:i/>
+          <w:sz w:val="20"/>
+        </w:rPr>
+        <w:t xml:space="preserve"> </w:t>
+      </w:r>
+      <w:r>
+        <w:rPr>
+          <w:rFonts w:ascii="Times New Roman" w:hAnsi="Times New Roman"/>
           <w:b w:val="0"/>
           <w:bCs/>
           <w:i/>
@@ -3551,7 +3713,7 @@
       </w:r>
       <w:r>
         <w:rPr>
-          <w:rFonts w:ascii="Georgia" w:hAnsi="Georgia"/>
+          <w:rFonts w:ascii="Times New Roman" w:hAnsi="Times New Roman"/>
           <w:b w:val="0"/>
           <w:i/>
           <w:sz w:val="20"/>
@@ -3560,16 +3722,16 @@
       </w:r>
       <w:r>
         <w:rPr>
-          <w:rFonts w:ascii="Georgia" w:hAnsi="Georgia"/>
-          <w:b w:val="0"/>
-          <w:i/>
-          <w:sz w:val="20"/>
-        </w:rPr>
-        <w:t xml:space="preserve"> </w:t>
-      </w:r>
-      <w:r>
-        <w:rPr>
-          <w:rFonts w:ascii="Georgia" w:hAnsi="Georgia"/>
+          <w:rFonts w:ascii="Times New Roman" w:hAnsi="Times New Roman"/>
+          <w:b w:val="0"/>
+          <w:i/>
+          <w:sz w:val="20"/>
+        </w:rPr>
+        <w:t xml:space="preserve"> </w:t>
+      </w:r>
+      <w:r>
+        <w:rPr>
+          <w:rFonts w:ascii="Times New Roman" w:hAnsi="Times New Roman"/>
           <w:b w:val="0"/>
           <w:i/>
           <w:sz w:val="20"/>
@@ -3578,16 +3740,16 @@
       </w:r>
       <w:r>
         <w:rPr>
-          <w:rFonts w:ascii="Georgia" w:hAnsi="Georgia"/>
-          <w:b w:val="0"/>
-          <w:i/>
-          <w:sz w:val="20"/>
-        </w:rPr>
-        <w:t xml:space="preserve"> </w:t>
-      </w:r>
-      <w:r>
-        <w:rPr>
-          <w:rFonts w:ascii="Georgia" w:hAnsi="Georgia"/>
+          <w:rFonts w:ascii="Times New Roman" w:hAnsi="Times New Roman"/>
+          <w:b w:val="0"/>
+          <w:i/>
+          <w:sz w:val="20"/>
+        </w:rPr>
+        <w:t xml:space="preserve"> </w:t>
+      </w:r>
+      <w:r>
+        <w:rPr>
+          <w:rFonts w:ascii="Times New Roman" w:hAnsi="Times New Roman"/>
           <w:b w:val="0"/>
           <w:i/>
           <w:sz w:val="20"/>
@@ -3596,16 +3758,16 @@
       </w:r>
       <w:r>
         <w:rPr>
-          <w:rFonts w:ascii="Georgia" w:hAnsi="Georgia"/>
-          <w:b w:val="0"/>
-          <w:i/>
-          <w:sz w:val="20"/>
-        </w:rPr>
-        <w:t xml:space="preserve"> </w:t>
-      </w:r>
-      <w:r>
-        <w:rPr>
-          <w:rFonts w:ascii="Georgia" w:hAnsi="Georgia"/>
+          <w:rFonts w:ascii="Times New Roman" w:hAnsi="Times New Roman"/>
+          <w:b w:val="0"/>
+          <w:i/>
+          <w:sz w:val="20"/>
+        </w:rPr>
+        <w:t xml:space="preserve"> </w:t>
+      </w:r>
+      <w:r>
+        <w:rPr>
+          <w:rFonts w:ascii="Times New Roman" w:hAnsi="Times New Roman"/>
           <w:b w:val="0"/>
           <w:i/>
           <w:sz w:val="20"/>
@@ -3624,7 +3786,7 @@
       </w:pPr>
       <w:r>
         <w:rPr>
-          <w:rFonts w:ascii="Georgia" w:hAnsi="Georgia"/>
+          <w:rFonts w:ascii="Times New Roman" w:hAnsi="Times New Roman"/>
           <w:b w:val="0"/>
           <w:bCs/>
           <w:i/>
@@ -3634,7 +3796,7 @@
       </w:r>
       <w:r>
         <w:rPr>
-          <w:rFonts w:ascii="Georgia" w:hAnsi="Georgia"/>
+          <w:rFonts w:ascii="Times New Roman" w:hAnsi="Times New Roman"/>
           <w:b w:val="0"/>
           <w:bCs/>
           <w:i/>
@@ -3644,7 +3806,7 @@
       </w:r>
       <w:r>
         <w:rPr>
-          <w:rFonts w:ascii="Georgia" w:hAnsi="Georgia"/>
+          <w:rFonts w:ascii="Times New Roman" w:hAnsi="Times New Roman"/>
           <w:b w:val="0"/>
           <w:bCs/>
           <w:i/>
@@ -3654,16 +3816,16 @@
       </w:r>
       <w:r>
         <w:rPr>
-          <w:rFonts w:ascii="Georgia" w:hAnsi="Georgia"/>
-          <w:b w:val="0"/>
-          <w:i/>
-          <w:sz w:val="20"/>
-        </w:rPr>
-        <w:t xml:space="preserve"> </w:t>
-      </w:r>
-      <w:r>
-        <w:rPr>
-          <w:rFonts w:ascii="Georgia" w:hAnsi="Georgia"/>
+          <w:rFonts w:ascii="Times New Roman" w:hAnsi="Times New Roman"/>
+          <w:b w:val="0"/>
+          <w:i/>
+          <w:sz w:val="20"/>
+        </w:rPr>
+        <w:t xml:space="preserve"> </w:t>
+      </w:r>
+      <w:r>
+        <w:rPr>
+          <w:rFonts w:ascii="Times New Roman" w:hAnsi="Times New Roman"/>
           <w:b w:val="0"/>
           <w:i/>
           <w:iCs/>
@@ -3673,16 +3835,16 @@
       </w:r>
       <w:r>
         <w:rPr>
-          <w:rFonts w:ascii="Georgia" w:hAnsi="Georgia"/>
-          <w:b w:val="0"/>
-          <w:i/>
-          <w:sz w:val="20"/>
-        </w:rPr>
-        <w:t xml:space="preserve"> </w:t>
-      </w:r>
-      <w:r>
-        <w:rPr>
-          <w:rFonts w:ascii="Georgia" w:hAnsi="Georgia"/>
+          <w:rFonts w:ascii="Times New Roman" w:hAnsi="Times New Roman"/>
+          <w:b w:val="0"/>
+          <w:i/>
+          <w:sz w:val="20"/>
+        </w:rPr>
+        <w:t xml:space="preserve"> </w:t>
+      </w:r>
+      <w:r>
+        <w:rPr>
+          <w:rFonts w:ascii="Times New Roman" w:hAnsi="Times New Roman"/>
           <w:b w:val="0"/>
           <w:i/>
           <w:sz w:val="20"/>
@@ -3691,16 +3853,16 @@
       </w:r>
       <w:r>
         <w:rPr>
-          <w:rFonts w:ascii="Georgia" w:hAnsi="Georgia"/>
-          <w:b w:val="0"/>
-          <w:i/>
-          <w:sz w:val="20"/>
-        </w:rPr>
-        <w:t xml:space="preserve"> </w:t>
-      </w:r>
-      <w:r>
-        <w:rPr>
-          <w:rFonts w:ascii="Georgia" w:hAnsi="Georgia"/>
+          <w:rFonts w:ascii="Times New Roman" w:hAnsi="Times New Roman"/>
+          <w:b w:val="0"/>
+          <w:i/>
+          <w:sz w:val="20"/>
+        </w:rPr>
+        <w:t xml:space="preserve"> </w:t>
+      </w:r>
+      <w:r>
+        <w:rPr>
+          <w:rFonts w:ascii="Times New Roman" w:hAnsi="Times New Roman"/>
           <w:b w:val="0"/>
           <w:i/>
           <w:sz w:val="20"/>
@@ -3709,16 +3871,16 @@
       </w:r>
       <w:r>
         <w:rPr>
-          <w:rFonts w:ascii="Georgia" w:hAnsi="Georgia"/>
-          <w:b w:val="0"/>
-          <w:i/>
-          <w:sz w:val="20"/>
-        </w:rPr>
-        <w:t xml:space="preserve"> </w:t>
-      </w:r>
-      <w:r>
-        <w:rPr>
-          <w:rFonts w:ascii="Georgia" w:hAnsi="Georgia"/>
+          <w:rFonts w:ascii="Times New Roman" w:hAnsi="Times New Roman"/>
+          <w:b w:val="0"/>
+          <w:i/>
+          <w:sz w:val="20"/>
+        </w:rPr>
+        <w:t xml:space="preserve"> </w:t>
+      </w:r>
+      <w:r>
+        <w:rPr>
+          <w:rFonts w:ascii="Times New Roman" w:hAnsi="Times New Roman"/>
           <w:b w:val="0"/>
           <w:i/>
           <w:sz w:val="20"/>
@@ -3727,16 +3889,16 @@
       </w:r>
       <w:r>
         <w:rPr>
-          <w:rFonts w:ascii="Georgia" w:hAnsi="Georgia"/>
-          <w:b w:val="0"/>
-          <w:i/>
-          <w:sz w:val="20"/>
-        </w:rPr>
-        <w:t xml:space="preserve"> </w:t>
-      </w:r>
-      <w:r>
-        <w:rPr>
-          <w:rFonts w:ascii="Georgia" w:hAnsi="Georgia"/>
+          <w:rFonts w:ascii="Times New Roman" w:hAnsi="Times New Roman"/>
+          <w:b w:val="0"/>
+          <w:i/>
+          <w:sz w:val="20"/>
+        </w:rPr>
+        <w:t xml:space="preserve"> </w:t>
+      </w:r>
+      <w:r>
+        <w:rPr>
+          <w:rFonts w:ascii="Times New Roman" w:hAnsi="Times New Roman"/>
           <w:b w:val="0"/>
           <w:bCs/>
           <w:i/>
@@ -3746,16 +3908,16 @@
       </w:r>
       <w:r>
         <w:rPr>
-          <w:rFonts w:ascii="Georgia" w:hAnsi="Georgia"/>
-          <w:b w:val="0"/>
-          <w:i/>
-          <w:sz w:val="20"/>
-        </w:rPr>
-        <w:t xml:space="preserve"> </w:t>
-      </w:r>
-      <w:r>
-        <w:rPr>
-          <w:rFonts w:ascii="Georgia" w:hAnsi="Georgia"/>
+          <w:rFonts w:ascii="Times New Roman" w:hAnsi="Times New Roman"/>
+          <w:b w:val="0"/>
+          <w:i/>
+          <w:sz w:val="20"/>
+        </w:rPr>
+        <w:t xml:space="preserve"> </w:t>
+      </w:r>
+      <w:r>
+        <w:rPr>
+          <w:rFonts w:ascii="Times New Roman" w:hAnsi="Times New Roman"/>
           <w:b w:val="0"/>
           <w:i/>
           <w:sz w:val="20"/>
@@ -3764,16 +3926,16 @@
       </w:r>
       <w:r>
         <w:rPr>
-          <w:rFonts w:ascii="Georgia" w:hAnsi="Georgia"/>
-          <w:b w:val="0"/>
-          <w:i/>
-          <w:sz w:val="20"/>
-        </w:rPr>
-        <w:t xml:space="preserve"> </w:t>
-      </w:r>
-      <w:r>
-        <w:rPr>
-          <w:rFonts w:ascii="Georgia" w:hAnsi="Georgia"/>
+          <w:rFonts w:ascii="Times New Roman" w:hAnsi="Times New Roman"/>
+          <w:b w:val="0"/>
+          <w:i/>
+          <w:sz w:val="20"/>
+        </w:rPr>
+        <w:t xml:space="preserve"> </w:t>
+      </w:r>
+      <w:r>
+        <w:rPr>
+          <w:rFonts w:ascii="Times New Roman" w:hAnsi="Times New Roman"/>
           <w:b w:val="0"/>
           <w:i/>
           <w:sz w:val="20"/>
@@ -3782,16 +3944,16 @@
       </w:r>
       <w:r>
         <w:rPr>
-          <w:rFonts w:ascii="Georgia" w:hAnsi="Georgia"/>
-          <w:b w:val="0"/>
-          <w:i/>
-          <w:sz w:val="20"/>
-        </w:rPr>
-        <w:t xml:space="preserve"> </w:t>
-      </w:r>
-      <w:r>
-        <w:rPr>
-          <w:rFonts w:ascii="Georgia" w:hAnsi="Georgia"/>
+          <w:rFonts w:ascii="Times New Roman" w:hAnsi="Times New Roman"/>
+          <w:b w:val="0"/>
+          <w:i/>
+          <w:sz w:val="20"/>
+        </w:rPr>
+        <w:t xml:space="preserve"> </w:t>
+      </w:r>
+      <w:r>
+        <w:rPr>
+          <w:rFonts w:ascii="Times New Roman" w:hAnsi="Times New Roman"/>
           <w:b w:val="0"/>
           <w:i/>
           <w:sz w:val="20"/>
@@ -3800,16 +3962,16 @@
       </w:r>
       <w:r>
         <w:rPr>
-          <w:rFonts w:ascii="Georgia" w:hAnsi="Georgia"/>
-          <w:b w:val="0"/>
-          <w:i/>
-          <w:sz w:val="20"/>
-        </w:rPr>
-        <w:t xml:space="preserve"> </w:t>
-      </w:r>
-      <w:r>
-        <w:rPr>
-          <w:rFonts w:ascii="Georgia" w:hAnsi="Georgia"/>
+          <w:rFonts w:ascii="Times New Roman" w:hAnsi="Times New Roman"/>
+          <w:b w:val="0"/>
+          <w:i/>
+          <w:sz w:val="20"/>
+        </w:rPr>
+        <w:t xml:space="preserve"> </w:t>
+      </w:r>
+      <w:r>
+        <w:rPr>
+          <w:rFonts w:ascii="Times New Roman" w:hAnsi="Times New Roman"/>
           <w:b w:val="0"/>
           <w:i/>
           <w:sz w:val="20"/>
@@ -3828,7 +3990,7 @@
       </w:pPr>
       <w:r>
         <w:rPr>
-          <w:rFonts w:ascii="Georgia" w:hAnsi="Georgia"/>
+          <w:rFonts w:ascii="Times New Roman" w:hAnsi="Times New Roman"/>
           <w:b w:val="0"/>
           <w:bCs/>
           <w:i/>
@@ -3838,7 +4000,7 @@
       </w:r>
       <w:r>
         <w:rPr>
-          <w:rFonts w:ascii="Georgia" w:hAnsi="Georgia"/>
+          <w:rFonts w:ascii="Times New Roman" w:hAnsi="Times New Roman"/>
           <w:b w:val="0"/>
           <w:bCs/>
           <w:i/>
@@ -3848,7 +4010,7 @@
       </w:r>
       <w:r>
         <w:rPr>
-          <w:rFonts w:ascii="Georgia" w:hAnsi="Georgia"/>
+          <w:rFonts w:ascii="Times New Roman" w:hAnsi="Times New Roman"/>
           <w:b w:val="0"/>
           <w:bCs/>
           <w:i/>
@@ -3858,16 +4020,16 @@
       </w:r>
       <w:r>
         <w:rPr>
-          <w:rFonts w:ascii="Georgia" w:hAnsi="Georgia"/>
-          <w:b w:val="0"/>
-          <w:i/>
-          <w:sz w:val="20"/>
-        </w:rPr>
-        <w:t xml:space="preserve"> </w:t>
-      </w:r>
-      <w:r>
-        <w:rPr>
-          <w:rFonts w:ascii="Georgia" w:hAnsi="Georgia"/>
+          <w:rFonts w:ascii="Times New Roman" w:hAnsi="Times New Roman"/>
+          <w:b w:val="0"/>
+          <w:i/>
+          <w:sz w:val="20"/>
+        </w:rPr>
+        <w:t xml:space="preserve"> </w:t>
+      </w:r>
+      <w:r>
+        <w:rPr>
+          <w:rFonts w:ascii="Times New Roman" w:hAnsi="Times New Roman"/>
           <w:b w:val="0"/>
           <w:i/>
           <w:iCs/>
@@ -3877,16 +4039,16 @@
       </w:r>
       <w:r>
         <w:rPr>
-          <w:rFonts w:ascii="Georgia" w:hAnsi="Georgia"/>
-          <w:b w:val="0"/>
-          <w:i/>
-          <w:sz w:val="20"/>
-        </w:rPr>
-        <w:t xml:space="preserve"> </w:t>
-      </w:r>
-      <w:r>
-        <w:rPr>
-          <w:rFonts w:ascii="Georgia" w:hAnsi="Georgia"/>
+          <w:rFonts w:ascii="Times New Roman" w:hAnsi="Times New Roman"/>
+          <w:b w:val="0"/>
+          <w:i/>
+          <w:sz w:val="20"/>
+        </w:rPr>
+        <w:t xml:space="preserve"> </w:t>
+      </w:r>
+      <w:r>
+        <w:rPr>
+          <w:rFonts w:ascii="Times New Roman" w:hAnsi="Times New Roman"/>
           <w:b w:val="0"/>
           <w:i/>
           <w:sz w:val="20"/>
@@ -3895,16 +4057,16 @@
       </w:r>
       <w:r>
         <w:rPr>
-          <w:rFonts w:ascii="Georgia" w:hAnsi="Georgia"/>
-          <w:b w:val="0"/>
-          <w:i/>
-          <w:sz w:val="20"/>
-        </w:rPr>
-        <w:t xml:space="preserve"> </w:t>
-      </w:r>
-      <w:r>
-        <w:rPr>
-          <w:rFonts w:ascii="Georgia" w:hAnsi="Georgia"/>
+          <w:rFonts w:ascii="Times New Roman" w:hAnsi="Times New Roman"/>
+          <w:b w:val="0"/>
+          <w:i/>
+          <w:sz w:val="20"/>
+        </w:rPr>
+        <w:t xml:space="preserve"> </w:t>
+      </w:r>
+      <w:r>
+        <w:rPr>
+          <w:rFonts w:ascii="Times New Roman" w:hAnsi="Times New Roman"/>
           <w:b w:val="0"/>
           <w:i/>
           <w:sz w:val="20"/>
@@ -3913,16 +4075,16 @@
       </w:r>
       <w:r>
         <w:rPr>
-          <w:rFonts w:ascii="Georgia" w:hAnsi="Georgia"/>
-          <w:b w:val="0"/>
-          <w:i/>
-          <w:sz w:val="20"/>
-        </w:rPr>
-        <w:t xml:space="preserve"> </w:t>
-      </w:r>
-      <w:r>
-        <w:rPr>
-          <w:rFonts w:ascii="Georgia" w:hAnsi="Georgia"/>
+          <w:rFonts w:ascii="Times New Roman" w:hAnsi="Times New Roman"/>
+          <w:b w:val="0"/>
+          <w:i/>
+          <w:sz w:val="20"/>
+        </w:rPr>
+        <w:t xml:space="preserve"> </w:t>
+      </w:r>
+      <w:r>
+        <w:rPr>
+          <w:rFonts w:ascii="Times New Roman" w:hAnsi="Times New Roman"/>
           <w:b w:val="0"/>
           <w:bCs/>
           <w:i/>
@@ -3932,7 +4094,7 @@
       </w:r>
       <w:r>
         <w:rPr>
-          <w:rFonts w:ascii="Georgia" w:hAnsi="Georgia"/>
+          <w:rFonts w:ascii="Times New Roman" w:hAnsi="Times New Roman"/>
           <w:b w:val="0"/>
           <w:i/>
           <w:sz w:val="20"/>
@@ -3941,16 +4103,16 @@
       </w:r>
       <w:r>
         <w:rPr>
-          <w:rFonts w:ascii="Georgia" w:hAnsi="Georgia"/>
-          <w:b w:val="0"/>
-          <w:i/>
-          <w:sz w:val="20"/>
-        </w:rPr>
-        <w:t xml:space="preserve"> </w:t>
-      </w:r>
-      <w:r>
-        <w:rPr>
-          <w:rFonts w:ascii="Georgia" w:hAnsi="Georgia"/>
+          <w:rFonts w:ascii="Times New Roman" w:hAnsi="Times New Roman"/>
+          <w:b w:val="0"/>
+          <w:i/>
+          <w:sz w:val="20"/>
+        </w:rPr>
+        <w:t xml:space="preserve"> </w:t>
+      </w:r>
+      <w:r>
+        <w:rPr>
+          <w:rFonts w:ascii="Times New Roman" w:hAnsi="Times New Roman"/>
           <w:b w:val="0"/>
           <w:i/>
           <w:sz w:val="20"/>
@@ -3959,16 +4121,16 @@
       </w:r>
       <w:r>
         <w:rPr>
-          <w:rFonts w:ascii="Georgia" w:hAnsi="Georgia"/>
-          <w:b w:val="0"/>
-          <w:i/>
-          <w:sz w:val="20"/>
-        </w:rPr>
-        <w:t xml:space="preserve"> </w:t>
-      </w:r>
-      <w:r>
-        <w:rPr>
-          <w:rFonts w:ascii="Georgia" w:hAnsi="Georgia"/>
+          <w:rFonts w:ascii="Times New Roman" w:hAnsi="Times New Roman"/>
+          <w:b w:val="0"/>
+          <w:i/>
+          <w:sz w:val="20"/>
+        </w:rPr>
+        <w:t xml:space="preserve"> </w:t>
+      </w:r>
+      <w:r>
+        <w:rPr>
+          <w:rFonts w:ascii="Times New Roman" w:hAnsi="Times New Roman"/>
           <w:b w:val="0"/>
           <w:i/>
           <w:sz w:val="20"/>
@@ -3977,16 +4139,16 @@
       </w:r>
       <w:r>
         <w:rPr>
-          <w:rFonts w:ascii="Georgia" w:hAnsi="Georgia"/>
-          <w:b w:val="0"/>
-          <w:i/>
-          <w:sz w:val="20"/>
-        </w:rPr>
-        <w:t xml:space="preserve"> </w:t>
-      </w:r>
-      <w:r>
-        <w:rPr>
-          <w:rFonts w:ascii="Georgia" w:hAnsi="Georgia"/>
+          <w:rFonts w:ascii="Times New Roman" w:hAnsi="Times New Roman"/>
+          <w:b w:val="0"/>
+          <w:i/>
+          <w:sz w:val="20"/>
+        </w:rPr>
+        <w:t xml:space="preserve"> </w:t>
+      </w:r>
+      <w:r>
+        <w:rPr>
+          <w:rFonts w:ascii="Times New Roman" w:hAnsi="Times New Roman"/>
           <w:b w:val="0"/>
           <w:i/>
           <w:sz w:val="20"/>
@@ -3995,16 +4157,16 @@
       </w:r>
       <w:r>
         <w:rPr>
-          <w:rFonts w:ascii="Georgia" w:hAnsi="Georgia"/>
-          <w:b w:val="0"/>
-          <w:i/>
-          <w:sz w:val="20"/>
-        </w:rPr>
-        <w:t xml:space="preserve"> </w:t>
-      </w:r>
-      <w:r>
-        <w:rPr>
-          <w:rFonts w:ascii="Georgia" w:hAnsi="Georgia"/>
+          <w:rFonts w:ascii="Times New Roman" w:hAnsi="Times New Roman"/>
+          <w:b w:val="0"/>
+          <w:i/>
+          <w:sz w:val="20"/>
+        </w:rPr>
+        <w:t xml:space="preserve"> </w:t>
+      </w:r>
+      <w:r>
+        <w:rPr>
+          <w:rFonts w:ascii="Times New Roman" w:hAnsi="Times New Roman"/>
           <w:b w:val="0"/>
           <w:i/>
           <w:sz w:val="20"/>
@@ -4013,7 +4175,7 @@
       </w:r>
       <w:r>
         <w:rPr>
-          <w:rFonts w:ascii="Georgia" w:hAnsi="Georgia"/>
+          <w:rFonts w:ascii="Times New Roman" w:hAnsi="Times New Roman"/>
           <w:b w:val="0"/>
           <w:bCs/>
           <w:i/>
@@ -4023,7 +4185,7 @@
       </w:r>
       <w:r>
         <w:rPr>
-          <w:rFonts w:ascii="Georgia" w:hAnsi="Georgia"/>
+          <w:rFonts w:ascii="Times New Roman" w:hAnsi="Times New Roman"/>
           <w:b w:val="0"/>
           <w:bCs/>
           <w:i/>
@@ -4033,7 +4195,7 @@
       </w:r>
       <w:r>
         <w:rPr>
-          <w:rFonts w:ascii="Georgia" w:hAnsi="Georgia"/>
+          <w:rFonts w:ascii="Times New Roman" w:hAnsi="Times New Roman"/>
           <w:b w:val="0"/>
           <w:bCs/>
           <w:i/>
@@ -4043,7 +4205,7 @@
       </w:r>
       <w:r>
         <w:rPr>
-          <w:rFonts w:ascii="Georgia" w:hAnsi="Georgia"/>
+          <w:rFonts w:ascii="Times New Roman" w:hAnsi="Times New Roman"/>
           <w:b w:val="0"/>
           <w:i/>
           <w:sz w:val="20"/>
@@ -4052,16 +4214,16 @@
       </w:r>
       <w:r>
         <w:rPr>
-          <w:rFonts w:ascii="Georgia" w:hAnsi="Georgia"/>
-          <w:b w:val="0"/>
-          <w:i/>
-          <w:sz w:val="20"/>
-        </w:rPr>
-        <w:t xml:space="preserve"> </w:t>
-      </w:r>
-      <w:r>
-        <w:rPr>
-          <w:rFonts w:ascii="Georgia" w:hAnsi="Georgia"/>
+          <w:rFonts w:ascii="Times New Roman" w:hAnsi="Times New Roman"/>
+          <w:b w:val="0"/>
+          <w:i/>
+          <w:sz w:val="20"/>
+        </w:rPr>
+        <w:t xml:space="preserve"> </w:t>
+      </w:r>
+      <w:r>
+        <w:rPr>
+          <w:rFonts w:ascii="Times New Roman" w:hAnsi="Times New Roman"/>
           <w:b w:val="0"/>
           <w:i/>
           <w:sz w:val="20"/>
@@ -4070,16 +4232,16 @@
       </w:r>
       <w:r>
         <w:rPr>
-          <w:rFonts w:ascii="Georgia" w:hAnsi="Georgia"/>
-          <w:b w:val="0"/>
-          <w:i/>
-          <w:sz w:val="20"/>
-        </w:rPr>
-        <w:t xml:space="preserve"> </w:t>
-      </w:r>
-      <w:r>
-        <w:rPr>
-          <w:rFonts w:ascii="Georgia" w:hAnsi="Georgia"/>
+          <w:rFonts w:ascii="Times New Roman" w:hAnsi="Times New Roman"/>
+          <w:b w:val="0"/>
+          <w:i/>
+          <w:sz w:val="20"/>
+        </w:rPr>
+        <w:t xml:space="preserve"> </w:t>
+      </w:r>
+      <w:r>
+        <w:rPr>
+          <w:rFonts w:ascii="Times New Roman" w:hAnsi="Times New Roman"/>
           <w:b w:val="0"/>
           <w:i/>
           <w:sz w:val="20"/>
@@ -4098,7 +4260,7 @@
       </w:pPr>
       <w:r>
         <w:rPr>
-          <w:rFonts w:ascii="Georgia" w:hAnsi="Georgia"/>
+          <w:rFonts w:ascii="Times New Roman" w:hAnsi="Times New Roman"/>
           <w:b w:val="0"/>
           <w:bCs/>
           <w:i/>
@@ -4108,7 +4270,7 @@
       </w:r>
       <w:r>
         <w:rPr>
-          <w:rFonts w:ascii="Georgia" w:hAnsi="Georgia"/>
+          <w:rFonts w:ascii="Times New Roman" w:hAnsi="Times New Roman"/>
           <w:b w:val="0"/>
           <w:bCs/>
           <w:i/>
@@ -4118,7 +4280,7 @@
       </w:r>
       <w:r>
         <w:rPr>
-          <w:rFonts w:ascii="Georgia" w:hAnsi="Georgia"/>
+          <w:rFonts w:ascii="Times New Roman" w:hAnsi="Times New Roman"/>
           <w:b w:val="0"/>
           <w:bCs/>
           <w:i/>
@@ -4128,16 +4290,16 @@
       </w:r>
       <w:r>
         <w:rPr>
-          <w:rFonts w:ascii="Georgia" w:hAnsi="Georgia"/>
-          <w:b w:val="0"/>
-          <w:i/>
-          <w:sz w:val="20"/>
-        </w:rPr>
-        <w:t xml:space="preserve"> </w:t>
-      </w:r>
-      <w:r>
-        <w:rPr>
-          <w:rFonts w:ascii="Georgia" w:hAnsi="Georgia"/>
+          <w:rFonts w:ascii="Times New Roman" w:hAnsi="Times New Roman"/>
+          <w:b w:val="0"/>
+          <w:i/>
+          <w:sz w:val="20"/>
+        </w:rPr>
+        <w:t xml:space="preserve"> </w:t>
+      </w:r>
+      <w:r>
+        <w:rPr>
+          <w:rFonts w:ascii="Times New Roman" w:hAnsi="Times New Roman"/>
           <w:b w:val="0"/>
           <w:i/>
           <w:iCs/>
@@ -4147,7 +4309,7 @@
       </w:r>
       <w:r>
         <w:rPr>
-          <w:rFonts w:ascii="Georgia" w:hAnsi="Georgia"/>
+          <w:rFonts w:ascii="Times New Roman" w:hAnsi="Times New Roman"/>
           <w:b w:val="0"/>
           <w:i/>
           <w:iCs/>
@@ -4157,7 +4319,7 @@
       </w:r>
       <w:r>
         <w:rPr>
-          <w:rFonts w:ascii="Georgia" w:hAnsi="Georgia"/>
+          <w:rFonts w:ascii="Times New Roman" w:hAnsi="Times New Roman"/>
           <w:b w:val="0"/>
           <w:i/>
           <w:iCs/>
@@ -4167,34 +4329,34 @@
       </w:r>
       <w:r>
         <w:rPr>
-          <w:rFonts w:ascii="Georgia" w:hAnsi="Georgia"/>
-          <w:b w:val="0"/>
-          <w:i/>
-          <w:sz w:val="20"/>
-        </w:rPr>
-        <w:t xml:space="preserve"> </w:t>
-      </w:r>
-      <w:r>
-        <w:rPr>
-          <w:rFonts w:ascii="Georgia" w:hAnsi="Georgia"/>
-          <w:b w:val="0"/>
-          <w:i/>
-          <w:sz w:val="20"/>
-        </w:rPr>
-        <w:t xml:space="preserve">Every reported comparison now uses</w:t>
-      </w:r>
-      <w:r>
-        <w:rPr>
-          <w:rFonts w:ascii="Georgia" w:hAnsi="Georgia"/>
-          <w:b w:val="0"/>
-          <w:i/>
-          <w:sz w:val="20"/>
-        </w:rPr>
-        <w:t xml:space="preserve"> </w:t>
-      </w:r>
-      <w:r>
-        <w:rPr>
-          <w:rFonts w:ascii="Georgia" w:hAnsi="Georgia"/>
+          <w:rFonts w:ascii="Times New Roman" w:hAnsi="Times New Roman"/>
+          <w:b w:val="0"/>
+          <w:i/>
+          <w:sz w:val="20"/>
+        </w:rPr>
+        <w:t xml:space="preserve"> </w:t>
+      </w:r>
+      <w:r>
+        <w:rPr>
+          <w:rFonts w:ascii="Times New Roman" w:hAnsi="Times New Roman"/>
+          <w:b w:val="0"/>
+          <w:i/>
+          <w:sz w:val="20"/>
+        </w:rPr>
+        <w:t xml:space="preserve">Every reported comparison uses</w:t>
+      </w:r>
+      <w:r>
+        <w:rPr>
+          <w:rFonts w:ascii="Times New Roman" w:hAnsi="Times New Roman"/>
+          <w:b w:val="0"/>
+          <w:i/>
+          <w:sz w:val="20"/>
+        </w:rPr>
+        <w:t xml:space="preserve"> </w:t>
+      </w:r>
+      <w:r>
+        <w:rPr>
+          <w:rFonts w:ascii="Times New Roman" w:hAnsi="Times New Roman"/>
           <w:b w:val="0"/>
           <w:bCs/>
           <w:i/>
@@ -4204,7 +4366,7 @@
       </w:r>
       <w:r>
         <w:rPr>
-          <w:rFonts w:ascii="Georgia" w:hAnsi="Georgia"/>
+          <w:rFonts w:ascii="Times New Roman" w:hAnsi="Times New Roman"/>
           <w:b w:val="0"/>
           <w:bCs/>
           <w:i/>
@@ -4214,7 +4376,7 @@
       </w:r>
       <w:r>
         <w:rPr>
-          <w:rFonts w:ascii="Georgia" w:hAnsi="Georgia"/>
+          <w:rFonts w:ascii="Times New Roman" w:hAnsi="Times New Roman"/>
           <w:b w:val="0"/>
           <w:bCs/>
           <w:i/>
@@ -4224,35 +4386,35 @@
       </w:r>
       <w:r>
         <w:rPr>
-          <w:rFonts w:ascii="Georgia" w:hAnsi="Georgia"/>
-          <w:b w:val="0"/>
-          <w:i/>
-          <w:sz w:val="20"/>
-        </w:rPr>
-        <w:t xml:space="preserve">,</w:t>
-      </w:r>
-      <w:r>
-        <w:rPr>
-          <w:rFonts w:ascii="Georgia" w:hAnsi="Georgia"/>
-          <w:b w:val="0"/>
-          <w:i/>
-          <w:sz w:val="20"/>
-        </w:rPr>
-        <w:t xml:space="preserve"> </w:t>
-      </w:r>
-      <w:r>
-        <w:rPr>
-          <w:rFonts w:ascii="Georgia" w:hAnsi="Georgia"/>
+          <w:rFonts w:ascii="Times New Roman" w:hAnsi="Times New Roman"/>
+          <w:b w:val="0"/>
+          <w:i/>
+          <w:sz w:val="20"/>
+        </w:rPr>
+        <w:t xml:space="preserve">;</w:t>
+      </w:r>
+      <w:r>
+        <w:rPr>
+          <w:rFonts w:ascii="Times New Roman" w:hAnsi="Times New Roman"/>
+          <w:b w:val="0"/>
+          <w:i/>
+          <w:sz w:val="20"/>
+        </w:rPr>
+        <w:t xml:space="preserve"> </w:t>
+      </w:r>
+      <w:r>
+        <w:rPr>
+          <w:rFonts w:ascii="Times New Roman" w:hAnsi="Times New Roman"/>
           <w:b w:val="0"/>
           <w:bCs/>
           <w:i/>
           <w:sz w:val="20"/>
         </w:rPr>
-        <w:t xml:space="preserve">95% percentile-bootstrap</w:t>
-      </w:r>
-      <w:r>
-        <w:rPr>
-          <w:rFonts w:ascii="Georgia" w:hAnsi="Georgia"/>
+        <w:t xml:space="preserve">all table estimates carry</w:t>
+      </w:r>
+      <w:r>
+        <w:rPr>
+          <w:rFonts w:ascii="Times New Roman" w:hAnsi="Times New Roman"/>
           <w:b w:val="0"/>
           <w:bCs/>
           <w:i/>
@@ -4262,96 +4424,290 @@
       </w:r>
       <w:r>
         <w:rPr>
-          <w:rFonts w:ascii="Georgia" w:hAnsi="Georgia"/>
+          <w:rFonts w:ascii="Times New Roman" w:hAnsi="Times New Roman"/>
           <w:b w:val="0"/>
           <w:bCs/>
           <w:i/>
           <w:sz w:val="20"/>
         </w:rPr>
-        <w:t xml:space="preserve">confidence intervals</w:t>
-      </w:r>
-      <w:r>
-        <w:rPr>
-          <w:rFonts w:ascii="Georgia" w:hAnsi="Georgia"/>
-          <w:b w:val="0"/>
-          <w:i/>
-          <w:sz w:val="20"/>
-        </w:rPr>
-        <w:t xml:space="preserve"> </w:t>
-      </w:r>
-      <w:r>
-        <w:rPr>
-          <w:rFonts w:ascii="Georgia" w:hAnsi="Georgia"/>
-          <w:b w:val="0"/>
-          <w:i/>
-          <w:sz w:val="20"/>
-        </w:rPr>
-        <w:t xml:space="preserve">on all table estimates,</w:t>
-      </w:r>
-      <w:r>
-        <w:rPr>
-          <w:rFonts w:ascii="Georgia" w:hAnsi="Georgia"/>
-          <w:b w:val="0"/>
-          <w:i/>
-          <w:sz w:val="20"/>
-        </w:rPr>
-        <w:t xml:space="preserve"> </w:t>
-      </w:r>
-      <w:r>
-        <w:rPr>
-          <w:rFonts w:ascii="Georgia" w:hAnsi="Georgia"/>
+        <w:t xml:space="preserve">95% percentile-bootstrap confidence intervals</w:t>
+      </w:r>
+      <w:r>
+        <w:rPr>
+          <w:rFonts w:ascii="Times New Roman" w:hAnsi="Times New Roman"/>
+          <w:b w:val="0"/>
+          <w:i/>
+          <w:sz w:val="20"/>
+        </w:rPr>
+        <w:t xml:space="preserve">, now including</w:t>
+      </w:r>
+      <w:r>
+        <w:rPr>
+          <w:rFonts w:ascii="Times New Roman" w:hAnsi="Times New Roman"/>
+          <w:b w:val="0"/>
+          <w:i/>
+          <w:sz w:val="20"/>
+        </w:rPr>
+        <w:t xml:space="preserve"> </w:t>
+      </w:r>
+      <w:r>
+        <w:rPr>
+          <w:rFonts w:ascii="Times New Roman" w:hAnsi="Times New Roman"/>
+          <w:b w:val="0"/>
+          <w:i/>
+          <w:sz w:val="20"/>
+        </w:rPr>
+        <w:t xml:space="preserve">the single-axis tactic values in Table 7.</w:t>
+      </w:r>
+      <w:r>
+        <w:rPr>
+          <w:rFonts w:ascii="Times New Roman" w:hAnsi="Times New Roman"/>
+          <w:b w:val="0"/>
+          <w:i/>
+          <w:sz w:val="20"/>
+        </w:rPr>
+        <w:t xml:space="preserve"> </w:t>
+      </w:r>
+      <w:r>
+        <w:rPr>
+          <w:rFonts w:ascii="Times New Roman" w:hAnsi="Times New Roman"/>
           <w:b w:val="0"/>
           <w:bCs/>
           <w:i/>
           <w:sz w:val="20"/>
         </w:rPr>
-        <w:t xml:space="preserve">matched-pairs rank-biserial effect sizes</w:t>
-      </w:r>
-      <w:r>
-        <w:rPr>
-          <w:rFonts w:ascii="Georgia" w:hAnsi="Georgia"/>
-          <w:b w:val="0"/>
-          <w:i/>
-          <w:sz w:val="20"/>
-        </w:rPr>
-        <w:t xml:space="preserve">, and</w:t>
-      </w:r>
-      <w:r>
-        <w:rPr>
-          <w:rFonts w:ascii="Georgia" w:hAnsi="Georgia"/>
-          <w:b w:val="0"/>
-          <w:i/>
-          <w:sz w:val="20"/>
-        </w:rPr>
-        <w:t xml:space="preserve"> </w:t>
-      </w:r>
-      <w:r>
-        <w:rPr>
-          <w:rFonts w:ascii="Georgia" w:hAnsi="Georgia"/>
+        <w:t xml:space="preserve">Matched-pairs</w:t>
+      </w:r>
+      <w:r>
+        <w:rPr>
+          <w:rFonts w:ascii="Times New Roman" w:hAnsi="Times New Roman"/>
           <w:b w:val="0"/>
           <w:bCs/>
           <w:i/>
           <w:sz w:val="20"/>
         </w:rPr>
-        <w:t xml:space="preserve">Holm correction</w:t>
-      </w:r>
-      <w:r>
-        <w:rPr>
-          <w:rFonts w:ascii="Georgia" w:hAnsi="Georgia"/>
-          <w:b w:val="0"/>
-          <w:i/>
-          <w:sz w:val="20"/>
-        </w:rPr>
-        <w:t xml:space="preserve"> </w:t>
-      </w:r>
-      <w:r>
-        <w:rPr>
-          <w:rFonts w:ascii="Georgia" w:hAnsi="Georgia"/>
-          <w:b w:val="0"/>
-          <w:i/>
-          <w:sz w:val="20"/>
-        </w:rPr>
-        <w:t xml:space="preserve">across each family of tests.</w:t>
+        <w:t xml:space="preserve"> </w:t>
+      </w:r>
+      <w:r>
+        <w:rPr>
+          <w:rFonts w:ascii="Times New Roman" w:hAnsi="Times New Roman"/>
+          <w:b w:val="0"/>
+          <w:bCs/>
+          <w:i/>
+          <w:sz w:val="20"/>
+        </w:rPr>
+        <w:t xml:space="preserve">rank-biserial effect sizes</w:t>
+      </w:r>
+      <w:r>
+        <w:rPr>
+          <w:rFonts w:ascii="Times New Roman" w:hAnsi="Times New Roman"/>
+          <w:b w:val="0"/>
+          <w:i/>
+          <w:sz w:val="20"/>
+        </w:rPr>
+        <w:t xml:space="preserve"> </w:t>
+      </w:r>
+      <w:r>
+        <w:rPr>
+          <w:rFonts w:ascii="Times New Roman" w:hAnsi="Times New Roman"/>
+          <w:b w:val="0"/>
+          <w:i/>
+          <w:sz w:val="20"/>
+        </w:rPr>
+        <w:t xml:space="preserve">are reported for the key contrasts —</w:t>
+      </w:r>
+      <w:r>
+        <w:rPr>
+          <w:rFonts w:ascii="Times New Roman" w:hAnsi="Times New Roman"/>
+          <w:b w:val="0"/>
+          <w:i/>
+          <w:sz w:val="20"/>
+        </w:rPr>
+        <w:t xml:space="preserve"> </w:t>
+      </w:r>
+      <w:r>
+        <w:rPr>
+          <w:rFonts w:ascii="Times New Roman" w:hAnsi="Times New Roman"/>
+          <w:b w:val="0"/>
+          <w:i/>
+          <w:sz w:val="20"/>
+        </w:rPr>
+        <w:t xml:space="preserve">the ablation Paired-win column of Table 6 (r = 0.19–0.22) and the rater</w:t>
+      </w:r>
+      <w:r>
+        <w:rPr>
+          <w:rFonts w:ascii="Times New Roman" w:hAnsi="Times New Roman"/>
+          <w:b w:val="0"/>
+          <w:i/>
+          <w:sz w:val="20"/>
+        </w:rPr>
+        <w:t xml:space="preserve"> </w:t>
+      </w:r>
+      <w:r>
+        <w:rPr>
+          <w:rFonts w:ascii="Times New Roman" w:hAnsi="Times New Roman"/>
+          <w:b w:val="0"/>
+          <w:i/>
+          <w:sz w:val="20"/>
+        </w:rPr>
+        <w:t xml:space="preserve">faithfulness contrasts (dual vs no-guidance / DExperts / GeDi, r = 0.67</w:t>
+      </w:r>
+      <w:r>
+        <w:rPr>
+          <w:rFonts w:ascii="Times New Roman" w:hAnsi="Times New Roman"/>
+          <w:b w:val="0"/>
+          <w:i/>
+          <w:sz w:val="20"/>
+        </w:rPr>
+        <w:t xml:space="preserve"> </w:t>
+      </w:r>
+      <w:r>
+        <w:rPr>
+          <w:rFonts w:ascii="Times New Roman" w:hAnsi="Times New Roman"/>
+          <w:b w:val="0"/>
+          <w:i/>
+          <w:sz w:val="20"/>
+        </w:rPr>
+        <w:t xml:space="preserve">/ 0.82 / 0.91), collected in Section 3.7.</w:t>
+      </w:r>
+      <w:r>
+        <w:rPr>
+          <w:rFonts w:ascii="Times New Roman" w:hAnsi="Times New Roman"/>
+          <w:b w:val="0"/>
+          <w:i/>
+          <w:sz w:val="20"/>
+        </w:rPr>
+        <w:t xml:space="preserve"> </w:t>
+      </w:r>
+      <w:r>
+        <w:rPr>
+          <w:rFonts w:ascii="Times New Roman" w:hAnsi="Times New Roman"/>
+          <w:b w:val="0"/>
+          <w:bCs/>
+          <w:i/>
+          <w:sz w:val="20"/>
+        </w:rPr>
+        <w:t xml:space="preserve">Holm</w:t>
+      </w:r>
+      <w:r>
+        <w:rPr>
+          <w:rFonts w:ascii="Times New Roman" w:hAnsi="Times New Roman"/>
+          <w:b w:val="0"/>
+          <w:bCs/>
+          <w:i/>
+          <w:sz w:val="20"/>
+        </w:rPr>
+        <w:t xml:space="preserve"> </w:t>
+      </w:r>
+      <w:r>
+        <w:rPr>
+          <w:rFonts w:ascii="Times New Roman" w:hAnsi="Times New Roman"/>
+          <w:b w:val="0"/>
+          <w:bCs/>
+          <w:i/>
+          <w:sz w:val="20"/>
+        </w:rPr>
+        <w:t xml:space="preserve">correction</w:t>
+      </w:r>
+      <w:r>
+        <w:rPr>
+          <w:rFonts w:ascii="Times New Roman" w:hAnsi="Times New Roman"/>
+          <w:b w:val="0"/>
+          <w:i/>
+          <w:sz w:val="20"/>
+        </w:rPr>
+        <w:t xml:space="preserve"> </w:t>
+      </w:r>
+      <w:r>
+        <w:rPr>
+          <w:rFonts w:ascii="Times New Roman" w:hAnsi="Times New Roman"/>
+          <w:b w:val="0"/>
+          <w:i/>
+          <w:sz w:val="20"/>
+        </w:rPr>
+        <w:t xml:space="preserve">is applied within two explicit families (the four</w:t>
+      </w:r>
+      <w:r>
+        <w:rPr>
+          <w:rFonts w:ascii="Times New Roman" w:hAnsi="Times New Roman"/>
+          <w:b w:val="0"/>
+          <w:i/>
+          <w:sz w:val="20"/>
+        </w:rPr>
+        <w:t xml:space="preserve"> </w:t>
+      </w:r>
+      <w:r>
+        <w:rPr>
+          <w:rFonts w:ascii="Times New Roman" w:hAnsi="Times New Roman"/>
+          <w:b w:val="0"/>
+          <w:i/>
+          <w:sz w:val="20"/>
+        </w:rPr>
+        <w:t xml:space="preserve">ablation contrasts against the (0,0) cell; the cross-method rater</w:t>
+      </w:r>
+      <w:r>
+        <w:rPr>
+          <w:rFonts w:ascii="Times New Roman" w:hAnsi="Times New Roman"/>
+          <w:b w:val="0"/>
+          <w:i/>
+          <w:sz w:val="20"/>
+        </w:rPr>
+        <w:t xml:space="preserve"> </w:t>
+      </w:r>
+      <w:r>
+        <w:rPr>
+          <w:rFonts w:ascii="Times New Roman" w:hAnsi="Times New Roman"/>
+          <w:b w:val="0"/>
+          <w:i/>
+          <w:sz w:val="20"/>
+        </w:rPr>
+        <w:t xml:space="preserve">faithfulness comparisons), and every reported significant</w:t>
+      </w:r>
+      <w:r>
+        <w:rPr>
+          <w:rFonts w:ascii="Times New Roman" w:hAnsi="Times New Roman"/>
+          <w:b w:val="0"/>
+          <w:i/>
+          <w:sz w:val="20"/>
+        </w:rPr>
+        <w:t xml:space="preserve"> </w:t>
+      </w:r>
+      <w:r>
+        <w:rPr>
+          <w:rFonts w:ascii="Times New Roman" w:hAnsi="Times New Roman"/>
+          <w:b w:val="0"/>
+          <w:i/>
+          <w:iCs/>
+          <w:sz w:val="20"/>
+        </w:rPr>
+        <w:t xml:space="preserve">p</w:t>
+      </w:r>
+      <w:r>
+        <w:rPr>
+          <w:rFonts w:ascii="Times New Roman" w:hAnsi="Times New Roman"/>
+          <w:b w:val="0"/>
+          <w:i/>
+          <w:sz w:val="20"/>
+        </w:rPr>
+        <w:t xml:space="preserve">-value remains significant after correction within its family</w:t>
+      </w:r>
+      <w:r>
+        <w:rPr>
+          <w:rFonts w:ascii="Times New Roman" w:hAnsi="Times New Roman"/>
+          <w:b w:val="0"/>
+          <w:i/>
+          <w:sz w:val="20"/>
+        </w:rPr>
+        <w:t xml:space="preserve"> </w:t>
+      </w:r>
+      <w:r>
+        <w:rPr>
+          <w:rFonts w:ascii="Times New Roman" w:hAnsi="Times New Roman"/>
+          <w:b w:val="0"/>
+          <w:i/>
+          <w:sz w:val="20"/>
+        </w:rPr>
+        <w:t xml:space="preserve">(Section 3.7).</w:t>
       </w:r>
     </w:p>
     <w:p>
@@ -4365,7 +4721,7 @@
       </w:pPr>
       <w:r>
         <w:rPr>
-          <w:rFonts w:ascii="Georgia" w:hAnsi="Georgia"/>
+          <w:rFonts w:ascii="Times New Roman" w:hAnsi="Times New Roman"/>
           <w:b/>
           <w:bCs/>
           <w:i w:val="0"/>
@@ -4375,7 +4731,7 @@
       </w:r>
       <w:r>
         <w:rPr>
-          <w:rFonts w:ascii="Georgia" w:hAnsi="Georgia"/>
+          <w:rFonts w:ascii="Times New Roman" w:hAnsi="Times New Roman"/>
           <w:b/>
           <w:i w:val="0"/>
           <w:sz w:val="24"/>
@@ -4384,7 +4740,7 @@
       </w:r>
       <w:r>
         <w:rPr>
-          <w:rFonts w:ascii="Georgia" w:hAnsi="Georgia"/>
+          <w:rFonts w:ascii="Times New Roman" w:hAnsi="Times New Roman"/>
           <w:b/>
           <w:i w:val="0"/>
           <w:iCs/>
@@ -4394,7 +4750,7 @@
       </w:r>
       <w:r>
         <w:rPr>
-          <w:rFonts w:ascii="Georgia" w:hAnsi="Georgia"/>
+          <w:rFonts w:ascii="Times New Roman" w:hAnsi="Times New Roman"/>
           <w:b/>
           <w:i w:val="0"/>
           <w:sz w:val="24"/>
@@ -4403,7 +4759,7 @@
       </w:r>
       <w:r>
         <w:rPr>
-          <w:rFonts w:ascii="Georgia" w:hAnsi="Georgia"/>
+          <w:rFonts w:ascii="Times New Roman" w:hAnsi="Times New Roman"/>
           <w:b/>
           <w:i w:val="0"/>
           <w:sz w:val="24"/>
@@ -4412,7 +4768,7 @@
       </w:r>
       <w:r>
         <w:rPr>
-          <w:rFonts w:ascii="Georgia" w:hAnsi="Georgia"/>
+          <w:rFonts w:ascii="Times New Roman" w:hAnsi="Times New Roman"/>
           <w:b/>
           <w:i w:val="0"/>
           <w:sz w:val="24"/>
@@ -4421,7 +4777,7 @@
       </w:r>
       <w:r>
         <w:rPr>
-          <w:rFonts w:ascii="Georgia" w:hAnsi="Georgia"/>
+          <w:rFonts w:ascii="Times New Roman" w:hAnsi="Times New Roman"/>
           <w:b/>
           <w:i w:val="0"/>
           <w:sz w:val="24"/>
@@ -4430,7 +4786,7 @@
       </w:r>
       <w:r>
         <w:rPr>
-          <w:rFonts w:ascii="Georgia" w:hAnsi="Georgia"/>
+          <w:rFonts w:ascii="Times New Roman" w:hAnsi="Times New Roman"/>
           <w:b/>
           <w:i w:val="0"/>
           <w:sz w:val="24"/>
@@ -4439,7 +4795,7 @@
       </w:r>
       <w:r>
         <w:rPr>
-          <w:rFonts w:ascii="Georgia" w:hAnsi="Georgia"/>
+          <w:rFonts w:ascii="Times New Roman" w:hAnsi="Times New Roman"/>
           <w:b/>
           <w:i w:val="0"/>
           <w:sz w:val="24"/>
@@ -4458,7 +4814,7 @@
       </w:pPr>
       <w:r>
         <w:rPr>
-          <w:rFonts w:ascii="Georgia" w:hAnsi="Georgia"/>
+          <w:rFonts w:ascii="Times New Roman" w:hAnsi="Times New Roman"/>
           <w:b w:val="0"/>
           <w:bCs/>
           <w:i/>
@@ -4468,16 +4824,16 @@
       </w:r>
       <w:r>
         <w:rPr>
-          <w:rFonts w:ascii="Georgia" w:hAnsi="Georgia"/>
-          <w:b w:val="0"/>
-          <w:i/>
-          <w:sz w:val="20"/>
-        </w:rPr>
-        <w:t xml:space="preserve"> </w:t>
-      </w:r>
-      <w:r>
-        <w:rPr>
-          <w:rFonts w:ascii="Georgia" w:hAnsi="Georgia"/>
+          <w:rFonts w:ascii="Times New Roman" w:hAnsi="Times New Roman"/>
+          <w:b w:val="0"/>
+          <w:i/>
+          <w:sz w:val="20"/>
+        </w:rPr>
+        <w:t xml:space="preserve"> </w:t>
+      </w:r>
+      <w:r>
+        <w:rPr>
+          <w:rFonts w:ascii="Times New Roman" w:hAnsi="Times New Roman"/>
           <w:b w:val="0"/>
           <w:i/>
           <w:iCs/>
@@ -4487,16 +4843,16 @@
       </w:r>
       <w:r>
         <w:rPr>
-          <w:rFonts w:ascii="Georgia" w:hAnsi="Georgia"/>
-          <w:b w:val="0"/>
-          <w:i/>
-          <w:sz w:val="20"/>
-        </w:rPr>
-        <w:t xml:space="preserve"> </w:t>
-      </w:r>
-      <w:r>
-        <w:rPr>
-          <w:rFonts w:ascii="Georgia" w:hAnsi="Georgia"/>
+          <w:rFonts w:ascii="Times New Roman" w:hAnsi="Times New Roman"/>
+          <w:b w:val="0"/>
+          <w:i/>
+          <w:sz w:val="20"/>
+        </w:rPr>
+        <w:t xml:space="preserve"> </w:t>
+      </w:r>
+      <w:r>
+        <w:rPr>
+          <w:rFonts w:ascii="Times New Roman" w:hAnsi="Times New Roman"/>
           <w:b w:val="0"/>
           <w:i/>
           <w:sz w:val="20"/>
@@ -4505,16 +4861,16 @@
       </w:r>
       <w:r>
         <w:rPr>
-          <w:rFonts w:ascii="Georgia" w:hAnsi="Georgia"/>
-          <w:b w:val="0"/>
-          <w:i/>
-          <w:sz w:val="20"/>
-        </w:rPr>
-        <w:t xml:space="preserve"> </w:t>
-      </w:r>
-      <w:r>
-        <w:rPr>
-          <w:rFonts w:ascii="Georgia" w:hAnsi="Georgia"/>
+          <w:rFonts w:ascii="Times New Roman" w:hAnsi="Times New Roman"/>
+          <w:b w:val="0"/>
+          <w:i/>
+          <w:sz w:val="20"/>
+        </w:rPr>
+        <w:t xml:space="preserve"> </w:t>
+      </w:r>
+      <w:r>
+        <w:rPr>
+          <w:rFonts w:ascii="Times New Roman" w:hAnsi="Times New Roman"/>
           <w:b w:val="0"/>
           <w:i/>
           <w:sz w:val="20"/>
@@ -4523,16 +4879,16 @@
       </w:r>
       <w:r>
         <w:rPr>
-          <w:rFonts w:ascii="Georgia" w:hAnsi="Georgia"/>
-          <w:b w:val="0"/>
-          <w:i/>
-          <w:sz w:val="20"/>
-        </w:rPr>
-        <w:t xml:space="preserve"> </w:t>
-      </w:r>
-      <w:r>
-        <w:rPr>
-          <w:rFonts w:ascii="Georgia" w:hAnsi="Georgia"/>
+          <w:rFonts w:ascii="Times New Roman" w:hAnsi="Times New Roman"/>
+          <w:b w:val="0"/>
+          <w:i/>
+          <w:sz w:val="20"/>
+        </w:rPr>
+        <w:t xml:space="preserve"> </w:t>
+      </w:r>
+      <w:r>
+        <w:rPr>
+          <w:rFonts w:ascii="Times New Roman" w:hAnsi="Times New Roman"/>
           <w:b w:val="0"/>
           <w:bCs/>
           <w:i/>
@@ -4542,16 +4898,16 @@
       </w:r>
       <w:r>
         <w:rPr>
-          <w:rFonts w:ascii="Georgia" w:hAnsi="Georgia"/>
-          <w:b w:val="0"/>
-          <w:i/>
-          <w:sz w:val="20"/>
-        </w:rPr>
-        <w:t xml:space="preserve"> </w:t>
-      </w:r>
-      <w:r>
-        <w:rPr>
-          <w:rFonts w:ascii="Georgia" w:hAnsi="Georgia"/>
+          <w:rFonts w:ascii="Times New Roman" w:hAnsi="Times New Roman"/>
+          <w:b w:val="0"/>
+          <w:i/>
+          <w:sz w:val="20"/>
+        </w:rPr>
+        <w:t xml:space="preserve"> </w:t>
+      </w:r>
+      <w:r>
+        <w:rPr>
+          <w:rFonts w:ascii="Times New Roman" w:hAnsi="Times New Roman"/>
           <w:b w:val="0"/>
           <w:i/>
           <w:sz w:val="20"/>
@@ -4560,16 +4916,16 @@
       </w:r>
       <w:r>
         <w:rPr>
-          <w:rFonts w:ascii="Georgia" w:hAnsi="Georgia"/>
-          <w:b w:val="0"/>
-          <w:i/>
-          <w:sz w:val="20"/>
-        </w:rPr>
-        <w:t xml:space="preserve"> </w:t>
-      </w:r>
-      <w:r>
-        <w:rPr>
-          <w:rFonts w:ascii="Georgia" w:hAnsi="Georgia"/>
+          <w:rFonts w:ascii="Times New Roman" w:hAnsi="Times New Roman"/>
+          <w:b w:val="0"/>
+          <w:i/>
+          <w:sz w:val="20"/>
+        </w:rPr>
+        <w:t xml:space="preserve"> </w:t>
+      </w:r>
+      <w:r>
+        <w:rPr>
+          <w:rFonts w:ascii="Times New Roman" w:hAnsi="Times New Roman"/>
           <w:b w:val="0"/>
           <w:i/>
           <w:sz w:val="20"/>
@@ -4578,16 +4934,16 @@
       </w:r>
       <w:r>
         <w:rPr>
-          <w:rFonts w:ascii="Georgia" w:hAnsi="Georgia"/>
-          <w:b w:val="0"/>
-          <w:i/>
-          <w:sz w:val="20"/>
-        </w:rPr>
-        <w:t xml:space="preserve"> </w:t>
-      </w:r>
-      <w:r>
-        <w:rPr>
-          <w:rFonts w:ascii="Georgia" w:hAnsi="Georgia"/>
+          <w:rFonts w:ascii="Times New Roman" w:hAnsi="Times New Roman"/>
+          <w:b w:val="0"/>
+          <w:i/>
+          <w:sz w:val="20"/>
+        </w:rPr>
+        <w:t xml:space="preserve"> </w:t>
+      </w:r>
+      <w:r>
+        <w:rPr>
+          <w:rFonts w:ascii="Times New Roman" w:hAnsi="Times New Roman"/>
           <w:b w:val="0"/>
           <w:i/>
           <w:sz w:val="20"/>
@@ -4596,16 +4952,16 @@
       </w:r>
       <w:r>
         <w:rPr>
-          <w:rFonts w:ascii="Georgia" w:hAnsi="Georgia"/>
-          <w:b w:val="0"/>
-          <w:i/>
-          <w:sz w:val="20"/>
-        </w:rPr>
-        <w:t xml:space="preserve"> </w:t>
-      </w:r>
-      <w:r>
-        <w:rPr>
-          <w:rFonts w:ascii="Georgia" w:hAnsi="Georgia"/>
+          <w:rFonts w:ascii="Times New Roman" w:hAnsi="Times New Roman"/>
+          <w:b w:val="0"/>
+          <w:i/>
+          <w:sz w:val="20"/>
+        </w:rPr>
+        <w:t xml:space="preserve"> </w:t>
+      </w:r>
+      <w:r>
+        <w:rPr>
+          <w:rFonts w:ascii="Times New Roman" w:hAnsi="Times New Roman"/>
           <w:b w:val="0"/>
           <w:i/>
           <w:sz w:val="20"/>
@@ -4624,7 +4980,7 @@
       </w:pPr>
       <w:r>
         <w:rPr>
-          <w:rFonts w:ascii="Georgia" w:hAnsi="Georgia"/>
+          <w:rFonts w:ascii="Times New Roman" w:hAnsi="Times New Roman"/>
           <w:b w:val="0"/>
           <w:bCs/>
           <w:i/>
@@ -4634,16 +4990,16 @@
       </w:r>
       <w:r>
         <w:rPr>
-          <w:rFonts w:ascii="Georgia" w:hAnsi="Georgia"/>
-          <w:b w:val="0"/>
-          <w:i/>
-          <w:sz w:val="20"/>
-        </w:rPr>
-        <w:t xml:space="preserve"> </w:t>
-      </w:r>
-      <w:r>
-        <w:rPr>
-          <w:rFonts w:ascii="Georgia" w:hAnsi="Georgia"/>
+          <w:rFonts w:ascii="Times New Roman" w:hAnsi="Times New Roman"/>
+          <w:b w:val="0"/>
+          <w:i/>
+          <w:sz w:val="20"/>
+        </w:rPr>
+        <w:t xml:space="preserve"> </w:t>
+      </w:r>
+      <w:r>
+        <w:rPr>
+          <w:rFonts w:ascii="Times New Roman" w:hAnsi="Times New Roman"/>
           <w:b w:val="0"/>
           <w:i/>
           <w:iCs/>
@@ -4653,16 +5009,16 @@
       </w:r>
       <w:r>
         <w:rPr>
-          <w:rFonts w:ascii="Georgia" w:hAnsi="Georgia"/>
-          <w:b w:val="0"/>
-          <w:i/>
-          <w:sz w:val="20"/>
-        </w:rPr>
-        <w:t xml:space="preserve"> </w:t>
-      </w:r>
-      <w:r>
-        <w:rPr>
-          <w:rFonts w:ascii="Georgia" w:hAnsi="Georgia"/>
+          <w:rFonts w:ascii="Times New Roman" w:hAnsi="Times New Roman"/>
+          <w:b w:val="0"/>
+          <w:i/>
+          <w:sz w:val="20"/>
+        </w:rPr>
+        <w:t xml:space="preserve"> </w:t>
+      </w:r>
+      <w:r>
+        <w:rPr>
+          <w:rFonts w:ascii="Times New Roman" w:hAnsi="Times New Roman"/>
           <w:b w:val="0"/>
           <w:i/>
           <w:sz w:val="20"/>
@@ -4671,16 +5027,16 @@
       </w:r>
       <w:r>
         <w:rPr>
-          <w:rFonts w:ascii="Georgia" w:hAnsi="Georgia"/>
-          <w:b w:val="0"/>
-          <w:i/>
-          <w:sz w:val="20"/>
-        </w:rPr>
-        <w:t xml:space="preserve"> </w:t>
-      </w:r>
-      <w:r>
-        <w:rPr>
-          <w:rFonts w:ascii="Georgia" w:hAnsi="Georgia"/>
+          <w:rFonts w:ascii="Times New Roman" w:hAnsi="Times New Roman"/>
+          <w:b w:val="0"/>
+          <w:i/>
+          <w:sz w:val="20"/>
+        </w:rPr>
+        <w:t xml:space="preserve"> </w:t>
+      </w:r>
+      <w:r>
+        <w:rPr>
+          <w:rFonts w:ascii="Times New Roman" w:hAnsi="Times New Roman"/>
           <w:b w:val="0"/>
           <w:i/>
           <w:sz w:val="20"/>
@@ -4689,16 +5045,16 @@
       </w:r>
       <w:r>
         <w:rPr>
-          <w:rFonts w:ascii="Georgia" w:hAnsi="Georgia"/>
-          <w:b w:val="0"/>
-          <w:i/>
-          <w:sz w:val="20"/>
-        </w:rPr>
-        <w:t xml:space="preserve"> </w:t>
-      </w:r>
-      <w:r>
-        <w:rPr>
-          <w:rFonts w:ascii="Georgia" w:hAnsi="Georgia"/>
+          <w:rFonts w:ascii="Times New Roman" w:hAnsi="Times New Roman"/>
+          <w:b w:val="0"/>
+          <w:i/>
+          <w:sz w:val="20"/>
+        </w:rPr>
+        <w:t xml:space="preserve"> </w:t>
+      </w:r>
+      <w:r>
+        <w:rPr>
+          <w:rFonts w:ascii="Times New Roman" w:hAnsi="Times New Roman"/>
           <w:b w:val="0"/>
           <w:bCs/>
           <w:i/>
@@ -4708,16 +5064,16 @@
       </w:r>
       <w:r>
         <w:rPr>
-          <w:rFonts w:ascii="Georgia" w:hAnsi="Georgia"/>
-          <w:b w:val="0"/>
-          <w:i/>
-          <w:sz w:val="20"/>
-        </w:rPr>
-        <w:t xml:space="preserve"> </w:t>
-      </w:r>
-      <w:r>
-        <w:rPr>
-          <w:rFonts w:ascii="Georgia" w:hAnsi="Georgia"/>
+          <w:rFonts w:ascii="Times New Roman" w:hAnsi="Times New Roman"/>
+          <w:b w:val="0"/>
+          <w:i/>
+          <w:sz w:val="20"/>
+        </w:rPr>
+        <w:t xml:space="preserve"> </w:t>
+      </w:r>
+      <w:r>
+        <w:rPr>
+          <w:rFonts w:ascii="Times New Roman" w:hAnsi="Times New Roman"/>
           <w:b w:val="0"/>
           <w:i/>
           <w:sz w:val="20"/>
@@ -4726,16 +5082,16 @@
       </w:r>
       <w:r>
         <w:rPr>
-          <w:rFonts w:ascii="Georgia" w:hAnsi="Georgia"/>
-          <w:b w:val="0"/>
-          <w:i/>
-          <w:sz w:val="20"/>
-        </w:rPr>
-        <w:t xml:space="preserve"> </w:t>
-      </w:r>
-      <w:r>
-        <w:rPr>
-          <w:rFonts w:ascii="Georgia" w:hAnsi="Georgia"/>
+          <w:rFonts w:ascii="Times New Roman" w:hAnsi="Times New Roman"/>
+          <w:b w:val="0"/>
+          <w:i/>
+          <w:sz w:val="20"/>
+        </w:rPr>
+        <w:t xml:space="preserve"> </w:t>
+      </w:r>
+      <w:r>
+        <w:rPr>
+          <w:rFonts w:ascii="Times New Roman" w:hAnsi="Times New Roman"/>
           <w:b w:val="0"/>
           <w:i/>
           <w:sz w:val="20"/>
@@ -4744,16 +5100,16 @@
       </w:r>
       <w:r>
         <w:rPr>
-          <w:rFonts w:ascii="Georgia" w:hAnsi="Georgia"/>
-          <w:b w:val="0"/>
-          <w:i/>
-          <w:sz w:val="20"/>
-        </w:rPr>
-        <w:t xml:space="preserve"> </w:t>
-      </w:r>
-      <w:r>
-        <w:rPr>
-          <w:rFonts w:ascii="Georgia" w:hAnsi="Georgia"/>
+          <w:rFonts w:ascii="Times New Roman" w:hAnsi="Times New Roman"/>
+          <w:b w:val="0"/>
+          <w:i/>
+          <w:sz w:val="20"/>
+        </w:rPr>
+        <w:t xml:space="preserve"> </w:t>
+      </w:r>
+      <w:r>
+        <w:rPr>
+          <w:rFonts w:ascii="Times New Roman" w:hAnsi="Times New Roman"/>
           <w:b w:val="0"/>
           <w:i/>
           <w:sz w:val="20"/>
@@ -4772,7 +5128,7 @@
       </w:pPr>
       <w:r>
         <w:rPr>
-          <w:rFonts w:ascii="Georgia" w:hAnsi="Georgia"/>
+          <w:rFonts w:ascii="Times New Roman" w:hAnsi="Times New Roman"/>
           <w:b/>
           <w:bCs/>
           <w:i w:val="0"/>
@@ -4782,7 +5138,7 @@
       </w:r>
       <w:r>
         <w:rPr>
-          <w:rFonts w:ascii="Georgia" w:hAnsi="Georgia"/>
+          <w:rFonts w:ascii="Times New Roman" w:hAnsi="Times New Roman"/>
           <w:b/>
           <w:i w:val="0"/>
           <w:sz w:val="24"/>
@@ -4791,7 +5147,7 @@
       </w:r>
       <w:r>
         <w:rPr>
-          <w:rFonts w:ascii="Georgia" w:hAnsi="Georgia"/>
+          <w:rFonts w:ascii="Times New Roman" w:hAnsi="Times New Roman"/>
           <w:b/>
           <w:i w:val="0"/>
           <w:iCs/>
@@ -4801,7 +5157,7 @@
       </w:r>
       <w:r>
         <w:rPr>
-          <w:rFonts w:ascii="Georgia" w:hAnsi="Georgia"/>
+          <w:rFonts w:ascii="Times New Roman" w:hAnsi="Times New Roman"/>
           <w:b/>
           <w:i w:val="0"/>
           <w:sz w:val="24"/>
@@ -4810,7 +5166,7 @@
       </w:r>
       <w:r>
         <w:rPr>
-          <w:rFonts w:ascii="Georgia" w:hAnsi="Georgia"/>
+          <w:rFonts w:ascii="Times New Roman" w:hAnsi="Times New Roman"/>
           <w:b/>
           <w:i w:val="0"/>
           <w:sz w:val="24"/>
@@ -4819,7 +5175,7 @@
       </w:r>
       <w:r>
         <w:rPr>
-          <w:rFonts w:ascii="Georgia" w:hAnsi="Georgia"/>
+          <w:rFonts w:ascii="Times New Roman" w:hAnsi="Times New Roman"/>
           <w:b/>
           <w:i w:val="0"/>
           <w:sz w:val="24"/>
@@ -4828,7 +5184,7 @@
       </w:r>
       <w:r>
         <w:rPr>
-          <w:rFonts w:ascii="Georgia" w:hAnsi="Georgia"/>
+          <w:rFonts w:ascii="Times New Roman" w:hAnsi="Times New Roman"/>
           <w:b/>
           <w:i w:val="0"/>
           <w:sz w:val="24"/>
@@ -4857,7 +5213,7 @@
       </w:pPr>
       <w:r>
         <w:rPr>
-          <w:rFonts w:ascii="Georgia" w:hAnsi="Georgia"/>
+          <w:rFonts w:ascii="Times New Roman" w:hAnsi="Times New Roman"/>
           <w:b/>
           <w:i w:val="0"/>
           <w:sz w:val="24"/>
@@ -4866,7 +5222,7 @@
       </w:r>
       <w:r>
         <w:rPr>
-          <w:rFonts w:ascii="Georgia" w:hAnsi="Georgia"/>
+          <w:rFonts w:ascii="Times New Roman" w:hAnsi="Times New Roman"/>
           <w:b/>
           <w:i w:val="0"/>
           <w:sz w:val="24"/>
@@ -4875,7 +5231,7 @@
       </w:r>
       <w:r>
         <w:rPr>
-          <w:rFonts w:ascii="Georgia" w:hAnsi="Georgia"/>
+          <w:rFonts w:ascii="Times New Roman" w:hAnsi="Times New Roman"/>
           <w:b/>
           <w:i w:val="0"/>
           <w:sz w:val="24"/>
@@ -4894,7 +5250,7 @@
       </w:pPr>
       <w:r>
         <w:rPr>
-          <w:rFonts w:ascii="Georgia" w:hAnsi="Georgia"/>
+          <w:rFonts w:ascii="Times New Roman" w:hAnsi="Times New Roman"/>
           <w:b w:val="0"/>
           <w:i/>
           <w:sz w:val="20"/>
@@ -4903,16 +5259,16 @@
       </w:r>
       <w:r>
         <w:rPr>
-          <w:rFonts w:ascii="Georgia" w:hAnsi="Georgia"/>
-          <w:b w:val="0"/>
-          <w:i/>
-          <w:sz w:val="20"/>
-        </w:rPr>
-        <w:t xml:space="preserve"> </w:t>
-      </w:r>
-      <w:r>
-        <w:rPr>
-          <w:rFonts w:ascii="Georgia" w:hAnsi="Georgia"/>
+          <w:rFonts w:ascii="Times New Roman" w:hAnsi="Times New Roman"/>
+          <w:b w:val="0"/>
+          <w:i/>
+          <w:sz w:val="20"/>
+        </w:rPr>
+        <w:t xml:space="preserve"> </w:t>
+      </w:r>
+      <w:r>
+        <w:rPr>
+          <w:rFonts w:ascii="Times New Roman" w:hAnsi="Times New Roman"/>
           <w:b w:val="0"/>
           <w:i/>
           <w:sz w:val="20"/>
@@ -4936,7 +5292,7 @@
       </w:pPr>
       <w:r>
         <w:rPr>
-          <w:rFonts w:ascii="Georgia" w:hAnsi="Georgia"/>
+          <w:rFonts w:ascii="Times New Roman" w:hAnsi="Times New Roman"/>
           <w:b w:val="0"/>
           <w:bCs/>
           <w:i/>
@@ -4946,16 +5302,16 @@
       </w:r>
       <w:r>
         <w:rPr>
-          <w:rFonts w:ascii="Georgia" w:hAnsi="Georgia"/>
-          <w:b w:val="0"/>
-          <w:i/>
-          <w:sz w:val="20"/>
-        </w:rPr>
-        <w:t xml:space="preserve"> </w:t>
-      </w:r>
-      <w:r>
-        <w:rPr>
-          <w:rFonts w:ascii="Georgia" w:hAnsi="Georgia"/>
+          <w:rFonts w:ascii="Times New Roman" w:hAnsi="Times New Roman"/>
+          <w:b w:val="0"/>
+          <w:i/>
+          <w:sz w:val="20"/>
+        </w:rPr>
+        <w:t xml:space="preserve"> </w:t>
+      </w:r>
+      <w:r>
+        <w:rPr>
+          <w:rFonts w:ascii="Times New Roman" w:hAnsi="Times New Roman"/>
           <w:b w:val="0"/>
           <w:i/>
           <w:sz w:val="20"/>
@@ -4964,16 +5320,16 @@
       </w:r>
       <w:r>
         <w:rPr>
-          <w:rFonts w:ascii="Georgia" w:hAnsi="Georgia"/>
-          <w:b w:val="0"/>
-          <w:i/>
-          <w:sz w:val="20"/>
-        </w:rPr>
-        <w:t xml:space="preserve"> </w:t>
-      </w:r>
-      <w:r>
-        <w:rPr>
-          <w:rFonts w:ascii="Georgia" w:hAnsi="Georgia"/>
+          <w:rFonts w:ascii="Times New Roman" w:hAnsi="Times New Roman"/>
+          <w:b w:val="0"/>
+          <w:i/>
+          <w:sz w:val="20"/>
+        </w:rPr>
+        <w:t xml:space="preserve"> </w:t>
+      </w:r>
+      <w:r>
+        <w:rPr>
+          <w:rFonts w:ascii="Times New Roman" w:hAnsi="Times New Roman"/>
           <w:b w:val="0"/>
           <w:i/>
           <w:sz w:val="20"/>
@@ -4982,16 +5338,16 @@
       </w:r>
       <w:r>
         <w:rPr>
-          <w:rFonts w:ascii="Georgia" w:hAnsi="Georgia"/>
-          <w:b w:val="0"/>
-          <w:i/>
-          <w:sz w:val="20"/>
-        </w:rPr>
-        <w:t xml:space="preserve"> </w:t>
-      </w:r>
-      <w:r>
-        <w:rPr>
-          <w:rFonts w:ascii="Georgia" w:hAnsi="Georgia"/>
+          <w:rFonts w:ascii="Times New Roman" w:hAnsi="Times New Roman"/>
+          <w:b w:val="0"/>
+          <w:i/>
+          <w:sz w:val="20"/>
+        </w:rPr>
+        <w:t xml:space="preserve"> </w:t>
+      </w:r>
+      <w:r>
+        <w:rPr>
+          <w:rFonts w:ascii="Times New Roman" w:hAnsi="Times New Roman"/>
           <w:b w:val="0"/>
           <w:i/>
           <w:sz w:val="20"/>
@@ -5015,7 +5371,7 @@
       </w:pPr>
       <w:r>
         <w:rPr>
-          <w:rFonts w:ascii="Georgia" w:hAnsi="Georgia"/>
+          <w:rFonts w:ascii="Times New Roman" w:hAnsi="Times New Roman"/>
           <w:b w:val="0"/>
           <w:bCs/>
           <w:i/>
@@ -5025,7 +5381,7 @@
       </w:r>
       <w:r>
         <w:rPr>
-          <w:rFonts w:ascii="Georgia" w:hAnsi="Georgia"/>
+          <w:rFonts w:ascii="Times New Roman" w:hAnsi="Times New Roman"/>
           <w:b w:val="0"/>
           <w:bCs/>
           <w:i/>
@@ -5035,7 +5391,7 @@
       </w:r>
       <w:r>
         <w:rPr>
-          <w:rFonts w:ascii="Georgia" w:hAnsi="Georgia"/>
+          <w:rFonts w:ascii="Times New Roman" w:hAnsi="Times New Roman"/>
           <w:b w:val="0"/>
           <w:bCs/>
           <w:i/>
@@ -5045,16 +5401,16 @@
       </w:r>
       <w:r>
         <w:rPr>
-          <w:rFonts w:ascii="Georgia" w:hAnsi="Georgia"/>
-          <w:b w:val="0"/>
-          <w:i/>
-          <w:sz w:val="20"/>
-        </w:rPr>
-        <w:t xml:space="preserve"> </w:t>
-      </w:r>
-      <w:r>
-        <w:rPr>
-          <w:rFonts w:ascii="Georgia" w:hAnsi="Georgia"/>
+          <w:rFonts w:ascii="Times New Roman" w:hAnsi="Times New Roman"/>
+          <w:b w:val="0"/>
+          <w:i/>
+          <w:sz w:val="20"/>
+        </w:rPr>
+        <w:t xml:space="preserve"> </w:t>
+      </w:r>
+      <w:r>
+        <w:rPr>
+          <w:rFonts w:ascii="Times New Roman" w:hAnsi="Times New Roman"/>
           <w:b w:val="0"/>
           <w:i/>
           <w:sz w:val="20"/>
@@ -5063,16 +5419,16 @@
       </w:r>
       <w:r>
         <w:rPr>
-          <w:rFonts w:ascii="Georgia" w:hAnsi="Georgia"/>
-          <w:b w:val="0"/>
-          <w:i/>
-          <w:sz w:val="20"/>
-        </w:rPr>
-        <w:t xml:space="preserve"> </w:t>
-      </w:r>
-      <w:r>
-        <w:rPr>
-          <w:rFonts w:ascii="Georgia" w:hAnsi="Georgia"/>
+          <w:rFonts w:ascii="Times New Roman" w:hAnsi="Times New Roman"/>
+          <w:b w:val="0"/>
+          <w:i/>
+          <w:sz w:val="20"/>
+        </w:rPr>
+        <w:t xml:space="preserve"> </w:t>
+      </w:r>
+      <w:r>
+        <w:rPr>
+          <w:rFonts w:ascii="Times New Roman" w:hAnsi="Times New Roman"/>
           <w:b w:val="0"/>
           <w:i/>
           <w:sz w:val="20"/>
@@ -5081,16 +5437,16 @@
       </w:r>
       <w:r>
         <w:rPr>
-          <w:rFonts w:ascii="Georgia" w:hAnsi="Georgia"/>
-          <w:b w:val="0"/>
-          <w:i/>
-          <w:sz w:val="20"/>
-        </w:rPr>
-        <w:t xml:space="preserve"> </w:t>
-      </w:r>
-      <w:r>
-        <w:rPr>
-          <w:rFonts w:ascii="Georgia" w:hAnsi="Georgia"/>
+          <w:rFonts w:ascii="Times New Roman" w:hAnsi="Times New Roman"/>
+          <w:b w:val="0"/>
+          <w:i/>
+          <w:sz w:val="20"/>
+        </w:rPr>
+        <w:t xml:space="preserve"> </w:t>
+      </w:r>
+      <w:r>
+        <w:rPr>
+          <w:rFonts w:ascii="Times New Roman" w:hAnsi="Times New Roman"/>
           <w:b w:val="0"/>
           <w:bCs/>
           <w:i/>
@@ -5100,16 +5456,16 @@
       </w:r>
       <w:r>
         <w:rPr>
-          <w:rFonts w:ascii="Georgia" w:hAnsi="Georgia"/>
-          <w:b w:val="0"/>
-          <w:i/>
-          <w:sz w:val="20"/>
-        </w:rPr>
-        <w:t xml:space="preserve"> </w:t>
-      </w:r>
-      <w:r>
-        <w:rPr>
-          <w:rFonts w:ascii="Georgia" w:hAnsi="Georgia"/>
+          <w:rFonts w:ascii="Times New Roman" w:hAnsi="Times New Roman"/>
+          <w:b w:val="0"/>
+          <w:i/>
+          <w:sz w:val="20"/>
+        </w:rPr>
+        <w:t xml:space="preserve"> </w:t>
+      </w:r>
+      <w:r>
+        <w:rPr>
+          <w:rFonts w:ascii="Times New Roman" w:hAnsi="Times New Roman"/>
           <w:b w:val="0"/>
           <w:i/>
           <w:sz w:val="20"/>
@@ -5118,16 +5474,16 @@
       </w:r>
       <w:r>
         <w:rPr>
-          <w:rFonts w:ascii="Georgia" w:hAnsi="Georgia"/>
-          <w:b w:val="0"/>
-          <w:i/>
-          <w:sz w:val="20"/>
-        </w:rPr>
-        <w:t xml:space="preserve"> </w:t>
-      </w:r>
-      <w:r>
-        <w:rPr>
-          <w:rFonts w:ascii="Georgia" w:hAnsi="Georgia"/>
+          <w:rFonts w:ascii="Times New Roman" w:hAnsi="Times New Roman"/>
+          <w:b w:val="0"/>
+          <w:i/>
+          <w:sz w:val="20"/>
+        </w:rPr>
+        <w:t xml:space="preserve"> </w:t>
+      </w:r>
+      <w:r>
+        <w:rPr>
+          <w:rFonts w:ascii="Times New Roman" w:hAnsi="Times New Roman"/>
           <w:b w:val="0"/>
           <w:i/>
           <w:sz w:val="20"/>
@@ -5136,16 +5492,16 @@
       </w:r>
       <w:r>
         <w:rPr>
-          <w:rFonts w:ascii="Georgia" w:hAnsi="Georgia"/>
-          <w:b w:val="0"/>
-          <w:i/>
-          <w:sz w:val="20"/>
-        </w:rPr>
-        <w:t xml:space="preserve"> </w:t>
-      </w:r>
-      <w:r>
-        <w:rPr>
-          <w:rFonts w:ascii="Georgia" w:hAnsi="Georgia"/>
+          <w:rFonts w:ascii="Times New Roman" w:hAnsi="Times New Roman"/>
+          <w:b w:val="0"/>
+          <w:i/>
+          <w:sz w:val="20"/>
+        </w:rPr>
+        <w:t xml:space="preserve"> </w:t>
+      </w:r>
+      <w:r>
+        <w:rPr>
+          <w:rFonts w:ascii="Times New Roman" w:hAnsi="Times New Roman"/>
           <w:b w:val="0"/>
           <w:i/>
           <w:sz w:val="20"/>
@@ -5154,16 +5510,16 @@
       </w:r>
       <w:r>
         <w:rPr>
-          <w:rFonts w:ascii="Georgia" w:hAnsi="Georgia"/>
-          <w:b w:val="0"/>
-          <w:i/>
-          <w:sz w:val="20"/>
-        </w:rPr>
-        <w:t xml:space="preserve"> </w:t>
-      </w:r>
-      <w:r>
-        <w:rPr>
-          <w:rFonts w:ascii="Georgia" w:hAnsi="Georgia"/>
+          <w:rFonts w:ascii="Times New Roman" w:hAnsi="Times New Roman"/>
+          <w:b w:val="0"/>
+          <w:i/>
+          <w:sz w:val="20"/>
+        </w:rPr>
+        <w:t xml:space="preserve"> </w:t>
+      </w:r>
+      <w:r>
+        <w:rPr>
+          <w:rFonts w:ascii="Times New Roman" w:hAnsi="Times New Roman"/>
           <w:b w:val="0"/>
           <w:i/>
           <w:sz w:val="20"/>
@@ -5187,7 +5543,7 @@
       </w:pPr>
       <w:r>
         <w:rPr>
-          <w:rFonts w:ascii="Georgia" w:hAnsi="Georgia"/>
+          <w:rFonts w:ascii="Times New Roman" w:hAnsi="Times New Roman"/>
           <w:b w:val="0"/>
           <w:bCs/>
           <w:i/>
@@ -5197,7 +5553,7 @@
       </w:r>
       <w:r>
         <w:rPr>
-          <w:rFonts w:ascii="Georgia" w:hAnsi="Georgia"/>
+          <w:rFonts w:ascii="Times New Roman" w:hAnsi="Times New Roman"/>
           <w:b w:val="0"/>
           <w:bCs/>
           <w:i/>
@@ -5207,7 +5563,7 @@
       </w:r>
       <w:r>
         <w:rPr>
-          <w:rFonts w:ascii="Georgia" w:hAnsi="Georgia"/>
+          <w:rFonts w:ascii="Times New Roman" w:hAnsi="Times New Roman"/>
           <w:b w:val="0"/>
           <w:bCs/>
           <w:i/>
@@ -5217,34 +5573,70 @@
       </w:r>
       <w:r>
         <w:rPr>
-          <w:rFonts w:ascii="Georgia" w:hAnsi="Georgia"/>
-          <w:b w:val="0"/>
-          <w:i/>
-          <w:sz w:val="20"/>
-        </w:rPr>
-        <w:t xml:space="preserve"> </w:t>
-      </w:r>
-      <w:r>
-        <w:rPr>
-          <w:rFonts w:ascii="Georgia" w:hAnsi="Georgia"/>
-          <w:b w:val="0"/>
-          <w:i/>
-          <w:sz w:val="20"/>
-        </w:rPr>
-        <w:t xml:space="preserve">The framework transfers to</w:t>
-      </w:r>
-      <w:r>
-        <w:rPr>
-          <w:rFonts w:ascii="Georgia" w:hAnsi="Georgia"/>
-          <w:b w:val="0"/>
-          <w:i/>
-          <w:sz w:val="20"/>
-        </w:rPr>
-        <w:t xml:space="preserve"> </w:t>
-      </w:r>
-      <w:r>
-        <w:rPr>
-          <w:rFonts w:ascii="Georgia" w:hAnsi="Georgia"/>
+          <w:rFonts w:ascii="Times New Roman" w:hAnsi="Times New Roman"/>
+          <w:b w:val="0"/>
+          <w:i/>
+          <w:sz w:val="20"/>
+        </w:rPr>
+        <w:t xml:space="preserve"> </w:t>
+      </w:r>
+      <w:r>
+        <w:rPr>
+          <w:rFonts w:ascii="Times New Roman" w:hAnsi="Times New Roman"/>
+          <w:b w:val="0"/>
+          <w:i/>
+          <w:sz w:val="20"/>
+        </w:rPr>
+        <w:t xml:space="preserve">We frame this as a model-family transfer check rather than</w:t>
+      </w:r>
+      <w:r>
+        <w:rPr>
+          <w:rFonts w:ascii="Times New Roman" w:hAnsi="Times New Roman"/>
+          <w:b w:val="0"/>
+          <w:i/>
+          <w:sz w:val="20"/>
+        </w:rPr>
+        <w:t xml:space="preserve"> </w:t>
+      </w:r>
+      <w:r>
+        <w:rPr>
+          <w:rFonts w:ascii="Times New Roman" w:hAnsi="Times New Roman"/>
+          <w:b w:val="0"/>
+          <w:i/>
+          <w:sz w:val="20"/>
+        </w:rPr>
+        <w:t xml:space="preserve">a second demonstration of the decoupling: the same guides and operating</w:t>
+      </w:r>
+      <w:r>
+        <w:rPr>
+          <w:rFonts w:ascii="Times New Roman" w:hAnsi="Times New Roman"/>
+          <w:b w:val="0"/>
+          <w:i/>
+          <w:sz w:val="20"/>
+        </w:rPr>
+        <w:t xml:space="preserve"> </w:t>
+      </w:r>
+      <w:r>
+        <w:rPr>
+          <w:rFonts w:ascii="Times New Roman" w:hAnsi="Times New Roman"/>
+          <w:b w:val="0"/>
+          <w:i/>
+          <w:sz w:val="20"/>
+        </w:rPr>
+        <w:t xml:space="preserve">point run on</w:t>
+      </w:r>
+      <w:r>
+        <w:rPr>
+          <w:rFonts w:ascii="Times New Roman" w:hAnsi="Times New Roman"/>
+          <w:b w:val="0"/>
+          <w:i/>
+          <w:sz w:val="20"/>
+        </w:rPr>
+        <w:t xml:space="preserve"> </w:t>
+      </w:r>
+      <w:r>
+        <w:rPr>
+          <w:rFonts w:ascii="Times New Roman" w:hAnsi="Times New Roman"/>
           <w:b w:val="0"/>
           <w:bCs/>
           <w:i/>
@@ -5254,75 +5646,220 @@
       </w:r>
       <w:r>
         <w:rPr>
-          <w:rFonts w:ascii="Georgia" w:hAnsi="Georgia"/>
-          <w:b w:val="0"/>
-          <w:i/>
-          <w:sz w:val="20"/>
-        </w:rPr>
-        <w:t xml:space="preserve"> </w:t>
-      </w:r>
-      <w:r>
-        <w:rPr>
-          <w:rFonts w:ascii="Georgia" w:hAnsi="Georgia"/>
-          <w:b w:val="0"/>
-          <w:i/>
-          <w:sz w:val="20"/>
-        </w:rPr>
-        <w:t xml:space="preserve">(a different model family) with the</w:t>
-      </w:r>
-      <w:r>
-        <w:rPr>
-          <w:rFonts w:ascii="Georgia" w:hAnsi="Georgia"/>
-          <w:b w:val="0"/>
-          <w:i/>
-          <w:sz w:val="20"/>
-        </w:rPr>
-        <w:t xml:space="preserve"> </w:t>
-      </w:r>
-      <w:r>
-        <w:rPr>
-          <w:rFonts w:ascii="Georgia" w:hAnsi="Georgia"/>
-          <w:b w:val="0"/>
-          <w:i/>
-          <w:sz w:val="20"/>
-        </w:rPr>
-        <w:t xml:space="preserve">same guides and operating point, with fidelity and fluency in the same</w:t>
-      </w:r>
-      <w:r>
-        <w:rPr>
-          <w:rFonts w:ascii="Georgia" w:hAnsi="Georgia"/>
-          <w:b w:val="0"/>
-          <w:i/>
-          <w:sz w:val="20"/>
-        </w:rPr>
-        <w:t xml:space="preserve"> </w:t>
-      </w:r>
-      <w:r>
-        <w:rPr>
-          <w:rFonts w:ascii="Georgia" w:hAnsi="Georgia"/>
-          <w:b w:val="0"/>
-          <w:i/>
-          <w:sz w:val="20"/>
-        </w:rPr>
-        <w:t xml:space="preserve">range as the primary results; for multilingual base generators we add a</w:t>
-      </w:r>
-      <w:r>
-        <w:rPr>
-          <w:rFonts w:ascii="Georgia" w:hAnsi="Georgia"/>
-          <w:b w:val="0"/>
-          <w:i/>
-          <w:sz w:val="20"/>
-        </w:rPr>
-        <w:t xml:space="preserve"> </w:t>
-      </w:r>
-      <w:r>
-        <w:rPr>
-          <w:rFonts w:ascii="Georgia" w:hAnsi="Georgia"/>
-          <w:b w:val="0"/>
-          <w:i/>
-          <w:sz w:val="20"/>
-        </w:rPr>
-        <w:t xml:space="preserve">language-consistency constraint to the decoder (Section 3.6).</w:t>
+          <w:rFonts w:ascii="Times New Roman" w:hAnsi="Times New Roman"/>
+          <w:b w:val="0"/>
+          <w:i/>
+          <w:sz w:val="20"/>
+        </w:rPr>
+        <w:t xml:space="preserve"> </w:t>
+      </w:r>
+      <w:r>
+        <w:rPr>
+          <w:rFonts w:ascii="Times New Roman" w:hAnsi="Times New Roman"/>
+          <w:b w:val="0"/>
+          <w:i/>
+          <w:sz w:val="20"/>
+        </w:rPr>
+        <w:t xml:space="preserve">with source fidelity</w:t>
+      </w:r>
+      <w:r>
+        <w:rPr>
+          <w:rFonts w:ascii="Times New Roman" w:hAnsi="Times New Roman"/>
+          <w:b w:val="0"/>
+          <w:i/>
+          <w:sz w:val="20"/>
+        </w:rPr>
+        <w:t xml:space="preserve"> </w:t>
+      </w:r>
+      <w:r>
+        <w:rPr>
+          <w:rFonts w:ascii="Times New Roman" w:hAnsi="Times New Roman"/>
+          <w:b w:val="0"/>
+          <w:i/>
+          <w:sz w:val="20"/>
+        </w:rPr>
+        <w:t xml:space="preserve">and fluency preserved (BERTScore and perplexity at or better than the</w:t>
+      </w:r>
+      <w:r>
+        <w:rPr>
+          <w:rFonts w:ascii="Times New Roman" w:hAnsi="Times New Roman"/>
+          <w:b w:val="0"/>
+          <w:i/>
+          <w:sz w:val="20"/>
+        </w:rPr>
+        <w:t xml:space="preserve"> </w:t>
+      </w:r>
+      <w:r>
+        <w:rPr>
+          <w:rFonts w:ascii="Times New Roman" w:hAnsi="Times New Roman"/>
+          <w:b w:val="0"/>
+          <w:i/>
+          <w:sz w:val="20"/>
+        </w:rPr>
+        <w:t xml:space="preserve">Llama-3 configuration). The Table 12 tactic column now reports the</w:t>
+      </w:r>
+      <w:r>
+        <w:rPr>
+          <w:rFonts w:ascii="Times New Roman" w:hAnsi="Times New Roman"/>
+          <w:b w:val="0"/>
+          <w:i/>
+          <w:sz w:val="20"/>
+        </w:rPr>
+        <w:t xml:space="preserve"> </w:t>
+      </w:r>
+      <w:r>
+        <w:rPr>
+          <w:rFonts w:ascii="Times New Roman" w:hAnsi="Times New Roman"/>
+          <w:b w:val="0"/>
+          <w:bCs/>
+          <w:i/>
+          <w:sz w:val="20"/>
+        </w:rPr>
+        <w:t xml:space="preserve">independent LLM judge</w:t>
+      </w:r>
+      <w:r>
+        <w:rPr>
+          <w:rFonts w:ascii="Times New Roman" w:hAnsi="Times New Roman"/>
+          <w:b w:val="0"/>
+          <w:i/>
+          <w:sz w:val="20"/>
+        </w:rPr>
+        <w:t xml:space="preserve"> </w:t>
+      </w:r>
+      <w:r>
+        <w:rPr>
+          <w:rFonts w:ascii="Times New Roman" w:hAnsi="Times New Roman"/>
+          <w:b w:val="0"/>
+          <w:i/>
+          <w:sz w:val="20"/>
+        </w:rPr>
+        <w:t xml:space="preserve">(replacing the guide-based</w:t>
+      </w:r>
+      <w:r>
+        <w:rPr>
+          <w:rFonts w:ascii="Times New Roman" w:hAnsi="Times New Roman"/>
+          <w:b w:val="0"/>
+          <w:i/>
+          <w:sz w:val="20"/>
+        </w:rPr>
+        <w:t xml:space="preserve"> </w:t>
+      </w:r>
+      <w:r>
+        <w:rPr>
+          <w:rFonts w:ascii="Times New Roman" w:hAnsi="Times New Roman"/>
+          <w:b w:val="0"/>
+          <w:i/>
+          <w:sz w:val="20"/>
+        </w:rPr>
+        <w:t xml:space="preserve">circular score); on Qwen it is flat across cells (≈ 0.50), so the sharp</w:t>
+      </w:r>
+      <w:r>
+        <w:rPr>
+          <w:rFonts w:ascii="Times New Roman" w:hAnsi="Times New Roman"/>
+          <w:b w:val="0"/>
+          <w:i/>
+          <w:sz w:val="20"/>
+        </w:rPr>
+        <w:t xml:space="preserve"> </w:t>
+      </w:r>
+      <w:r>
+        <w:rPr>
+          <w:rFonts w:ascii="Times New Roman" w:hAnsi="Times New Roman"/>
+          <w:b w:val="0"/>
+          <w:i/>
+          <w:sz w:val="20"/>
+        </w:rPr>
+        <w:t xml:space="preserve">brake-induced drop seen under the circular score was an artifact, not a</w:t>
+      </w:r>
+      <w:r>
+        <w:rPr>
+          <w:rFonts w:ascii="Times New Roman" w:hAnsi="Times New Roman"/>
+          <w:b w:val="0"/>
+          <w:i/>
+          <w:sz w:val="20"/>
+        </w:rPr>
+        <w:t xml:space="preserve"> </w:t>
+      </w:r>
+      <w:r>
+        <w:rPr>
+          <w:rFonts w:ascii="Times New Roman" w:hAnsi="Times New Roman"/>
+          <w:b w:val="0"/>
+          <w:i/>
+          <w:sz w:val="20"/>
+        </w:rPr>
+        <w:t xml:space="preserve">real loss. Because Qwen's rewrites sit near the detector floor</w:t>
+      </w:r>
+      <w:r>
+        <w:rPr>
+          <w:rFonts w:ascii="Times New Roman" w:hAnsi="Times New Roman"/>
+          <w:b w:val="0"/>
+          <w:i/>
+          <w:sz w:val="20"/>
+        </w:rPr>
+        <w:t xml:space="preserve"> </w:t>
+      </w:r>
+      <w:r>
+        <w:rPr>
+          <w:rFonts w:ascii="Times New Roman" w:hAnsi="Times New Roman"/>
+          <w:b w:val="0"/>
+          <w:i/>
+          <w:sz w:val="20"/>
+        </w:rPr>
+        <w:t xml:space="preserve">throughout, the decoupling itself is established on the Llama results</w:t>
+      </w:r>
+      <w:r>
+        <w:rPr>
+          <w:rFonts w:ascii="Times New Roman" w:hAnsi="Times New Roman"/>
+          <w:b w:val="0"/>
+          <w:i/>
+          <w:sz w:val="20"/>
+        </w:rPr>
+        <w:t xml:space="preserve"> </w:t>
+      </w:r>
+      <w:r>
+        <w:rPr>
+          <w:rFonts w:ascii="Times New Roman" w:hAnsi="Times New Roman"/>
+          <w:b w:val="0"/>
+          <w:i/>
+          <w:sz w:val="20"/>
+        </w:rPr>
+        <w:t xml:space="preserve">(Table 7, Figure 7), not re-demonstrated here. For multilingual base</w:t>
+      </w:r>
+      <w:r>
+        <w:rPr>
+          <w:rFonts w:ascii="Times New Roman" w:hAnsi="Times New Roman"/>
+          <w:b w:val="0"/>
+          <w:i/>
+          <w:sz w:val="20"/>
+        </w:rPr>
+        <w:t xml:space="preserve"> </w:t>
+      </w:r>
+      <w:r>
+        <w:rPr>
+          <w:rFonts w:ascii="Times New Roman" w:hAnsi="Times New Roman"/>
+          <w:b w:val="0"/>
+          <w:i/>
+          <w:sz w:val="20"/>
+        </w:rPr>
+        <w:t xml:space="preserve">generators we add a language-consistency constraint to the decoder</w:t>
+      </w:r>
+      <w:r>
+        <w:rPr>
+          <w:rFonts w:ascii="Times New Roman" w:hAnsi="Times New Roman"/>
+          <w:b w:val="0"/>
+          <w:i/>
+          <w:sz w:val="20"/>
+        </w:rPr>
+        <w:t xml:space="preserve"> </w:t>
+      </w:r>
+      <w:r>
+        <w:rPr>
+          <w:rFonts w:ascii="Times New Roman" w:hAnsi="Times New Roman"/>
+          <w:b w:val="0"/>
+          <w:i/>
+          <w:sz w:val="20"/>
+        </w:rPr>
+        <w:t xml:space="preserve">(Section 3.6).</w:t>
       </w:r>
     </w:p>
     <w:p>
@@ -5341,7 +5878,7 @@
       </w:pPr>
       <w:r>
         <w:rPr>
-          <w:rFonts w:ascii="Georgia" w:hAnsi="Georgia"/>
+          <w:rFonts w:ascii="Times New Roman" w:hAnsi="Times New Roman"/>
           <w:b w:val="0"/>
           <w:bCs/>
           <w:i/>
@@ -5351,16 +5888,16 @@
       </w:r>
       <w:r>
         <w:rPr>
-          <w:rFonts w:ascii="Georgia" w:hAnsi="Georgia"/>
-          <w:b w:val="0"/>
-          <w:i/>
-          <w:sz w:val="20"/>
-        </w:rPr>
-        <w:t xml:space="preserve"> </w:t>
-      </w:r>
-      <w:r>
-        <w:rPr>
-          <w:rFonts w:ascii="Georgia" w:hAnsi="Georgia"/>
+          <w:rFonts w:ascii="Times New Roman" w:hAnsi="Times New Roman"/>
+          <w:b w:val="0"/>
+          <w:i/>
+          <w:sz w:val="20"/>
+        </w:rPr>
+        <w:t xml:space="preserve"> </w:t>
+      </w:r>
+      <w:r>
+        <w:rPr>
+          <w:rFonts w:ascii="Times New Roman" w:hAnsi="Times New Roman"/>
           <w:b w:val="0"/>
           <w:i/>
           <w:sz w:val="20"/>
@@ -5369,16 +5906,16 @@
       </w:r>
       <w:r>
         <w:rPr>
-          <w:rFonts w:ascii="Georgia" w:hAnsi="Georgia"/>
-          <w:b w:val="0"/>
-          <w:i/>
-          <w:sz w:val="20"/>
-        </w:rPr>
-        <w:t xml:space="preserve"> </w:t>
-      </w:r>
-      <w:r>
-        <w:rPr>
-          <w:rFonts w:ascii="Georgia" w:hAnsi="Georgia"/>
+          <w:rFonts w:ascii="Times New Roman" w:hAnsi="Times New Roman"/>
+          <w:b w:val="0"/>
+          <w:i/>
+          <w:sz w:val="20"/>
+        </w:rPr>
+        <w:t xml:space="preserve"> </w:t>
+      </w:r>
+      <w:r>
+        <w:rPr>
+          <w:rFonts w:ascii="Times New Roman" w:hAnsi="Times New Roman"/>
           <w:b w:val="0"/>
           <w:i/>
           <w:sz w:val="20"/>
@@ -5387,16 +5924,16 @@
       </w:r>
       <w:r>
         <w:rPr>
-          <w:rFonts w:ascii="Georgia" w:hAnsi="Georgia"/>
-          <w:b w:val="0"/>
-          <w:i/>
-          <w:sz w:val="20"/>
-        </w:rPr>
-        <w:t xml:space="preserve"> </w:t>
-      </w:r>
-      <w:r>
-        <w:rPr>
-          <w:rFonts w:ascii="Georgia" w:hAnsi="Georgia"/>
+          <w:rFonts w:ascii="Times New Roman" w:hAnsi="Times New Roman"/>
+          <w:b w:val="0"/>
+          <w:i/>
+          <w:sz w:val="20"/>
+        </w:rPr>
+        <w:t xml:space="preserve"> </w:t>
+      </w:r>
+      <w:r>
+        <w:rPr>
+          <w:rFonts w:ascii="Times New Roman" w:hAnsi="Times New Roman"/>
           <w:b w:val="0"/>
           <w:i/>
           <w:sz w:val="20"/>
@@ -5420,7 +5957,7 @@
       </w:pPr>
       <w:r>
         <w:rPr>
-          <w:rFonts w:ascii="Georgia" w:hAnsi="Georgia"/>
+          <w:rFonts w:ascii="Times New Roman" w:hAnsi="Times New Roman"/>
           <w:b w:val="0"/>
           <w:bCs/>
           <w:i/>
@@ -5430,16 +5967,16 @@
       </w:r>
       <w:r>
         <w:rPr>
-          <w:rFonts w:ascii="Georgia" w:hAnsi="Georgia"/>
-          <w:b w:val="0"/>
-          <w:i/>
-          <w:sz w:val="20"/>
-        </w:rPr>
-        <w:t xml:space="preserve"> </w:t>
-      </w:r>
-      <w:r>
-        <w:rPr>
-          <w:rFonts w:ascii="Georgia" w:hAnsi="Georgia"/>
+          <w:rFonts w:ascii="Times New Roman" w:hAnsi="Times New Roman"/>
+          <w:b w:val="0"/>
+          <w:i/>
+          <w:sz w:val="20"/>
+        </w:rPr>
+        <w:t xml:space="preserve"> </w:t>
+      </w:r>
+      <w:r>
+        <w:rPr>
+          <w:rFonts w:ascii="Times New Roman" w:hAnsi="Times New Roman"/>
           <w:b w:val="0"/>
           <w:i/>
           <w:sz w:val="20"/>
@@ -5448,16 +5985,16 @@
       </w:r>
       <w:r>
         <w:rPr>
-          <w:rFonts w:ascii="Georgia" w:hAnsi="Georgia"/>
-          <w:b w:val="0"/>
-          <w:i/>
-          <w:sz w:val="20"/>
-        </w:rPr>
-        <w:t xml:space="preserve"> </w:t>
-      </w:r>
-      <w:r>
-        <w:rPr>
-          <w:rFonts w:ascii="Georgia" w:hAnsi="Georgia"/>
+          <w:rFonts w:ascii="Times New Roman" w:hAnsi="Times New Roman"/>
+          <w:b w:val="0"/>
+          <w:i/>
+          <w:sz w:val="20"/>
+        </w:rPr>
+        <w:t xml:space="preserve"> </w:t>
+      </w:r>
+      <w:r>
+        <w:rPr>
+          <w:rFonts w:ascii="Times New Roman" w:hAnsi="Times New Roman"/>
           <w:b w:val="0"/>
           <w:i/>
           <w:sz w:val="20"/>
@@ -5466,16 +6003,16 @@
       </w:r>
       <w:r>
         <w:rPr>
-          <w:rFonts w:ascii="Georgia" w:hAnsi="Georgia"/>
-          <w:b w:val="0"/>
-          <w:i/>
-          <w:sz w:val="20"/>
-        </w:rPr>
-        <w:t xml:space="preserve"> </w:t>
-      </w:r>
-      <w:r>
-        <w:rPr>
-          <w:rFonts w:ascii="Georgia" w:hAnsi="Georgia"/>
+          <w:rFonts w:ascii="Times New Roman" w:hAnsi="Times New Roman"/>
+          <w:b w:val="0"/>
+          <w:i/>
+          <w:sz w:val="20"/>
+        </w:rPr>
+        <w:t xml:space="preserve"> </w:t>
+      </w:r>
+      <w:r>
+        <w:rPr>
+          <w:rFonts w:ascii="Times New Roman" w:hAnsi="Times New Roman"/>
           <w:b w:val="0"/>
           <w:i/>
           <w:sz w:val="20"/>
@@ -5484,16 +6021,16 @@
       </w:r>
       <w:r>
         <w:rPr>
-          <w:rFonts w:ascii="Georgia" w:hAnsi="Georgia"/>
-          <w:b w:val="0"/>
-          <w:i/>
-          <w:sz w:val="20"/>
-        </w:rPr>
-        <w:t xml:space="preserve"> </w:t>
-      </w:r>
-      <w:r>
-        <w:rPr>
-          <w:rFonts w:ascii="Georgia" w:hAnsi="Georgia"/>
+          <w:rFonts w:ascii="Times New Roman" w:hAnsi="Times New Roman"/>
+          <w:b w:val="0"/>
+          <w:i/>
+          <w:sz w:val="20"/>
+        </w:rPr>
+        <w:t xml:space="preserve"> </w:t>
+      </w:r>
+      <w:r>
+        <w:rPr>
+          <w:rFonts w:ascii="Times New Roman" w:hAnsi="Times New Roman"/>
           <w:b w:val="0"/>
           <w:i/>
           <w:sz w:val="20"/>
@@ -5517,7 +6054,7 @@
       </w:pPr>
       <w:r>
         <w:rPr>
-          <w:rFonts w:ascii="Georgia" w:hAnsi="Georgia"/>
+          <w:rFonts w:ascii="Times New Roman" w:hAnsi="Times New Roman"/>
           <w:b w:val="0"/>
           <w:bCs/>
           <w:i/>
@@ -5527,16 +6064,16 @@
       </w:r>
       <w:r>
         <w:rPr>
-          <w:rFonts w:ascii="Georgia" w:hAnsi="Georgia"/>
-          <w:b w:val="0"/>
-          <w:i/>
-          <w:sz w:val="20"/>
-        </w:rPr>
-        <w:t xml:space="preserve"> </w:t>
-      </w:r>
-      <w:r>
-        <w:rPr>
-          <w:rFonts w:ascii="Georgia" w:hAnsi="Georgia"/>
+          <w:rFonts w:ascii="Times New Roman" w:hAnsi="Times New Roman"/>
+          <w:b w:val="0"/>
+          <w:i/>
+          <w:sz w:val="20"/>
+        </w:rPr>
+        <w:t xml:space="preserve"> </w:t>
+      </w:r>
+      <w:r>
+        <w:rPr>
+          <w:rFonts w:ascii="Times New Roman" w:hAnsi="Times New Roman"/>
           <w:b w:val="0"/>
           <w:i/>
           <w:sz w:val="20"/>
@@ -5545,16 +6082,16 @@
       </w:r>
       <w:r>
         <w:rPr>
-          <w:rFonts w:ascii="Georgia" w:hAnsi="Georgia"/>
-          <w:b w:val="0"/>
-          <w:i/>
-          <w:sz w:val="20"/>
-        </w:rPr>
-        <w:t xml:space="preserve"> </w:t>
-      </w:r>
-      <w:r>
-        <w:rPr>
-          <w:rFonts w:ascii="Georgia" w:hAnsi="Georgia"/>
+          <w:rFonts w:ascii="Times New Roman" w:hAnsi="Times New Roman"/>
+          <w:b w:val="0"/>
+          <w:i/>
+          <w:sz w:val="20"/>
+        </w:rPr>
+        <w:t xml:space="preserve"> </w:t>
+      </w:r>
+      <w:r>
+        <w:rPr>
+          <w:rFonts w:ascii="Times New Roman" w:hAnsi="Times New Roman"/>
           <w:b w:val="0"/>
           <w:i/>
           <w:sz w:val="20"/>
@@ -5563,16 +6100,16 @@
       </w:r>
       <w:r>
         <w:rPr>
-          <w:rFonts w:ascii="Georgia" w:hAnsi="Georgia"/>
-          <w:b w:val="0"/>
-          <w:i/>
-          <w:sz w:val="20"/>
-        </w:rPr>
-        <w:t xml:space="preserve"> </w:t>
-      </w:r>
-      <w:r>
-        <w:rPr>
-          <w:rFonts w:ascii="Georgia" w:hAnsi="Georgia"/>
+          <w:rFonts w:ascii="Times New Roman" w:hAnsi="Times New Roman"/>
+          <w:b w:val="0"/>
+          <w:i/>
+          <w:sz w:val="20"/>
+        </w:rPr>
+        <w:t xml:space="preserve"> </w:t>
+      </w:r>
+      <w:r>
+        <w:rPr>
+          <w:rFonts w:ascii="Times New Roman" w:hAnsi="Times New Roman"/>
           <w:b w:val="0"/>
           <w:i/>
           <w:sz w:val="20"/>
@@ -5581,16 +6118,16 @@
       </w:r>
       <w:r>
         <w:rPr>
-          <w:rFonts w:ascii="Georgia" w:hAnsi="Georgia"/>
-          <w:b w:val="0"/>
-          <w:i/>
-          <w:sz w:val="20"/>
-        </w:rPr>
-        <w:t xml:space="preserve"> </w:t>
-      </w:r>
-      <w:r>
-        <w:rPr>
-          <w:rFonts w:ascii="Georgia" w:hAnsi="Georgia"/>
+          <w:rFonts w:ascii="Times New Roman" w:hAnsi="Times New Roman"/>
+          <w:b w:val="0"/>
+          <w:i/>
+          <w:sz w:val="20"/>
+        </w:rPr>
+        <w:t xml:space="preserve"> </w:t>
+      </w:r>
+      <w:r>
+        <w:rPr>
+          <w:rFonts w:ascii="Times New Roman" w:hAnsi="Times New Roman"/>
           <w:b w:val="0"/>
           <w:i/>
           <w:sz w:val="20"/>
@@ -5614,7 +6151,7 @@
       </w:pPr>
       <w:r>
         <w:rPr>
-          <w:rFonts w:ascii="Georgia" w:hAnsi="Georgia"/>
+          <w:rFonts w:ascii="Times New Roman" w:hAnsi="Times New Roman"/>
           <w:b w:val="0"/>
           <w:bCs/>
           <w:i/>
@@ -5624,16 +6161,16 @@
       </w:r>
       <w:r>
         <w:rPr>
-          <w:rFonts w:ascii="Georgia" w:hAnsi="Georgia"/>
-          <w:b w:val="0"/>
-          <w:i/>
-          <w:sz w:val="20"/>
-        </w:rPr>
-        <w:t xml:space="preserve"> </w:t>
-      </w:r>
-      <w:r>
-        <w:rPr>
-          <w:rFonts w:ascii="Georgia" w:hAnsi="Georgia"/>
+          <w:rFonts w:ascii="Times New Roman" w:hAnsi="Times New Roman"/>
+          <w:b w:val="0"/>
+          <w:i/>
+          <w:sz w:val="20"/>
+        </w:rPr>
+        <w:t xml:space="preserve"> </w:t>
+      </w:r>
+      <w:r>
+        <w:rPr>
+          <w:rFonts w:ascii="Times New Roman" w:hAnsi="Times New Roman"/>
           <w:b w:val="0"/>
           <w:i/>
           <w:sz w:val="20"/>
@@ -5642,16 +6179,16 @@
       </w:r>
       <w:r>
         <w:rPr>
-          <w:rFonts w:ascii="Georgia" w:hAnsi="Georgia"/>
-          <w:b w:val="0"/>
-          <w:i/>
-          <w:sz w:val="20"/>
-        </w:rPr>
-        <w:t xml:space="preserve"> </w:t>
-      </w:r>
-      <w:r>
-        <w:rPr>
-          <w:rFonts w:ascii="Georgia" w:hAnsi="Georgia"/>
+          <w:rFonts w:ascii="Times New Roman" w:hAnsi="Times New Roman"/>
+          <w:b w:val="0"/>
+          <w:i/>
+          <w:sz w:val="20"/>
+        </w:rPr>
+        <w:t xml:space="preserve"> </w:t>
+      </w:r>
+      <w:r>
+        <w:rPr>
+          <w:rFonts w:ascii="Times New Roman" w:hAnsi="Times New Roman"/>
           <w:b w:val="0"/>
           <w:i/>
           <w:sz w:val="20"/>
@@ -5660,16 +6197,16 @@
       </w:r>
       <w:r>
         <w:rPr>
-          <w:rFonts w:ascii="Georgia" w:hAnsi="Georgia"/>
-          <w:b w:val="0"/>
-          <w:i/>
-          <w:sz w:val="20"/>
-        </w:rPr>
-        <w:t xml:space="preserve"> </w:t>
-      </w:r>
-      <w:r>
-        <w:rPr>
-          <w:rFonts w:ascii="Georgia" w:hAnsi="Georgia"/>
+          <w:rFonts w:ascii="Times New Roman" w:hAnsi="Times New Roman"/>
+          <w:b w:val="0"/>
+          <w:i/>
+          <w:sz w:val="20"/>
+        </w:rPr>
+        <w:t xml:space="preserve"> </w:t>
+      </w:r>
+      <w:r>
+        <w:rPr>
+          <w:rFonts w:ascii="Times New Roman" w:hAnsi="Times New Roman"/>
           <w:b w:val="0"/>
           <w:i/>
           <w:sz w:val="20"/>
@@ -5678,16 +6215,16 @@
       </w:r>
       <w:r>
         <w:rPr>
-          <w:rFonts w:ascii="Georgia" w:hAnsi="Georgia"/>
-          <w:b w:val="0"/>
-          <w:i/>
-          <w:sz w:val="20"/>
-        </w:rPr>
-        <w:t xml:space="preserve"> </w:t>
-      </w:r>
-      <w:r>
-        <w:rPr>
-          <w:rFonts w:ascii="Georgia" w:hAnsi="Georgia"/>
+          <w:rFonts w:ascii="Times New Roman" w:hAnsi="Times New Roman"/>
+          <w:b w:val="0"/>
+          <w:i/>
+          <w:sz w:val="20"/>
+        </w:rPr>
+        <w:t xml:space="preserve"> </w:t>
+      </w:r>
+      <w:r>
+        <w:rPr>
+          <w:rFonts w:ascii="Times New Roman" w:hAnsi="Times New Roman"/>
           <w:b w:val="0"/>
           <w:i/>
           <w:sz w:val="20"/>
@@ -5711,7 +6248,7 @@
       </w:pPr>
       <w:r>
         <w:rPr>
-          <w:rFonts w:ascii="Georgia" w:hAnsi="Georgia"/>
+          <w:rFonts w:ascii="Times New Roman" w:hAnsi="Times New Roman"/>
           <w:b w:val="0"/>
           <w:bCs/>
           <w:i/>
@@ -5721,16 +6258,16 @@
       </w:r>
       <w:r>
         <w:rPr>
-          <w:rFonts w:ascii="Georgia" w:hAnsi="Georgia"/>
-          <w:b w:val="0"/>
-          <w:i/>
-          <w:sz w:val="20"/>
-        </w:rPr>
-        <w:t xml:space="preserve"> </w:t>
-      </w:r>
-      <w:r>
-        <w:rPr>
-          <w:rFonts w:ascii="Georgia" w:hAnsi="Georgia"/>
+          <w:rFonts w:ascii="Times New Roman" w:hAnsi="Times New Roman"/>
+          <w:b w:val="0"/>
+          <w:i/>
+          <w:sz w:val="20"/>
+        </w:rPr>
+        <w:t xml:space="preserve"> </w:t>
+      </w:r>
+      <w:r>
+        <w:rPr>
+          <w:rFonts w:ascii="Times New Roman" w:hAnsi="Times New Roman"/>
           <w:b w:val="0"/>
           <w:i/>
           <w:sz w:val="20"/>
@@ -5739,16 +6276,16 @@
       </w:r>
       <w:r>
         <w:rPr>
-          <w:rFonts w:ascii="Georgia" w:hAnsi="Georgia"/>
-          <w:b w:val="0"/>
-          <w:i/>
-          <w:sz w:val="20"/>
-        </w:rPr>
-        <w:t xml:space="preserve"> </w:t>
-      </w:r>
-      <w:r>
-        <w:rPr>
-          <w:rFonts w:ascii="Georgia" w:hAnsi="Georgia"/>
+          <w:rFonts w:ascii="Times New Roman" w:hAnsi="Times New Roman"/>
+          <w:b w:val="0"/>
+          <w:i/>
+          <w:sz w:val="20"/>
+        </w:rPr>
+        <w:t xml:space="preserve"> </w:t>
+      </w:r>
+      <w:r>
+        <w:rPr>
+          <w:rFonts w:ascii="Times New Roman" w:hAnsi="Times New Roman"/>
           <w:b w:val="0"/>
           <w:i/>
           <w:sz w:val="20"/>
@@ -5757,16 +6294,16 @@
       </w:r>
       <w:r>
         <w:rPr>
-          <w:rFonts w:ascii="Georgia" w:hAnsi="Georgia"/>
-          <w:b w:val="0"/>
-          <w:i/>
-          <w:sz w:val="20"/>
-        </w:rPr>
-        <w:t xml:space="preserve"> </w:t>
-      </w:r>
-      <w:r>
-        <w:rPr>
-          <w:rFonts w:ascii="Georgia" w:hAnsi="Georgia"/>
+          <w:rFonts w:ascii="Times New Roman" w:hAnsi="Times New Roman"/>
+          <w:b w:val="0"/>
+          <w:i/>
+          <w:sz w:val="20"/>
+        </w:rPr>
+        <w:t xml:space="preserve"> </w:t>
+      </w:r>
+      <w:r>
+        <w:rPr>
+          <w:rFonts w:ascii="Times New Roman" w:hAnsi="Times New Roman"/>
           <w:b w:val="0"/>
           <w:i/>
           <w:sz w:val="20"/>
@@ -5790,7 +6327,7 @@
       </w:pPr>
       <w:r>
         <w:rPr>
-          <w:rFonts w:ascii="Georgia" w:hAnsi="Georgia"/>
+          <w:rFonts w:ascii="Times New Roman" w:hAnsi="Times New Roman"/>
           <w:b w:val="0"/>
           <w:bCs/>
           <w:i/>
@@ -5800,16 +6337,16 @@
       </w:r>
       <w:r>
         <w:rPr>
-          <w:rFonts w:ascii="Georgia" w:hAnsi="Georgia"/>
-          <w:b w:val="0"/>
-          <w:i/>
-          <w:sz w:val="20"/>
-        </w:rPr>
-        <w:t xml:space="preserve"> </w:t>
-      </w:r>
-      <w:r>
-        <w:rPr>
-          <w:rFonts w:ascii="Georgia" w:hAnsi="Georgia"/>
+          <w:rFonts w:ascii="Times New Roman" w:hAnsi="Times New Roman"/>
+          <w:b w:val="0"/>
+          <w:i/>
+          <w:sz w:val="20"/>
+        </w:rPr>
+        <w:t xml:space="preserve"> </w:t>
+      </w:r>
+      <w:r>
+        <w:rPr>
+          <w:rFonts w:ascii="Times New Roman" w:hAnsi="Times New Roman"/>
           <w:b w:val="0"/>
           <w:i/>
           <w:sz w:val="20"/>
@@ -5818,16 +6355,16 @@
       </w:r>
       <w:r>
         <w:rPr>
-          <w:rFonts w:ascii="Georgia" w:hAnsi="Georgia"/>
-          <w:b w:val="0"/>
-          <w:i/>
-          <w:sz w:val="20"/>
-        </w:rPr>
-        <w:t xml:space="preserve"> </w:t>
-      </w:r>
-      <w:r>
-        <w:rPr>
-          <w:rFonts w:ascii="Georgia" w:hAnsi="Georgia"/>
+          <w:rFonts w:ascii="Times New Roman" w:hAnsi="Times New Roman"/>
+          <w:b w:val="0"/>
+          <w:i/>
+          <w:sz w:val="20"/>
+        </w:rPr>
+        <w:t xml:space="preserve"> </w:t>
+      </w:r>
+      <w:r>
+        <w:rPr>
+          <w:rFonts w:ascii="Times New Roman" w:hAnsi="Times New Roman"/>
           <w:b w:val="0"/>
           <w:i/>
           <w:sz w:val="20"/>
@@ -5836,16 +6373,16 @@
       </w:r>
       <w:r>
         <w:rPr>
-          <w:rFonts w:ascii="Georgia" w:hAnsi="Georgia"/>
-          <w:b w:val="0"/>
-          <w:i/>
-          <w:sz w:val="20"/>
-        </w:rPr>
-        <w:t xml:space="preserve"> </w:t>
-      </w:r>
-      <w:r>
-        <w:rPr>
-          <w:rFonts w:ascii="Georgia" w:hAnsi="Georgia"/>
+          <w:rFonts w:ascii="Times New Roman" w:hAnsi="Times New Roman"/>
+          <w:b w:val="0"/>
+          <w:i/>
+          <w:sz w:val="20"/>
+        </w:rPr>
+        <w:t xml:space="preserve"> </w:t>
+      </w:r>
+      <w:r>
+        <w:rPr>
+          <w:rFonts w:ascii="Times New Roman" w:hAnsi="Times New Roman"/>
           <w:b w:val="0"/>
           <w:i/>
           <w:sz w:val="20"/>
@@ -5864,7 +6401,7 @@
       </w:pPr>
       <w:r>
         <w:rPr>
-          <w:rFonts w:ascii="Georgia" w:hAnsi="Georgia"/>
+          <w:rFonts w:ascii="Times New Roman" w:hAnsi="Times New Roman"/>
           <w:b/>
           <w:i w:val="0"/>
           <w:sz w:val="24"/>
@@ -5873,7 +6410,7 @@
       </w:r>
       <w:r>
         <w:rPr>
-          <w:rFonts w:ascii="Georgia" w:hAnsi="Georgia"/>
+          <w:rFonts w:ascii="Times New Roman" w:hAnsi="Times New Roman"/>
           <w:b/>
           <w:i w:val="0"/>
           <w:sz w:val="24"/>
@@ -5882,7 +6419,7 @@
       </w:r>
       <w:r>
         <w:rPr>
-          <w:rFonts w:ascii="Georgia" w:hAnsi="Georgia"/>
+          <w:rFonts w:ascii="Times New Roman" w:hAnsi="Times New Roman"/>
           <w:b/>
           <w:i w:val="0"/>
           <w:sz w:val="24"/>
@@ -5891,7 +6428,7 @@
       </w:r>
       <w:r>
         <w:rPr>
-          <w:rFonts w:ascii="Georgia" w:hAnsi="Georgia"/>
+          <w:rFonts w:ascii="Times New Roman" w:hAnsi="Times New Roman"/>
           <w:b/>
           <w:i w:val="0"/>
           <w:sz w:val="24"/>
@@ -5900,7 +6437,7 @@
       </w:r>
       <w:r>
         <w:rPr>
-          <w:rFonts w:ascii="Georgia" w:hAnsi="Georgia"/>
+          <w:rFonts w:ascii="Times New Roman" w:hAnsi="Times New Roman"/>
           <w:b/>
           <w:i w:val="0"/>
           <w:sz w:val="24"/>
@@ -5919,7 +6456,7 @@
       </w:pPr>
       <w:r>
         <w:rPr>
-          <w:rFonts w:ascii="Georgia" w:hAnsi="Georgia"/>
+          <w:rFonts w:ascii="Times New Roman" w:hAnsi="Times New Roman"/>
           <w:b w:val="0"/>
           <w:i/>
           <w:sz w:val="20"/>
@@ -5953,7 +6490,7 @@
     </w:pPr>
     <w:r>
       <w:rPr>
-        <w:rFonts w:ascii="Georgia" w:hAnsi="Georgia"/>
+        <w:rFonts w:ascii="Times New Roman" w:hAnsi="Times New Roman"/>
         <w:sz w:val="20"/>
       </w:rPr>
       <w:fldChar w:fldCharType="begin"/>
@@ -6653,7 +7190,7 @@
       <w:spacing w:after="0" w:before="0" w:line="276" w:lineRule="auto"/>
     </w:pPr>
     <w:rPr>
-      <w:rFonts w:ascii="Georgia" w:hAnsi="Georgia"/>
+      <w:rFonts w:ascii="Times New Roman" w:hAnsi="Times New Roman"/>
       <w:b w:val="0"/>
       <w:i w:val="0"/>
       <w:sz w:val="22"/>
@@ -6718,7 +7255,7 @@
       <w:outlineLvl w:val="0"/>
     </w:pPr>
     <w:rPr>
-      <w:rFonts w:ascii="Georgia" w:asciiTheme="majorHAnsi" w:cstheme="majorBidi" w:eastAsiaTheme="majorEastAsia" w:hAnsi="Georgia" w:hAnsiTheme="majorHAnsi"/>
+      <w:rFonts w:ascii="Times New Roman" w:asciiTheme="majorHAnsi" w:cstheme="majorBidi" w:eastAsiaTheme="majorEastAsia" w:hAnsi="Times New Roman" w:hAnsiTheme="majorHAnsi"/>
       <w:b/>
       <w:bCs/>
       <w:i w:val="0"/>
@@ -6743,7 +7280,7 @@
       <w:outlineLvl w:val="1"/>
     </w:pPr>
     <w:rPr>
-      <w:rFonts w:ascii="Georgia" w:asciiTheme="majorHAnsi" w:cstheme="majorBidi" w:eastAsiaTheme="majorEastAsia" w:hAnsi="Georgia" w:hAnsiTheme="majorHAnsi"/>
+      <w:rFonts w:ascii="Times New Roman" w:asciiTheme="majorHAnsi" w:cstheme="majorBidi" w:eastAsiaTheme="majorEastAsia" w:hAnsi="Times New Roman" w:hAnsiTheme="majorHAnsi"/>
       <w:b/>
       <w:bCs/>
       <w:i w:val="0"/>
@@ -6768,7 +7305,7 @@
       <w:outlineLvl w:val="2"/>
     </w:pPr>
     <w:rPr>
-      <w:rFonts w:ascii="Georgia" w:asciiTheme="majorHAnsi" w:cstheme="majorBidi" w:eastAsiaTheme="majorEastAsia" w:hAnsi="Georgia" w:hAnsiTheme="majorHAnsi"/>
+      <w:rFonts w:ascii="Times New Roman" w:asciiTheme="majorHAnsi" w:cstheme="majorBidi" w:eastAsiaTheme="majorEastAsia" w:hAnsi="Times New Roman" w:hAnsiTheme="majorHAnsi"/>
       <w:b/>
       <w:bCs/>
       <w:i w:val="0"/>
@@ -7013,7 +7550,7 @@
       <w:jc w:val="center"/>
     </w:pPr>
     <w:rPr>
-      <w:rFonts w:ascii="Georgia" w:asciiTheme="majorHAnsi" w:cstheme="majorBidi" w:eastAsiaTheme="majorEastAsia" w:hAnsi="Georgia" w:hAnsiTheme="majorHAnsi"/>
+      <w:rFonts w:ascii="Times New Roman" w:asciiTheme="majorHAnsi" w:cstheme="majorBidi" w:eastAsiaTheme="majorEastAsia" w:hAnsi="Times New Roman" w:hAnsiTheme="majorHAnsi"/>
       <w:b/>
       <w:i w:val="0"/>
       <w:color w:themeColor="text2" w:themeShade="BF" w:val="17365D"/>
@@ -7055,7 +7592,7 @@
       <w:jc w:val="center"/>
     </w:pPr>
     <w:rPr>
-      <w:rFonts w:ascii="Georgia" w:asciiTheme="majorHAnsi" w:cstheme="majorBidi" w:eastAsiaTheme="majorEastAsia" w:hAnsi="Georgia" w:hAnsiTheme="majorHAnsi"/>
+      <w:rFonts w:ascii="Times New Roman" w:asciiTheme="majorHAnsi" w:cstheme="majorBidi" w:eastAsiaTheme="majorEastAsia" w:hAnsi="Times New Roman" w:hAnsiTheme="majorHAnsi"/>
       <w:b w:val="0"/>
       <w:i w:val="0"/>
       <w:iCs/>
@@ -7106,7 +7643,7 @@
       <w:jc w:val="both"/>
     </w:pPr>
     <w:rPr>
-      <w:rFonts w:ascii="Georgia" w:hAnsi="Georgia"/>
+      <w:rFonts w:ascii="Times New Roman" w:hAnsi="Times New Roman"/>
       <w:b w:val="0"/>
       <w:i w:val="0"/>
       <w:sz w:val="22"/>
@@ -18372,7 +18909,7 @@
       <w:jc w:val="both"/>
     </w:pPr>
     <w:rPr>
-      <w:rFonts w:ascii="Georgia" w:hAnsi="Georgia"/>
+      <w:rFonts w:ascii="Times New Roman" w:hAnsi="Times New Roman"/>
       <w:b w:val="0"/>
       <w:i w:val="0"/>
       <w:sz w:val="22"/>
@@ -18388,7 +18925,7 @@
       <w:jc w:val="both"/>
     </w:pPr>
     <w:rPr>
-      <w:rFonts w:ascii="Georgia" w:hAnsi="Georgia"/>
+      <w:rFonts w:ascii="Times New Roman" w:hAnsi="Times New Roman"/>
       <w:b w:val="0"/>
       <w:i w:val="0"/>
       <w:sz w:val="22"/>
@@ -18404,7 +18941,7 @@
       <w:jc w:val="center"/>
     </w:pPr>
     <w:rPr>
-      <w:rFonts w:ascii="Georgia" w:hAnsi="Georgia"/>
+      <w:rFonts w:ascii="Times New Roman" w:hAnsi="Times New Roman"/>
       <w:b/>
       <w:i w:val="0"/>
       <w:sz w:val="22"/>
@@ -18420,7 +18957,7 @@
       <w:jc w:val="both"/>
     </w:pPr>
     <w:rPr>
-      <w:rFonts w:ascii="Georgia" w:hAnsi="Georgia"/>
+      <w:rFonts w:ascii="Times New Roman" w:hAnsi="Times New Roman"/>
       <w:b w:val="0"/>
       <w:i w:val="0"/>
       <w:sz w:val="22"/>
@@ -18435,7 +18972,7 @@
       <w:jc w:val="center"/>
     </w:pPr>
     <w:rPr>
-      <w:rFonts w:ascii="Georgia" w:hAnsi="Georgia"/>
+      <w:rFonts w:ascii="Times New Roman" w:hAnsi="Times New Roman"/>
       <w:b w:val="0"/>
       <w:i/>
       <w:sz w:val="19"/>
@@ -18450,7 +18987,7 @@
       <w:jc w:val="center"/>
     </w:pPr>
     <w:rPr>
-      <w:rFonts w:ascii="Georgia" w:hAnsi="Georgia"/>
+      <w:rFonts w:ascii="Times New Roman" w:hAnsi="Times New Roman"/>
       <w:b w:val="0"/>
       <w:i/>
       <w:sz w:val="19"/>
@@ -18464,7 +19001,7 @@
       <w:spacing w:after="120" w:before="240"/>
     </w:pPr>
     <w:rPr>
-      <w:rFonts w:ascii="Georgia" w:hAnsi="Georgia"/>
+      <w:rFonts w:ascii="Times New Roman" w:hAnsi="Times New Roman"/>
       <w:b/>
       <w:i w:val="0"/>
       <w:sz w:val="28"/>
@@ -18480,7 +19017,7 @@
       <w:jc w:val="left"/>
     </w:pPr>
     <w:rPr>
-      <w:rFonts w:ascii="Georgia" w:hAnsi="Georgia"/>
+      <w:rFonts w:ascii="Times New Roman" w:hAnsi="Times New Roman"/>
       <w:b w:val="0"/>
       <w:i w:val="0"/>
       <w:sz w:val="20"/>

--- a/docs/editor_response_letter.docx
+++ b/docs/editor_response_letter.docx
@@ -5524,7 +5524,202 @@
           <w:i/>
           <w:sz w:val="20"/>
         </w:rPr>
-        <w:t xml:space="preserve">register.</w:t>
+        <w:t xml:space="preserve">register. Because those source headlines are drawn from the Chakraborty</w:t>
+      </w:r>
+      <w:r>
+        <w:rPr>
+          <w:rFonts w:ascii="Times New Roman" w:hAnsi="Times New Roman"/>
+          <w:b w:val="0"/>
+          <w:i/>
+          <w:sz w:val="20"/>
+        </w:rPr>
+        <w:t xml:space="preserve"> </w:t>
+      </w:r>
+      <w:r>
+        <w:rPr>
+          <w:rFonts w:ascii="Times New Roman" w:hAnsi="Times New Roman"/>
+          <w:b w:val="0"/>
+          <w:i/>
+          <w:sz w:val="20"/>
+        </w:rPr>
+        <w:t xml:space="preserve">corpus on which the DistilBERT evaluator was trained, we further</w:t>
+      </w:r>
+      <w:r>
+        <w:rPr>
+          <w:rFonts w:ascii="Times New Roman" w:hAnsi="Times New Roman"/>
+          <w:b w:val="0"/>
+          <w:i/>
+          <w:sz w:val="20"/>
+        </w:rPr>
+        <w:t xml:space="preserve"> </w:t>
+      </w:r>
+      <w:r>
+        <w:rPr>
+          <w:rFonts w:ascii="Times New Roman" w:hAnsi="Times New Roman"/>
+          <w:b w:val="0"/>
+          <w:i/>
+          <w:sz w:val="20"/>
+        </w:rPr>
+        <w:t xml:space="preserve">retrained the detector</w:t>
+      </w:r>
+      <w:r>
+        <w:rPr>
+          <w:rFonts w:ascii="Times New Roman" w:hAnsi="Times New Roman"/>
+          <w:b w:val="0"/>
+          <w:i/>
+          <w:sz w:val="20"/>
+        </w:rPr>
+        <w:t xml:space="preserve"> </w:t>
+      </w:r>
+      <w:r>
+        <w:rPr>
+          <w:rFonts w:ascii="Times New Roman" w:hAnsi="Times New Roman"/>
+          <w:b w:val="0"/>
+          <w:bCs/>
+          <w:i/>
+          <w:sz w:val="20"/>
+        </w:rPr>
+        <w:t xml:space="preserve">from scratch with those 150 sources</w:t>
+      </w:r>
+      <w:r>
+        <w:rPr>
+          <w:rFonts w:ascii="Times New Roman" w:hAnsi="Times New Roman"/>
+          <w:b w:val="0"/>
+          <w:bCs/>
+          <w:i/>
+          <w:sz w:val="20"/>
+        </w:rPr>
+        <w:t xml:space="preserve"> </w:t>
+      </w:r>
+      <w:r>
+        <w:rPr>
+          <w:rFonts w:ascii="Times New Roman" w:hAnsi="Times New Roman"/>
+          <w:b w:val="0"/>
+          <w:bCs/>
+          <w:i/>
+          <w:sz w:val="20"/>
+        </w:rPr>
+        <w:t xml:space="preserve">excluded</w:t>
+      </w:r>
+      <w:r>
+        <w:rPr>
+          <w:rFonts w:ascii="Times New Roman" w:hAnsi="Times New Roman"/>
+          <w:b w:val="0"/>
+          <w:i/>
+          <w:sz w:val="20"/>
+        </w:rPr>
+        <w:t xml:space="preserve"> </w:t>
+      </w:r>
+      <w:r>
+        <w:rPr>
+          <w:rFonts w:ascii="Times New Roman" w:hAnsi="Times New Roman"/>
+          <w:b w:val="0"/>
+          <w:i/>
+          <w:sz w:val="20"/>
+        </w:rPr>
+        <w:t xml:space="preserve">(held-out accuracy 0.99) and re-scored the rewrites:</w:t>
+      </w:r>
+      <w:r>
+        <w:rPr>
+          <w:rFonts w:ascii="Times New Roman" w:hAnsi="Times New Roman"/>
+          <w:b w:val="0"/>
+          <w:i/>
+          <w:sz w:val="20"/>
+        </w:rPr>
+        <w:t xml:space="preserve"> </w:t>
+      </w:r>
+      <w:r>
+        <w:rPr>
+          <w:rFonts w:ascii="Times New Roman" w:hAnsi="Times New Roman"/>
+          <w:b w:val="0"/>
+          <w:i/>
+          <w:sz w:val="20"/>
+        </w:rPr>
+        <w:t xml:space="preserve">the brake still lowers induced clickbait (0.031 → 0.025 with engagement,</w:t>
+      </w:r>
+      <w:r>
+        <w:rPr>
+          <w:rFonts w:ascii="Times New Roman" w:hAnsi="Times New Roman"/>
+          <w:b w:val="0"/>
+          <w:i/>
+          <w:sz w:val="20"/>
+        </w:rPr>
+        <w:t xml:space="preserve"> </w:t>
+      </w:r>
+      <w:r>
+        <w:rPr>
+          <w:rFonts w:ascii="Times New Roman" w:hAnsi="Times New Roman"/>
+          <w:b w:val="0"/>
+          <w:i/>
+          <w:sz w:val="20"/>
+        </w:rPr>
+        <w:t xml:space="preserve">0.017 → 0.011 without) and engagement still raises it (0.017 → 0.031),</w:t>
+      </w:r>
+      <w:r>
+        <w:rPr>
+          <w:rFonts w:ascii="Times New Roman" w:hAnsi="Times New Roman"/>
+          <w:b w:val="0"/>
+          <w:i/>
+          <w:sz w:val="20"/>
+        </w:rPr>
+        <w:t xml:space="preserve"> </w:t>
+      </w:r>
+      <w:r>
+        <w:rPr>
+          <w:rFonts w:ascii="Times New Roman" w:hAnsi="Times New Roman"/>
+          <w:b w:val="0"/>
+          <w:i/>
+          <w:sz w:val="20"/>
+        </w:rPr>
+        <w:t xml:space="preserve">so the directional effect is</w:t>
+      </w:r>
+      <w:r>
+        <w:rPr>
+          <w:rFonts w:ascii="Times New Roman" w:hAnsi="Times New Roman"/>
+          <w:b w:val="0"/>
+          <w:i/>
+          <w:sz w:val="20"/>
+        </w:rPr>
+        <w:t xml:space="preserve"> </w:t>
+      </w:r>
+      <w:r>
+        <w:rPr>
+          <w:rFonts w:ascii="Times New Roman" w:hAnsi="Times New Roman"/>
+          <w:b w:val="0"/>
+          <w:bCs/>
+          <w:i/>
+          <w:sz w:val="20"/>
+        </w:rPr>
+        <w:t xml:space="preserve">not an artifact of source leakage</w:t>
+      </w:r>
+      <w:r>
+        <w:rPr>
+          <w:rFonts w:ascii="Times New Roman" w:hAnsi="Times New Roman"/>
+          <w:b w:val="0"/>
+          <w:bCs/>
+          <w:i/>
+          <w:sz w:val="20"/>
+        </w:rPr>
+        <w:t xml:space="preserve"> </w:t>
+      </w:r>
+      <w:r>
+        <w:rPr>
+          <w:rFonts w:ascii="Times New Roman" w:hAnsi="Times New Roman"/>
+          <w:b w:val="0"/>
+          <w:bCs/>
+          <w:i/>
+          <w:sz w:val="20"/>
+        </w:rPr>
+        <w:t xml:space="preserve">into the evaluator</w:t>
+      </w:r>
+      <w:r>
+        <w:rPr>
+          <w:rFonts w:ascii="Times New Roman" w:hAnsi="Times New Roman"/>
+          <w:b w:val="0"/>
+          <w:i/>
+          <w:sz w:val="20"/>
+        </w:rPr>
+        <w:t xml:space="preserve">.</w:t>
       </w:r>
     </w:p>
     <w:p>
